--- a/downloads/workbook/ai-2-week-15.docx
+++ b/downloads/workbook/ai-2-week-15.docx
@@ -1328,6 +1328,178 @@
         <w:t>Project connection: Choose recommender questions that distinguish feasible options, documenting the decision criterion rather than asking unnecessary personal details.</w:t>
       </w:r>
     </w:p>
+    <w:p>
+      <w:pPr>
+        <w:pStyle w:val="Heading1"/>
+      </w:pPr>
+      <w:r>
+        <w:t>19. Project portfolio milestone</w:t>
+      </w:r>
+    </w:p>
+    <w:p>
+      <w:r>
+        <w:t>Project: Transparent Book Recommender</w:t>
+      </w:r>
+    </w:p>
+    <w:p>
+      <w:r>
+        <w:t>Current milestone: Test changed cases. Keep normal, boundary and failure cases; compare expected and observed results.</w:t>
+      </w:r>
+    </w:p>
+    <w:p>
+      <w:r>
+        <w:t>Choose recommender questions that distinguish feasible options, documenting the decision criterion rather than asking unnecessary personal details.</w:t>
+      </w:r>
+    </w:p>
+    <w:tbl>
+      <w:tblPr>
+        <w:tblStyle w:val="LightShading-Accent1"/>
+        <w:tblW w:type="auto" w:w="0"/>
+        <w:tblLook w:firstColumn="1" w:firstRow="1" w:lastColumn="0" w:lastRow="0" w:noHBand="0" w:noVBand="1" w:val="04A0"/>
+      </w:tblPr>
+      <w:tblGrid>
+        <w:gridCol w:w="5112"/>
+        <w:gridCol w:w="5112"/>
+      </w:tblGrid>
+      <w:tr>
+        <w:trPr>
+          <w:tblHeader/>
+        </w:trPr>
+        <w:tc>
+          <w:tcPr>
+            <w:tcW w:type="dxa" w:w="5112"/>
+          </w:tcPr>
+          <w:p>
+            <w:r>
+              <w:t>Evidence to keep</w:t>
+            </w:r>
+          </w:p>
+        </w:tc>
+        <w:tc>
+          <w:tcPr>
+            <w:tcW w:type="dxa" w:w="5112"/>
+          </w:tcPr>
+          <w:p>
+            <w:r>
+              <w:t>My record</w:t>
+            </w:r>
+          </w:p>
+        </w:tc>
+      </w:tr>
+      <w:tr>
+        <w:tc>
+          <w:tcPr>
+            <w:tcW w:type="dxa" w:w="5112"/>
+          </w:tcPr>
+          <w:p>
+            <w:r>
+              <w:t>This week’s input and deciding step</w:t>
+            </w:r>
+          </w:p>
+        </w:tc>
+        <w:tc>
+          <w:tcPr>
+            <w:tcW w:type="dxa" w:w="5112"/>
+          </w:tcPr>
+          <w:p>
+            <w:r/>
+          </w:p>
+        </w:tc>
+      </w:tr>
+      <w:tr>
+        <w:tc>
+          <w:tcPr>
+            <w:tcW w:type="dxa" w:w="5112"/>
+          </w:tcPr>
+          <w:p>
+            <w:r>
+              <w:t>Prediction and actual result (or labelled paper trace)</w:t>
+            </w:r>
+          </w:p>
+        </w:tc>
+        <w:tc>
+          <w:tcPr>
+            <w:tcW w:type="dxa" w:w="5112"/>
+          </w:tcPr>
+          <w:p>
+            <w:r/>
+          </w:p>
+        </w:tc>
+      </w:tr>
+      <w:tr>
+        <w:tc>
+          <w:tcPr>
+            <w:tcW w:type="dxa" w:w="5112"/>
+          </w:tcPr>
+          <w:p>
+            <w:r>
+              <w:t>One change since the previous checkpoint and why</w:t>
+            </w:r>
+          </w:p>
+        </w:tc>
+        <w:tc>
+          <w:tcPr>
+            <w:tcW w:type="dxa" w:w="5112"/>
+          </w:tcPr>
+          <w:p>
+            <w:r/>
+          </w:p>
+        </w:tc>
+      </w:tr>
+      <w:tr>
+        <w:tc>
+          <w:tcPr>
+            <w:tcW w:type="dxa" w:w="5112"/>
+          </w:tcPr>
+          <w:p>
+            <w:r>
+              <w:t>One error or limit and the next test</w:t>
+            </w:r>
+          </w:p>
+        </w:tc>
+        <w:tc>
+          <w:tcPr>
+            <w:tcW w:type="dxa" w:w="5112"/>
+          </w:tcPr>
+          <w:p>
+            <w:r/>
+          </w:p>
+        </w:tc>
+      </w:tr>
+    </w:tbl>
+    <w:p>
+      <w:pPr>
+        <w:pStyle w:val="Heading3"/>
+      </w:pPr>
+      <w:r>
+        <w:t>Explain what this week adds to your project. Reuse last week’s record rather than starting again.</w:t>
+      </w:r>
+    </w:p>
+    <w:p>
+      <w:r>
+        <w:t>________________________________________________________________</w:t>
+      </w:r>
+    </w:p>
+    <w:p>
+      <w:r>
+        <w:t>________________________________________________________________</w:t>
+      </w:r>
+    </w:p>
+    <w:p>
+      <w:r>
+        <w:t>________________________________________________________________</w:t>
+      </w:r>
+    </w:p>
+    <w:p>
+      <w:r>
+        <w:t>________________________________________________________________</w:t>
+      </w:r>
+    </w:p>
+    <w:p>
+      <w:r>
+        <w:t>________________________________________________________________</w:t>
+      </w:r>
+    </w:p>
     <w:sectPr>
       <w:pgSz w:w="12240" w:h="15840"/>
       <w:pgMar w:top="936" w:right="1008" w:bottom="936" w:left="1008" w:header="720" w:footer="720" w:gutter="0"/>

--- a/downloads/workbook/ai-2-week-15.docx
+++ b/downloads/workbook/ai-2-week-15.docx
@@ -1500,6 +1500,253 @@
         <w:t>________________________________________________________________</w:t>
       </w:r>
     </w:p>
+    <w:p>
+      <w:pPr>
+        <w:pStyle w:val="Heading1"/>
+      </w:pPr>
+      <w:r>
+        <w:t>20. Supported practice and learning evidence</w:t>
+      </w:r>
+    </w:p>
+    <w:p>
+      <w:r>
+        <w:t>Use this supported practice once, in the browser or on paper. Keep the reserved independent assessment for a separate first attempt before teacher feedback.</w:t>
+      </w:r>
+    </w:p>
+    <w:p>
+      <w:r>
+        <w:t>A fictional guessing game has eight catalogue cards and asks yes/no questions to narrow the target.</w:t>
+      </w:r>
+    </w:p>
+    <w:p>
+      <w:pPr>
+        <w:pStyle w:val="Heading3"/>
+      </w:pPr>
+      <w:r>
+        <w:t>Practice 1: explain the deciding evidence</w:t>
+      </w:r>
+    </w:p>
+    <w:p>
+      <w:r>
+        <w:t>Which labelled step matches this detail? Yes 8; No 0; largest remaining group 8.</w:t>
+      </w:r>
+    </w:p>
+    <w:p>
+      <w:r>
+        <w:t>1. List possibilities</w:t>
+      </w:r>
+    </w:p>
+    <w:p>
+      <w:r>
+        <w:t>2. Mystery question</w:t>
+      </w:r>
+    </w:p>
+    <w:p>
+      <w:r>
+        <w:t>3. Paperback question</w:t>
+      </w:r>
+    </w:p>
+    <w:p>
+      <w:r>
+        <w:t>4. English question</w:t>
+      </w:r>
+    </w:p>
+    <w:p>
+      <w:pPr>
+        <w:pStyle w:val="Heading3"/>
+      </w:pPr>
+      <w:r>
+        <w:t>My selected conclusion, deciding fact and explanation</w:t>
+      </w:r>
+    </w:p>
+    <w:p>
+      <w:r>
+        <w:t>________________________________________________________________</w:t>
+      </w:r>
+    </w:p>
+    <w:p>
+      <w:r>
+        <w:t>________________________________________________________________</w:t>
+      </w:r>
+    </w:p>
+    <w:p>
+      <w:r>
+        <w:t>________________________________________________________________</w:t>
+      </w:r>
+    </w:p>
+    <w:p>
+      <w:r>
+        <w:t>________________________________________________________________</w:t>
+      </w:r>
+    </w:p>
+    <w:p>
+      <w:r>
+        <w:t>________________________________________________________________</w:t>
+      </w:r>
+    </w:p>
+    <w:p>
+      <w:r>
+        <w:t>Hint if needed: Read the steps in the pictorial case. Match the supplied detail to the stage that performs or records it.</w:t>
+      </w:r>
+    </w:p>
+    <w:p>
+      <w:r>
+        <w:t>After your attempt, compare with the supported explanation: English question Yes 8; No 0; largest remaining group 8. Under the stated worst-case criterion, mystery is the most useful of these questions because it leaves at most four cards. The constant language clue never narrows the set. This is an identification-game criterion; a classifier fitting labels may instead compare prediction errors or another declared training measure.</w:t>
+      </w:r>
+    </w:p>
+    <w:p>
+      <w:pPr>
+        <w:pStyle w:val="Heading3"/>
+      </w:pPr>
+      <w:r>
+        <w:t>Practice 2: explain the deciding evidence</w:t>
+      </w:r>
+    </w:p>
+    <w:p>
+      <w:r>
+        <w:t>Changed-case practice: The current possibility set contains only the four mystery cards. Which conclusion is supported by the supplied facts?</w:t>
+      </w:r>
+    </w:p>
+    <w:p>
+      <w:r>
+        <w:t>1. We can decide the result without examining the changed input or the procedure.</w:t>
+      </w:r>
+    </w:p>
+    <w:p>
+      <w:r>
+        <w:t>2. Asking mystery now leaves all four; it no longer narrows the set.</w:t>
+      </w:r>
+    </w:p>
+    <w:p>
+      <w:r>
+        <w:t>3. This one example guarantees correct results for every future input.</w:t>
+      </w:r>
+    </w:p>
+    <w:p>
+      <w:pPr>
+        <w:pStyle w:val="Heading3"/>
+      </w:pPr>
+      <w:r>
+        <w:t>My selected conclusion, deciding fact and explanation</w:t>
+      </w:r>
+    </w:p>
+    <w:p>
+      <w:r>
+        <w:t>________________________________________________________________</w:t>
+      </w:r>
+    </w:p>
+    <w:p>
+      <w:r>
+        <w:t>________________________________________________________________</w:t>
+      </w:r>
+    </w:p>
+    <w:p>
+      <w:r>
+        <w:t>________________________________________________________________</w:t>
+      </w:r>
+    </w:p>
+    <w:p>
+      <w:r>
+        <w:t>________________________________________________________________</w:t>
+      </w:r>
+    </w:p>
+    <w:p>
+      <w:r>
+        <w:t>________________________________________________________________</w:t>
+      </w:r>
+    </w:p>
+    <w:p>
+      <w:r>
+        <w:t>Hint if needed: Use the changed condition and the deciding step in the pictorial trace. The answer must say what follows from those facts.</w:t>
+      </w:r>
+    </w:p>
+    <w:p>
+      <w:r>
+        <w:t>After your attempt, compare with the supported explanation: Asking mystery now leaves all four; it no longer narrows the set. Question value depends on the remaining candidates, not just on its wording.</w:t>
+      </w:r>
+    </w:p>
+    <w:p>
+      <w:pPr>
+        <w:pStyle w:val="Heading3"/>
+      </w:pPr>
+      <w:r>
+        <w:t>Repair a missing building block</w:t>
+      </w:r>
+    </w:p>
+    <w:p>
+      <w:r>
+        <w:t>Review Decision Trees (ai-2/14). Goal: Fit a root question and leaf predictions from training examples. Short practice: Why does changing colour alone not change this tree’s prediction?. Return to this week and explain what you changed.</w:t>
+      </w:r>
+    </w:p>
+    <w:p>
+      <w:r>
+        <w:t>Review Accuracy as a Fraction (ai-2/12). Goal: Explain why overall accuracy can hide failure on a less common class. Short practice: Why is 100% repair detection not sufficient to declare the changed classifier best?. Return to this week and explain what you changed.</w:t>
+      </w:r>
+    </w:p>
+    <w:p>
+      <w:r>
+        <w:t>Review Features and Distractors (ai-2/9). Goal: Choose recorded properties that preserve distinctions needed for a stated task. Short practice: Does this one pair prove the classifier always ignores subject? Explain a narrower claim.. Return to this week and explain what you changed.</w:t>
+      </w:r>
+    </w:p>
+    <w:p>
+      <w:pPr>
+        <w:pStyle w:val="Heading3"/>
+      </w:pPr>
+      <w:r>
+        <w:t>Predict, run and debug</w:t>
+      </w:r>
+    </w:p>
+    <w:p>
+      <w:r>
+        <w:t>The browser lab lets you edit the supported Python examples already included in this lesson. Predict first, run, inspect the actual output or error, change one input, then run again. Keep code, predictions, actual results and a reasoned revision together. On paper, label your result as a trace rather than an execution.</w:t>
+      </w:r>
+    </w:p>
+    <w:p>
+      <w:pPr>
+        <w:pStyle w:val="Heading3"/>
+      </w:pPr>
+      <w:r>
+        <w:t>Keep your completed work</w:t>
+      </w:r>
+    </w:p>
+    <w:p>
+      <w:r>
+        <w:t>Use Download completed work in the hosted lesson to export your answers, reflections, practice feedback and code-run evidence. Open the HTML copy to read or print it. Drafts stay in this browser when storage is available; clear drafts on a shared device.</w:t>
+      </w:r>
+    </w:p>
+    <w:p>
+      <w:pPr>
+        <w:pStyle w:val="Heading3"/>
+      </w:pPr>
+      <w:r>
+        <w:t>What I repaired, the evidence I kept and the next test</w:t>
+      </w:r>
+    </w:p>
+    <w:p>
+      <w:r>
+        <w:t>________________________________________________________________</w:t>
+      </w:r>
+    </w:p>
+    <w:p>
+      <w:r>
+        <w:t>________________________________________________________________</w:t>
+      </w:r>
+    </w:p>
+    <w:p>
+      <w:r>
+        <w:t>________________________________________________________________</w:t>
+      </w:r>
+    </w:p>
+    <w:p>
+      <w:r>
+        <w:t>________________________________________________________________</w:t>
+      </w:r>
+    </w:p>
+    <w:p>
+      <w:r>
+        <w:t>________________________________________________________________</w:t>
+      </w:r>
+    </w:p>
     <w:sectPr>
       <w:pgSz w:w="12240" w:h="15840"/>
       <w:pgMar w:top="936" w:right="1008" w:bottom="936" w:left="1008" w:header="720" w:footer="720" w:gutter="0"/>

--- a/downloads/workbook/ai-2-week-15.docx
+++ b/downloads/workbook/ai-2-week-15.docx
@@ -30,6 +30,17 @@
     </w:p>
     <w:p>
       <w:r>
+        <w:t>Record your starting explanation for Choose Informative Questions before opening notes. Show any later correction separately.</w:t>
+      </w:r>
+    </w:p>
+    <w:p>
+      <w:pPr>
+        <w:spacing w:line="336" w:lineRule="auto" w:after="180"/>
+      </w:pPr>
+      <w:r>
+        <w:rPr>
+          <w:b w:val="0"/>
+        </w:rPr>
         <w:t>Try the recall before opening notes. Then use a different colour or a labelled second line to correct your explanation.</w:t>
       </w:r>
     </w:p>
@@ -42,7 +53,13 @@
       </w:r>
     </w:p>
     <w:p>
-      <w:r>
+      <w:pPr>
+        <w:spacing w:line="336" w:lineRule="auto" w:after="180"/>
+      </w:pPr>
+      <w:r>
+        <w:rPr>
+          <w:b w:val="0"/>
+        </w:rPr>
         <w:t>Without opening the old lesson, explain one key idea from Decision Trees. Give an example and a mistake that the idea helps you avoid.</w:t>
       </w:r>
     </w:p>
@@ -78,7 +95,13 @@
       </w:r>
     </w:p>
     <w:p>
-      <w:r>
+      <w:pPr>
+        <w:spacing w:line="336" w:lineRule="auto" w:after="180"/>
+      </w:pPr>
+      <w:r>
+        <w:rPr>
+          <w:b w:val="0"/>
+        </w:rPr>
         <w:t>Without opening the old lesson, explain one key idea from Accuracy as a Fraction. Give an example and a mistake that the idea helps you avoid.</w:t>
       </w:r>
     </w:p>
@@ -114,7 +137,13 @@
       </w:r>
     </w:p>
     <w:p>
-      <w:r>
+      <w:pPr>
+        <w:spacing w:line="336" w:lineRule="auto" w:after="180"/>
+      </w:pPr>
+      <w:r>
+        <w:rPr>
+          <w:b w:val="0"/>
+        </w:rPr>
         <w:t>Without opening the old lesson, explain one key idea from Features and Distractors. Give an example and a mistake that the idea helps you avoid.</w:t>
       </w:r>
     </w:p>
@@ -151,7 +180,30 @@
     </w:p>
     <w:p>
       <w:r>
-        <w:t>Use W2: Verify the candidate scores for Fitting a decision tree. Record the answer once; the lesson and workbook refer to the same attempt.</w:t>
+        <w:t>Complete the supported Choose Informative Questions trace and record the first step you can explain without help.</w:t>
+      </w:r>
+    </w:p>
+    <w:p>
+      <w:pPr>
+        <w:spacing w:line="336" w:lineRule="auto" w:after="180"/>
+      </w:pPr>
+      <w:r>
+        <w:rPr>
+          <w:b w:val="0"/>
+        </w:rPr>
+        <w:t xml:space="preserve">Use W2: Verify the candidate scores for </w:t>
+      </w:r>
+      <w:r>
+        <w:rPr>
+          <w:b/>
+        </w:rPr>
+        <w:t>Fitting</w:t>
+      </w:r>
+      <w:r>
+        <w:rPr>
+          <w:b w:val="0"/>
+        </w:rPr>
+        <w:t xml:space="preserve"> a decision tree. Record the answer once; the lesson and workbook refer to the same attempt.</w:t>
       </w:r>
     </w:p>
     <w:tbl>
@@ -279,7 +331,53 @@
     </w:p>
     <w:p>
       <w:r>
-        <w:t>Use the worked case for Fitting a decision tree. Proposed explanation: “A near branch must predict blocked”. Decide whether this explanation is supported. Point to the step or supplied fact that decides; explain your repair if needed.</w:t>
+        <w:t>Check the proposed Choose Informative Questions explanation against the supplied facts before discussing it.</w:t>
+      </w:r>
+    </w:p>
+    <w:p>
+      <w:pPr>
+        <w:spacing w:line="336" w:lineRule="auto" w:after="180"/>
+      </w:pPr>
+      <w:r>
+        <w:rPr>
+          <w:b w:val="0"/>
+        </w:rPr>
+        <w:t xml:space="preserve">Use the worked case for </w:t>
+      </w:r>
+      <w:r>
+        <w:rPr>
+          <w:b/>
+        </w:rPr>
+        <w:t>Fitting</w:t>
+      </w:r>
+      <w:r>
+        <w:rPr>
+          <w:b w:val="0"/>
+        </w:rPr>
+        <w:t xml:space="preserve"> a decision tree. Proposed explanation: “A near </w:t>
+      </w:r>
+      <w:r>
+        <w:rPr>
+          <w:b/>
+        </w:rPr>
+        <w:t>branch</w:t>
+      </w:r>
+      <w:r>
+        <w:rPr>
+          <w:b w:val="0"/>
+        </w:rPr>
+        <w:t xml:space="preserve"> must predict blocked”. Decide whether this explanation is supported.</w:t>
+      </w:r>
+    </w:p>
+    <w:p>
+      <w:pPr>
+        <w:spacing w:line="336" w:lineRule="auto" w:after="180"/>
+      </w:pPr>
+      <w:r>
+        <w:rPr>
+          <w:b w:val="0"/>
+        </w:rPr>
+        <w:t>Point to the step or supplied fact that decides; explain your repair if needed.</w:t>
       </w:r>
     </w:p>
     <w:p>
@@ -319,6 +417,11 @@
       </w:r>
     </w:p>
     <w:p>
+      <w:r>
+        <w:t>Write one first attempt at the reserved independent case before feedback. Repeated copies of that case refer to the same recorded attempt.</w:t>
+      </w:r>
+    </w:p>
+    <w:p>
       <w:pPr>
         <w:pStyle w:val="Heading3"/>
       </w:pPr>
@@ -327,7 +430,13 @@
       </w:r>
     </w:p>
     <w:p>
-      <w:r>
+      <w:pPr>
+        <w:spacing w:line="336" w:lineRule="auto" w:after="180"/>
+      </w:pPr>
+      <w:r>
+        <w:rPr>
+          <w:b w:val="0"/>
+        </w:rPr>
         <w:t>Ten cards have six pet subjects and four space subjects; all are green. Compare asking “green?” with asking “pet?” to identify a card. Give the largest remaining group and one limitation.</w:t>
       </w:r>
     </w:p>
@@ -375,7 +484,13 @@
       </w:r>
     </w:p>
     <w:p>
-      <w:r>
+      <w:pPr>
+        <w:spacing w:line="336" w:lineRule="auto" w:after="180"/>
+      </w:pPr>
+      <w:r>
+        <w:rPr>
+          <w:b w:val="0"/>
+        </w:rPr>
         <w:t>Attempt this case before feedback. Record any help. Earlier examples below are further practice; a case already practised with feedback cannot establish fresh transfer.</w:t>
       </w:r>
     </w:p>
@@ -389,6 +504,18 @@
     </w:p>
     <w:p>
       <w:r>
+        <w:t>Connect the Choose Informative Questions target to a trace and a justified conclusion.</w:t>
+      </w:r>
+    </w:p>
+    <w:p>
+      <w:pPr>
+        <w:spacing w:line="336" w:lineRule="auto" w:after="180"/>
+        <w:shd w:fill="F5F1FB"/>
+      </w:pPr>
+      <w:r>
+        <w:rPr>
+          <w:b w:val="0"/>
+        </w:rPr>
         <w:t>Six cards contain three animal and three space books; all have blue covers. Compare asking 'blue cover?' with 'animal subject?'. Is the better question guaranteed to work on inaccurately tagged books?</w:t>
       </w:r>
     </w:p>
@@ -402,17 +529,47 @@
     </w:p>
     <w:p>
       <w:r>
+        <w:t>Solve the supplied Choose Informative Questions case and show the deciding evidence.</w:t>
+      </w:r>
+    </w:p>
+    <w:p>
+      <w:pPr>
+        <w:spacing w:line="336" w:lineRule="auto" w:after="180"/>
+      </w:pPr>
+      <w:r>
+        <w:rPr>
+          <w:b w:val="0"/>
+        </w:rPr>
         <w:t>Eight blue cards contain four circles and four triangles; target is shape.</w:t>
       </w:r>
     </w:p>
     <w:p>
-      <w:r>
+      <w:pPr>
+        <w:spacing w:line="336" w:lineRule="auto" w:after="180"/>
+        <w:shd w:fill="F5F1FB"/>
+      </w:pPr>
+      <w:r>
+        <w:rPr>
+          <w:b w:val="0"/>
+        </w:rPr>
         <w:t>Which question is more useful: blue or circle?</w:t>
       </w:r>
     </w:p>
     <w:p>
-      <w:r>
-        <w:t>Show your trace, calculation or evidence</w:t>
+      <w:pPr>
+        <w:spacing w:line="336" w:lineRule="auto" w:after="180"/>
+      </w:pPr>
+      <w:r>
+        <w:rPr>
+          <w:b w:val="0"/>
+        </w:rPr>
+        <w:t xml:space="preserve">Show your trace, calculation or </w:t>
+      </w:r>
+      <w:r>
+        <w:rPr>
+          <w:b/>
+        </w:rPr>
+        <w:t>evidence</w:t>
       </w:r>
     </w:p>
     <w:p>
@@ -458,11 +615,28 @@
     </w:p>
     <w:p>
       <w:r>
+        <w:t>Apply the procedure to the changed case and record why the conclusion follows.</w:t>
+      </w:r>
+    </w:p>
+    <w:p>
+      <w:pPr>
+        <w:spacing w:line="336" w:lineRule="auto" w:after="180"/>
+      </w:pPr>
+      <w:r>
+        <w:rPr>
+          <w:b w:val="0"/>
+        </w:rPr>
         <w:t>Cards are two cats and two dogs, all red. Which question helps separate species: is it red or does it bark? State your assumption.</w:t>
       </w:r>
     </w:p>
     <w:p>
-      <w:r>
+      <w:pPr>
+        <w:spacing w:line="336" w:lineRule="auto" w:after="180"/>
+      </w:pPr>
+      <w:r>
+        <w:rPr>
+          <w:b w:val="0"/>
+        </w:rPr>
         <w:t>My independent answer and reason</w:t>
       </w:r>
     </w:p>
@@ -517,7 +691,30 @@
     </w:p>
     <w:p>
       <w:r>
-        <w:t>Create a changed input, boundary case or missing-information case. Write the expected answer or safe response before testing.</w:t>
+        <w:t>Specify a changed input, expected result and observation separately.</w:t>
+      </w:r>
+    </w:p>
+    <w:p>
+      <w:pPr>
+        <w:spacing w:line="336" w:lineRule="auto" w:after="180"/>
+      </w:pPr>
+      <w:r>
+        <w:rPr>
+          <w:b w:val="0"/>
+        </w:rPr>
+        <w:t xml:space="preserve">Create a changed </w:t>
+      </w:r>
+      <w:r>
+        <w:rPr>
+          <w:b/>
+        </w:rPr>
+        <w:t>input</w:t>
+      </w:r>
+      <w:r>
+        <w:rPr>
+          <w:b w:val="0"/>
+        </w:rPr>
+        <w:t>, boundary case or missing-information case. Write the expected answer or safe response before testing.</w:t>
       </w:r>
     </w:p>
     <w:tbl>
@@ -646,12 +843,41 @@
     </w:p>
     <w:p>
       <w:r>
+        <w:t>Justify what Choose Informative Questions adds to Transparent Book Recommender and keep the evidence.</w:t>
+      </w:r>
+    </w:p>
+    <w:p>
+      <w:pPr>
+        <w:spacing w:line="336" w:lineRule="auto" w:after="180"/>
+      </w:pPr>
+      <w:r>
+        <w:rPr>
+          <w:b w:val="0"/>
+        </w:rPr>
         <w:t>Ask first about preferences that remove the largest number of unsuitable books.</w:t>
       </w:r>
     </w:p>
     <w:p>
-      <w:r>
-        <w:t>The project change and evidence I will keep</w:t>
+      <w:pPr>
+        <w:spacing w:line="336" w:lineRule="auto" w:after="180"/>
+      </w:pPr>
+      <w:r>
+        <w:rPr>
+          <w:b w:val="0"/>
+        </w:rPr>
+        <w:t xml:space="preserve">The project change and </w:t>
+      </w:r>
+      <w:r>
+        <w:rPr>
+          <w:b/>
+        </w:rPr>
+        <w:t>evidence</w:t>
+      </w:r>
+      <w:r>
+        <w:rPr>
+          <w:b w:val="0"/>
+        </w:rPr>
+        <w:t xml:space="preserve"> I will keep</w:t>
       </w:r>
     </w:p>
     <w:p>
@@ -697,11 +923,54 @@
     </w:p>
     <w:p>
       <w:r>
-        <w:t>I can explain the mechanism. I can show evidence. I can handle a changed case. I can name a limit. Mark each as not yet, with help or independently, and attach supporting work.</w:t>
-      </w:r>
-    </w:p>
-    <w:p>
-      <w:r>
+        <w:t>Judge explanation, evidence, transfer and limits separately; attach the work behind your judgement.</w:t>
+      </w:r>
+    </w:p>
+    <w:p>
+      <w:pPr>
+        <w:pStyle w:val="ListBullet"/>
+      </w:pPr>
+      <w:r>
+        <w:t>I can explain the mechanism.</w:t>
+      </w:r>
+    </w:p>
+    <w:p>
+      <w:pPr>
+        <w:pStyle w:val="ListBullet"/>
+      </w:pPr>
+      <w:r>
+        <w:t>I can show evidence.</w:t>
+      </w:r>
+    </w:p>
+    <w:p>
+      <w:pPr>
+        <w:pStyle w:val="ListBullet"/>
+      </w:pPr>
+      <w:r>
+        <w:t>I can handle a changed case.</w:t>
+      </w:r>
+    </w:p>
+    <w:p>
+      <w:pPr>
+        <w:pStyle w:val="ListBullet"/>
+      </w:pPr>
+      <w:r>
+        <w:t>I can name a limit.</w:t>
+      </w:r>
+    </w:p>
+    <w:p>
+      <w:r>
+        <w:t>Mark each as not yet, with help or independently, and attach supporting work.</w:t>
+      </w:r>
+    </w:p>
+    <w:p>
+      <w:pPr>
+        <w:spacing w:line="336" w:lineRule="auto" w:after="180"/>
+      </w:pPr>
+      <w:r>
+        <w:rPr>
+          <w:b w:val="0"/>
+        </w:rPr>
         <w:t>Teacher review ____________________  Next step ____________________</w:t>
       </w:r>
     </w:p>
@@ -715,6 +984,18 @@
     </w:p>
     <w:p>
       <w:r>
+        <w:t>Use this earlier case as transfer practice. A case already discussed with feedback is not fresh assessment evidence.</w:t>
+      </w:r>
+    </w:p>
+    <w:p>
+      <w:pPr>
+        <w:spacing w:line="336" w:lineRule="auto" w:after="180"/>
+        <w:shd w:fill="F5F1FB"/>
+      </w:pPr>
+      <w:r>
+        <w:rPr>
+          <w:b w:val="0"/>
+        </w:rPr>
         <w:t>Six cards contain three animal and three space books; all have blue covers. Compare asking 'blue cover?' with 'animal subject?'. Is the better question guaranteed to work on inaccurately tagged books?</w:t>
       </w:r>
     </w:p>
@@ -762,7 +1043,13 @@
       </w:r>
     </w:p>
     <w:p>
-      <w:r>
+      <w:pPr>
+        <w:spacing w:line="336" w:lineRule="auto" w:after="180"/>
+      </w:pPr>
+      <w:r>
+        <w:rPr>
+          <w:b w:val="0"/>
+        </w:rPr>
         <w:t>Record support used: none, hint or teacher explanation.</w:t>
       </w:r>
     </w:p>
@@ -776,7 +1063,91 @@
     </w:p>
     <w:p>
       <w:r>
-        <w:t>Identify the root, its two branches, leaf predictions and depth of the worked fitted tree. Which parts were selected using training labels?</w:t>
+        <w:t>Name the parts and decisions. Apply the supplied Choose Informative Questions facts and keep your reasoning.</w:t>
+      </w:r>
+    </w:p>
+    <w:p>
+      <w:pPr>
+        <w:spacing w:line="336" w:lineRule="auto" w:after="180"/>
+        <w:shd w:fill="F5F1FB"/>
+      </w:pPr>
+      <w:r>
+        <w:rPr>
+          <w:b w:val="0"/>
+        </w:rPr>
+        <w:t xml:space="preserve">Identify the </w:t>
+      </w:r>
+      <w:r>
+        <w:rPr>
+          <w:b/>
+        </w:rPr>
+        <w:t>root</w:t>
+      </w:r>
+      <w:r>
+        <w:rPr>
+          <w:b w:val="0"/>
+        </w:rPr>
+        <w:t xml:space="preserve">, its two </w:t>
+      </w:r>
+      <w:r>
+        <w:rPr>
+          <w:b/>
+        </w:rPr>
+        <w:t>branch</w:t>
+      </w:r>
+      <w:r>
+        <w:rPr>
+          <w:b w:val="0"/>
+        </w:rPr>
+        <w:t xml:space="preserve">es, </w:t>
+      </w:r>
+      <w:r>
+        <w:rPr>
+          <w:b/>
+        </w:rPr>
+        <w:t>leaf</w:t>
+      </w:r>
+      <w:r>
+        <w:rPr>
+          <w:b w:val="0"/>
+        </w:rPr>
+        <w:t xml:space="preserve"> </w:t>
+      </w:r>
+      <w:r>
+        <w:rPr>
+          <w:b/>
+        </w:rPr>
+        <w:t>prediction</w:t>
+      </w:r>
+      <w:r>
+        <w:rPr>
+          <w:b w:val="0"/>
+        </w:rPr>
+        <w:t xml:space="preserve">s and </w:t>
+      </w:r>
+      <w:r>
+        <w:rPr>
+          <w:b/>
+        </w:rPr>
+        <w:t>depth</w:t>
+      </w:r>
+      <w:r>
+        <w:rPr>
+          <w:b w:val="0"/>
+        </w:rPr>
+        <w:t xml:space="preserve"> of the worked fitted tree. Which parts were selected using </w:t>
+      </w:r>
+      <w:r>
+        <w:rPr>
+          <w:b/>
+        </w:rPr>
+        <w:t>training</w:t>
+      </w:r>
+      <w:r>
+        <w:rPr>
+          <w:b w:val="0"/>
+        </w:rPr>
+        <w:t xml:space="preserve"> labels?</w:t>
       </w:r>
     </w:p>
     <w:p>
@@ -827,7 +1198,54 @@
     </w:p>
     <w:p>
       <w:r>
-        <w:t>For each near branch and each tall branch, count blocked and clear labels and choose a leaf. Give the total errors for each candidate question.</w:t>
+        <w:t>Verify the candidate scores. Apply the supplied Choose Informative Questions facts and keep your reasoning.</w:t>
+      </w:r>
+    </w:p>
+    <w:p>
+      <w:pPr>
+        <w:spacing w:line="336" w:lineRule="auto" w:after="180"/>
+      </w:pPr>
+      <w:r>
+        <w:rPr>
+          <w:b w:val="0"/>
+        </w:rPr>
+        <w:t xml:space="preserve">For each near </w:t>
+      </w:r>
+      <w:r>
+        <w:rPr>
+          <w:b/>
+        </w:rPr>
+        <w:t>branch</w:t>
+      </w:r>
+      <w:r>
+        <w:rPr>
+          <w:b w:val="0"/>
+        </w:rPr>
+        <w:t xml:space="preserve"> and each tall </w:t>
+      </w:r>
+      <w:r>
+        <w:rPr>
+          <w:b/>
+        </w:rPr>
+        <w:t>branch</w:t>
+      </w:r>
+      <w:r>
+        <w:rPr>
+          <w:b w:val="0"/>
+        </w:rPr>
+        <w:t xml:space="preserve">, count blocked and clear labels and choose a </w:t>
+      </w:r>
+      <w:r>
+        <w:rPr>
+          <w:b/>
+        </w:rPr>
+        <w:t>leaf</w:t>
+      </w:r>
+      <w:r>
+        <w:rPr>
+          <w:b w:val="0"/>
+        </w:rPr>
+        <w:t>. Give the total errors for each candidate question.</w:t>
       </w:r>
     </w:p>
     <w:p>
@@ -878,7 +1296,30 @@
     </w:p>
     <w:p>
       <w:r>
-        <w:t>A learner sees a blocked validation case with near=0 and changes that leaf to blocked before reporting the score. Explain what changed and how to report the original fitted tree fairly.</w:t>
+        <w:t>Separate fitting from prediction. Apply the supplied Choose Informative Questions facts and keep your reasoning.</w:t>
+      </w:r>
+    </w:p>
+    <w:p>
+      <w:pPr>
+        <w:spacing w:line="336" w:lineRule="auto" w:after="180"/>
+      </w:pPr>
+      <w:r>
+        <w:rPr>
+          <w:b w:val="0"/>
+        </w:rPr>
+        <w:t xml:space="preserve">A learner sees a blocked validation case with near=0 and changes that </w:t>
+      </w:r>
+      <w:r>
+        <w:rPr>
+          <w:b/>
+        </w:rPr>
+        <w:t>leaf</w:t>
+      </w:r>
+      <w:r>
+        <w:rPr>
+          <w:b w:val="0"/>
+        </w:rPr>
+        <w:t xml:space="preserve"> to blocked before reporting the score. Explain what changed and how to report the original fitted tree fairly.</w:t>
       </w:r>
     </w:p>
     <w:p>
@@ -929,7 +1370,65 @@
     </w:p>
     <w:p>
       <w:r>
-        <w:t>New training rows (near,tall,label) are (1,0,clear),(1,1,clear),(1,0,clear),(0,1,blocked),(0,0,blocked),(0,1,clear). Use the same candidate order and tie policies. Give both candidates’ leaves and errors, then select the tree. Validation rows are (1,1,clear),(0,0,blocked),(0,1,clear),(1,0,blocked). List tree predictions and compare accuracy with the training-majority baseline.</w:t>
+        <w:t>Attempt before feedback. If this repeats the selected independent case, reuse that first attempt; otherwise keep a separate record. Fit a new tree independently. Apply the supplied Choose Informative Questions facts and keep your reasoning.</w:t>
+      </w:r>
+    </w:p>
+    <w:p>
+      <w:pPr>
+        <w:spacing w:line="336" w:lineRule="auto" w:after="180"/>
+      </w:pPr>
+      <w:r>
+        <w:rPr>
+          <w:b w:val="0"/>
+        </w:rPr>
+        <w:t xml:space="preserve">New </w:t>
+      </w:r>
+      <w:r>
+        <w:rPr>
+          <w:b/>
+        </w:rPr>
+        <w:t>training</w:t>
+      </w:r>
+      <w:r>
+        <w:rPr>
+          <w:b w:val="0"/>
+        </w:rPr>
+        <w:t xml:space="preserve"> rows (near,tall,label) are (1,0,clear),(1,1,clear),(1,0,clear),(0,1,blocked),(0,0,blocked),(0,1,clear). Use the same candidate order and tie policies. Give both candidates’ leaves and errors, then select the tree.</w:t>
+      </w:r>
+    </w:p>
+    <w:p>
+      <w:pPr>
+        <w:spacing w:line="336" w:lineRule="auto" w:after="180"/>
+      </w:pPr>
+      <w:r>
+        <w:rPr>
+          <w:b w:val="0"/>
+        </w:rPr>
+        <w:t xml:space="preserve">Validation rows are (1,1,clear),(0,0,blocked),(0,1,clear),(1,0,blocked). List tree </w:t>
+      </w:r>
+      <w:r>
+        <w:rPr>
+          <w:b/>
+        </w:rPr>
+        <w:t>prediction</w:t>
+      </w:r>
+      <w:r>
+        <w:rPr>
+          <w:b w:val="0"/>
+        </w:rPr>
+        <w:t xml:space="preserve">s and compare accuracy with the </w:t>
+      </w:r>
+      <w:r>
+        <w:rPr>
+          <w:b/>
+        </w:rPr>
+        <w:t>training</w:t>
+      </w:r>
+      <w:r>
+        <w:rPr>
+          <w:b w:val="0"/>
+        </w:rPr>
+        <w:t>-majority baseline.</w:t>
       </w:r>
     </w:p>
     <w:p>
@@ -990,7 +1489,31 @@
     </w:p>
     <w:p>
       <w:r>
-        <w:t>If near and tall make the same training error count, which question does this code retain and why? Does retaining that question prove it will be better on future trips?</w:t>
+        <w:t>Audit a tie and a claim. Apply the supplied Choose Informative Questions facts and keep your reasoning.</w:t>
+      </w:r>
+    </w:p>
+    <w:p>
+      <w:pPr>
+        <w:spacing w:line="336" w:lineRule="auto" w:after="180"/>
+        <w:shd w:fill="F5F1FB"/>
+      </w:pPr>
+      <w:r>
+        <w:rPr>
+          <w:b w:val="0"/>
+        </w:rPr>
+        <w:t xml:space="preserve">If near and tall make the same </w:t>
+      </w:r>
+      <w:r>
+        <w:rPr>
+          <w:b/>
+        </w:rPr>
+        <w:t>training</w:t>
+      </w:r>
+      <w:r>
+        <w:rPr>
+          <w:b w:val="0"/>
+        </w:rPr>
+        <w:t xml:space="preserve"> error count, which question does this code retain and why? Does retaining that question prove it will be better on future trips?</w:t>
       </w:r>
     </w:p>
     <w:p>
@@ -1037,6 +1560,11 @@
       </w:pPr>
       <w:r>
         <w:t>17. Feedback, return check and learning record</w:t>
+      </w:r>
+    </w:p>
+    <w:p>
+      <w:r>
+        <w:t>Record the first repaired step and a different case to revisit after a delay.</w:t>
       </w:r>
     </w:p>
     <w:tbl>
@@ -1176,7 +1704,13 @@
       </w:tr>
     </w:tbl>
     <w:p>
-      <w:r>
+      <w:pPr>
+        <w:spacing w:line="336" w:lineRule="auto" w:after="180"/>
+      </w:pPr>
+      <w:r>
+        <w:rPr>
+          <w:b w:val="0"/>
+        </w:rPr>
         <w:t>Revisit this idea with your teacher after a delay. Familiarity is different from explaining and using it on a changed case.</w:t>
       </w:r>
     </w:p>
@@ -1190,16 +1724,39 @@
     </w:p>
     <w:p>
       <w:r>
+        <w:t>A fictional guessing game has eight catalogue cards and asks yes/no questions to narrow the target. Explain the labelled step before checking the changed condition.</w:t>
+      </w:r>
+    </w:p>
+    <w:p>
+      <w:pPr>
+        <w:spacing w:line="336" w:lineRule="auto" w:after="180"/>
+      </w:pPr>
+      <w:r>
+        <w:rPr>
+          <w:b w:val="0"/>
+        </w:rPr>
         <w:t>A fictional guessing game has eight catalogue cards and asks yes/no questions to narrow the target.</w:t>
       </w:r>
     </w:p>
     <w:p>
-      <w:r>
+      <w:pPr>
+        <w:spacing w:line="336" w:lineRule="auto" w:after="180"/>
+      </w:pPr>
+      <w:r>
+        <w:rPr>
+          <w:b w:val="0"/>
+        </w:rPr>
         <w:t>Cards: four mystery, four science; six paperback, two hardback; all English.</w:t>
       </w:r>
     </w:p>
     <w:p>
-      <w:r>
+      <w:pPr>
+        <w:spacing w:line="336" w:lineRule="auto" w:after="180"/>
+      </w:pPr>
+      <w:r>
+        <w:rPr>
+          <w:b w:val="0"/>
+        </w:rPr>
         <w:t>Compare worst-case remaining group size after asking mystery?, paperback? or English?. No claim about unequal target probabilities is made.</w:t>
       </w:r>
     </w:p>
@@ -1276,8 +1833,26 @@
       </w:r>
     </w:p>
     <w:p>
-      <w:r>
-        <w:t>Choose the best original question and explain why its more balanced split matters here.</w:t>
+      <w:pPr>
+        <w:spacing w:line="336" w:lineRule="auto" w:after="180"/>
+      </w:pPr>
+      <w:r>
+        <w:rPr>
+          <w:b w:val="0"/>
+        </w:rPr>
+        <w:t xml:space="preserve">Choose the best original question and explain why its more balanced </w:t>
+      </w:r>
+      <w:r>
+        <w:rPr>
+          <w:b/>
+        </w:rPr>
+        <w:t>split</w:t>
+      </w:r>
+      <w:r>
+        <w:rPr>
+          <w:b w:val="0"/>
+        </w:rPr>
+        <w:t xml:space="preserve"> matters here.</w:t>
       </w:r>
     </w:p>
     <w:p>
@@ -1319,12 +1894,45 @@
       </w:r>
     </w:p>
     <w:p>
-      <w:r>
-        <w:t>Support used: alone / hint / worked example. This record is practice evidence.</w:t>
-      </w:r>
-    </w:p>
-    <w:p>
-      <w:r>
+      <w:pPr>
+        <w:pStyle w:val="Heading3"/>
+      </w:pPr>
+      <w:r>
+        <w:t>Record the help used</w:t>
+      </w:r>
+    </w:p>
+    <w:p>
+      <w:pPr>
+        <w:spacing w:line="336" w:lineRule="auto" w:after="180"/>
+        <w:shd w:fill="F1F6F8"/>
+      </w:pPr>
+      <w:r>
+        <w:rPr>
+          <w:b w:val="0"/>
+        </w:rPr>
+        <w:t xml:space="preserve">Support used: alone / hint / worked example. This record is practice </w:t>
+      </w:r>
+      <w:r>
+        <w:rPr>
+          <w:b/>
+        </w:rPr>
+        <w:t>evidence</w:t>
+      </w:r>
+      <w:r>
+        <w:rPr>
+          <w:b w:val="0"/>
+        </w:rPr>
+        <w:t>.</w:t>
+      </w:r>
+    </w:p>
+    <w:p>
+      <w:pPr>
+        <w:spacing w:line="336" w:lineRule="auto" w:after="180"/>
+      </w:pPr>
+      <w:r>
+        <w:rPr>
+          <w:b w:val="0"/>
+        </w:rPr>
         <w:t>Project connection: Choose recommender questions that distinguish feasible options, documenting the decision criterion rather than asking unnecessary personal details.</w:t>
       </w:r>
     </w:p>
@@ -1338,16 +1946,39 @@
     </w:p>
     <w:p>
       <w:r>
+        <w:t>Keep this week’s input, deciding step, result and limit together in the Transparent Book Recommender record.</w:t>
+      </w:r>
+    </w:p>
+    <w:p>
+      <w:pPr>
+        <w:spacing w:line="336" w:lineRule="auto" w:after="180"/>
+      </w:pPr>
+      <w:r>
+        <w:rPr>
+          <w:b w:val="0"/>
+        </w:rPr>
         <w:t>Project: Transparent Book Recommender</w:t>
       </w:r>
     </w:p>
     <w:p>
-      <w:r>
+      <w:pPr>
+        <w:spacing w:line="336" w:lineRule="auto" w:after="180"/>
+      </w:pPr>
+      <w:r>
+        <w:rPr>
+          <w:b w:val="0"/>
+        </w:rPr>
         <w:t>Current milestone: Test changed cases. Keep normal, boundary and failure cases; compare expected and observed results.</w:t>
       </w:r>
     </w:p>
     <w:p>
-      <w:r>
+      <w:pPr>
+        <w:spacing w:line="336" w:lineRule="auto" w:after="180"/>
+      </w:pPr>
+      <w:r>
+        <w:rPr>
+          <w:b w:val="0"/>
+        </w:rPr>
         <w:t>Choose recommender questions that distinguish feasible options, documenting the decision criterion rather than asking unnecessary personal details.</w:t>
       </w:r>
     </w:p>
@@ -1510,11 +2141,28 @@
     </w:p>
     <w:p>
       <w:r>
+        <w:t>Try the supported questions before comparing with hints and feedback. Record what you repaired and the evidence you retained.</w:t>
+      </w:r>
+    </w:p>
+    <w:p>
+      <w:pPr>
+        <w:spacing w:line="336" w:lineRule="auto" w:after="180"/>
+      </w:pPr>
+      <w:r>
+        <w:rPr>
+          <w:b w:val="0"/>
+        </w:rPr>
         <w:t>Use this supported practice once, in the browser or on paper. Keep the reserved independent assessment for a separate first attempt before teacher feedback.</w:t>
       </w:r>
     </w:p>
     <w:p>
-      <w:r>
+      <w:pPr>
+        <w:spacing w:line="336" w:lineRule="auto" w:after="180"/>
+      </w:pPr>
+      <w:r>
+        <w:rPr>
+          <w:b w:val="0"/>
+        </w:rPr>
         <w:t>A fictional guessing game has eight catalogue cards and asks yes/no questions to narrow the target.</w:t>
       </w:r>
     </w:p>
@@ -1527,27 +2175,61 @@
       </w:r>
     </w:p>
     <w:p>
-      <w:r>
+      <w:pPr>
+        <w:spacing w:line="336" w:lineRule="auto" w:after="180"/>
+      </w:pPr>
+      <w:r>
+        <w:rPr>
+          <w:b w:val="0"/>
+        </w:rPr>
         <w:t>Which labelled step matches this detail? Yes 8; No 0; largest remaining group 8.</w:t>
       </w:r>
     </w:p>
     <w:p>
-      <w:r>
+      <w:pPr>
+        <w:spacing w:line="336" w:lineRule="auto" w:after="180"/>
+        <w:shd w:fill="F4F9FC"/>
+      </w:pPr>
+      <w:r>
+        <w:rPr>
+          <w:b w:val="0"/>
+        </w:rPr>
         <w:t>1. List possibilities</w:t>
       </w:r>
     </w:p>
     <w:p>
-      <w:r>
+      <w:pPr>
+        <w:spacing w:line="336" w:lineRule="auto" w:after="180"/>
+        <w:shd w:fill="F4F9FC"/>
+      </w:pPr>
+      <w:r>
+        <w:rPr>
+          <w:b w:val="0"/>
+        </w:rPr>
         <w:t>2. Mystery question</w:t>
       </w:r>
     </w:p>
     <w:p>
-      <w:r>
+      <w:pPr>
+        <w:spacing w:line="336" w:lineRule="auto" w:after="180"/>
+        <w:shd w:fill="F4F9FC"/>
+      </w:pPr>
+      <w:r>
+        <w:rPr>
+          <w:b w:val="0"/>
+        </w:rPr>
         <w:t>3. Paperback question</w:t>
       </w:r>
     </w:p>
     <w:p>
-      <w:r>
+      <w:pPr>
+        <w:spacing w:line="336" w:lineRule="auto" w:after="180"/>
+        <w:shd w:fill="F4F9FC"/>
+      </w:pPr>
+      <w:r>
+        <w:rPr>
+          <w:b w:val="0"/>
+        </w:rPr>
         <w:t>4. English question</w:t>
       </w:r>
     </w:p>
@@ -1585,41 +2267,191 @@
       </w:r>
     </w:p>
     <w:p>
-      <w:r>
+      <w:pPr>
+        <w:pStyle w:val="Heading3"/>
+      </w:pPr>
+      <w:r>
+        <w:t>Hint · try first</w:t>
+      </w:r>
+    </w:p>
+    <w:p>
+      <w:pPr>
+        <w:spacing w:line="336" w:lineRule="auto" w:after="180"/>
+        <w:shd w:fill="F1F6F8"/>
+      </w:pPr>
+      <w:r>
+        <w:rPr>
+          <w:b w:val="0"/>
+        </w:rPr>
         <w:t>Hint if needed: Read the steps in the pictorial case. Match the supplied detail to the stage that performs or records it.</w:t>
       </w:r>
     </w:p>
     <w:p>
-      <w:r>
-        <w:t>After your attempt, compare with the supported explanation: English question Yes 8; No 0; largest remaining group 8. Under the stated worst-case criterion, mystery is the most useful of these questions because it leaves at most four cards. The constant language clue never narrows the set. This is an identification-game criterion; a classifier fitting labels may instead compare prediction errors or another declared training measure.</w:t>
-      </w:r>
-    </w:p>
-    <w:p>
       <w:pPr>
         <w:pStyle w:val="Heading3"/>
       </w:pPr>
       <w:r>
+        <w:t>Feedback · compare after trying</w:t>
+      </w:r>
+    </w:p>
+    <w:p>
+      <w:pPr>
+        <w:spacing w:line="336" w:lineRule="auto" w:after="180"/>
+        <w:shd w:fill="F1F6FC"/>
+      </w:pPr>
+      <w:r>
+        <w:rPr>
+          <w:b w:val="0"/>
+        </w:rPr>
+        <w:t>After your attempt, compare with the supported explanation: English question Yes 8; No 0; largest remaining group 8.</w:t>
+      </w:r>
+    </w:p>
+    <w:p>
+      <w:pPr>
+        <w:spacing w:line="336" w:lineRule="auto" w:after="180"/>
+        <w:shd w:fill="F1F6FC"/>
+      </w:pPr>
+      <w:r>
+        <w:rPr>
+          <w:b w:val="0"/>
+        </w:rPr>
+        <w:t>Under the stated worst-case criterion, mystery is the most useful of these questions because it leaves at most four cards. The constant language clue never narrows the set.</w:t>
+      </w:r>
+    </w:p>
+    <w:p>
+      <w:pPr>
+        <w:spacing w:line="336" w:lineRule="auto" w:after="180"/>
+        <w:shd w:fill="F1F6FC"/>
+      </w:pPr>
+      <w:r>
+        <w:rPr>
+          <w:b w:val="0"/>
+        </w:rPr>
+        <w:t xml:space="preserve">This is an identification-game criterion; a classifier </w:t>
+      </w:r>
+      <w:r>
+        <w:rPr>
+          <w:b/>
+        </w:rPr>
+        <w:t>fitting</w:t>
+      </w:r>
+      <w:r>
+        <w:rPr>
+          <w:b w:val="0"/>
+        </w:rPr>
+        <w:t xml:space="preserve"> labels may instead compare </w:t>
+      </w:r>
+      <w:r>
+        <w:rPr>
+          <w:b/>
+        </w:rPr>
+        <w:t>prediction</w:t>
+      </w:r>
+      <w:r>
+        <w:rPr>
+          <w:b w:val="0"/>
+        </w:rPr>
+        <w:t xml:space="preserve"> errors or another declared </w:t>
+      </w:r>
+      <w:r>
+        <w:rPr>
+          <w:b/>
+        </w:rPr>
+        <w:t>training</w:t>
+      </w:r>
+      <w:r>
+        <w:rPr>
+          <w:b w:val="0"/>
+        </w:rPr>
+        <w:t xml:space="preserve"> measure.</w:t>
+      </w:r>
+    </w:p>
+    <w:p>
+      <w:pPr>
+        <w:pStyle w:val="Heading3"/>
+      </w:pPr>
+      <w:r>
         <w:t>Practice 2: explain the deciding evidence</w:t>
       </w:r>
     </w:p>
     <w:p>
-      <w:r>
+      <w:pPr>
+        <w:pStyle w:val="Heading3"/>
+      </w:pPr>
+      <w:r>
+        <w:t>Changed case · predict first</w:t>
+      </w:r>
+    </w:p>
+    <w:p>
+      <w:pPr>
+        <w:spacing w:line="336" w:lineRule="auto" w:after="180"/>
+        <w:shd w:fill="F5F1FB"/>
+      </w:pPr>
+      <w:r>
+        <w:rPr>
+          <w:b w:val="0"/>
+        </w:rPr>
         <w:t>Changed-case practice: The current possibility set contains only the four mystery cards. Which conclusion is supported by the supplied facts?</w:t>
       </w:r>
     </w:p>
     <w:p>
-      <w:r>
-        <w:t>1. We can decide the result without examining the changed input or the procedure.</w:t>
-      </w:r>
-    </w:p>
-    <w:p>
-      <w:r>
+      <w:pPr>
+        <w:spacing w:line="336" w:lineRule="auto" w:after="180"/>
+        <w:shd w:fill="F4F9FC"/>
+      </w:pPr>
+      <w:r>
+        <w:rPr>
+          <w:b w:val="0"/>
+        </w:rPr>
+        <w:t xml:space="preserve">1. We can decide the result without examining the changed </w:t>
+      </w:r>
+      <w:r>
+        <w:rPr>
+          <w:b/>
+        </w:rPr>
+        <w:t>input</w:t>
+      </w:r>
+      <w:r>
+        <w:rPr>
+          <w:b w:val="0"/>
+        </w:rPr>
+        <w:t xml:space="preserve"> or the procedure.</w:t>
+      </w:r>
+    </w:p>
+    <w:p>
+      <w:pPr>
+        <w:spacing w:line="336" w:lineRule="auto" w:after="180"/>
+        <w:shd w:fill="F4F9FC"/>
+      </w:pPr>
+      <w:r>
+        <w:rPr>
+          <w:b w:val="0"/>
+        </w:rPr>
         <w:t>2. Asking mystery now leaves all four; it no longer narrows the set.</w:t>
       </w:r>
     </w:p>
     <w:p>
-      <w:r>
-        <w:t>3. This one example guarantees correct results for every future input.</w:t>
+      <w:pPr>
+        <w:spacing w:line="336" w:lineRule="auto" w:after="180"/>
+        <w:shd w:fill="F4F9FC"/>
+      </w:pPr>
+      <w:r>
+        <w:rPr>
+          <w:b w:val="0"/>
+        </w:rPr>
+        <w:t xml:space="preserve">3. This one example guarantees correct results for every future </w:t>
+      </w:r>
+      <w:r>
+        <w:rPr>
+          <w:b/>
+        </w:rPr>
+        <w:t>input</w:t>
+      </w:r>
+      <w:r>
+        <w:rPr>
+          <w:b w:val="0"/>
+        </w:rPr>
+        <w:t>.</w:t>
       </w:r>
     </w:p>
     <w:p>
@@ -1656,12 +2488,42 @@
       </w:r>
     </w:p>
     <w:p>
-      <w:r>
+      <w:pPr>
+        <w:pStyle w:val="Heading3"/>
+      </w:pPr>
+      <w:r>
+        <w:t>Hint · try first</w:t>
+      </w:r>
+    </w:p>
+    <w:p>
+      <w:pPr>
+        <w:spacing w:line="336" w:lineRule="auto" w:after="180"/>
+        <w:shd w:fill="F1F6F8"/>
+      </w:pPr>
+      <w:r>
+        <w:rPr>
+          <w:b w:val="0"/>
+        </w:rPr>
         <w:t>Hint if needed: Use the changed condition and the deciding step in the pictorial trace. The answer must say what follows from those facts.</w:t>
       </w:r>
     </w:p>
     <w:p>
-      <w:r>
+      <w:pPr>
+        <w:pStyle w:val="Heading3"/>
+      </w:pPr>
+      <w:r>
+        <w:t>Feedback · compare after trying</w:t>
+      </w:r>
+    </w:p>
+    <w:p>
+      <w:pPr>
+        <w:spacing w:line="336" w:lineRule="auto" w:after="180"/>
+        <w:shd w:fill="F1F6FC"/>
+      </w:pPr>
+      <w:r>
+        <w:rPr>
+          <w:b w:val="0"/>
+        </w:rPr>
         <w:t>After your attempt, compare with the supported explanation: Asking mystery now leaves all four; it no longer narrows the set. Question value depends on the remaining candidates, not just on its wording.</w:t>
       </w:r>
     </w:p>
@@ -1674,18 +2536,129 @@
       </w:r>
     </w:p>
     <w:p>
-      <w:r>
-        <w:t>Review Decision Trees (ai-2/14). Goal: Fit a root question and leaf predictions from training examples. Short practice: Why does changing colour alone not change this tree’s prediction?. Return to this week and explain what you changed.</w:t>
-      </w:r>
-    </w:p>
-    <w:p>
-      <w:r>
-        <w:t>Review Accuracy as a Fraction (ai-2/12). Goal: Explain why overall accuracy can hide failure on a less common class. Short practice: Why is 100% repair detection not sufficient to declare the changed classifier best?. Return to this week and explain what you changed.</w:t>
-      </w:r>
-    </w:p>
-    <w:p>
-      <w:r>
-        <w:t>Review Features and Distractors (ai-2/9). Goal: Choose recorded properties that preserve distinctions needed for a stated task. Short practice: Does this one pair prove the classifier always ignores subject? Explain a narrower claim.. Return to this week and explain what you changed.</w:t>
+      <w:pPr>
+        <w:spacing w:line="336" w:lineRule="auto" w:after="180"/>
+      </w:pPr>
+      <w:r>
+        <w:rPr>
+          <w:b w:val="0"/>
+        </w:rPr>
+        <w:t xml:space="preserve">Review Decision Trees (ai-2/14). Goal: Fit a </w:t>
+      </w:r>
+      <w:r>
+        <w:rPr>
+          <w:b/>
+        </w:rPr>
+        <w:t>root</w:t>
+      </w:r>
+      <w:r>
+        <w:rPr>
+          <w:b w:val="0"/>
+        </w:rPr>
+        <w:t xml:space="preserve"> question and </w:t>
+      </w:r>
+      <w:r>
+        <w:rPr>
+          <w:b/>
+        </w:rPr>
+        <w:t>leaf</w:t>
+      </w:r>
+      <w:r>
+        <w:rPr>
+          <w:b w:val="0"/>
+        </w:rPr>
+        <w:t xml:space="preserve"> </w:t>
+      </w:r>
+      <w:r>
+        <w:rPr>
+          <w:b/>
+        </w:rPr>
+        <w:t>prediction</w:t>
+      </w:r>
+      <w:r>
+        <w:rPr>
+          <w:b w:val="0"/>
+        </w:rPr>
+        <w:t xml:space="preserve">s from </w:t>
+      </w:r>
+      <w:r>
+        <w:rPr>
+          <w:b/>
+        </w:rPr>
+        <w:t>training</w:t>
+      </w:r>
+      <w:r>
+        <w:rPr>
+          <w:b w:val="0"/>
+        </w:rPr>
+        <w:t xml:space="preserve"> examples. Short practice: Why does changing colour alone not change this tree’s </w:t>
+      </w:r>
+      <w:r>
+        <w:rPr>
+          <w:b/>
+        </w:rPr>
+        <w:t>prediction</w:t>
+      </w:r>
+      <w:r>
+        <w:rPr>
+          <w:b w:val="0"/>
+        </w:rPr>
+        <w:t>?.</w:t>
+      </w:r>
+    </w:p>
+    <w:p>
+      <w:pPr>
+        <w:spacing w:line="336" w:lineRule="auto" w:after="180"/>
+      </w:pPr>
+      <w:r>
+        <w:rPr>
+          <w:b w:val="0"/>
+        </w:rPr>
+        <w:t>Return to this week and explain what you changed.</w:t>
+      </w:r>
+    </w:p>
+    <w:p>
+      <w:pPr>
+        <w:spacing w:line="336" w:lineRule="auto" w:after="180"/>
+      </w:pPr>
+      <w:r>
+        <w:rPr>
+          <w:b w:val="0"/>
+        </w:rPr>
+        <w:t>Review Accuracy as a Fraction (ai-2/12). Goal: Explain why overall accuracy can hide failure on a less common class. Short practice: Why is 100% repair detection not sufficient to declare the changed classifier best?.</w:t>
+      </w:r>
+    </w:p>
+    <w:p>
+      <w:pPr>
+        <w:spacing w:line="336" w:lineRule="auto" w:after="180"/>
+      </w:pPr>
+      <w:r>
+        <w:rPr>
+          <w:b w:val="0"/>
+        </w:rPr>
+        <w:t>Return to this week and explain what you changed.</w:t>
+      </w:r>
+    </w:p>
+    <w:p>
+      <w:pPr>
+        <w:spacing w:line="336" w:lineRule="auto" w:after="180"/>
+      </w:pPr>
+      <w:r>
+        <w:rPr>
+          <w:b w:val="0"/>
+        </w:rPr>
+        <w:t>Review Features and Distractors (ai-2/9). Goal: Choose recorded properties that preserve distinctions needed for a stated task. Short practice: Does this one pair prove the classifier always ignores subject?</w:t>
+      </w:r>
+    </w:p>
+    <w:p>
+      <w:pPr>
+        <w:spacing w:line="336" w:lineRule="auto" w:after="180"/>
+      </w:pPr>
+      <w:r>
+        <w:rPr>
+          <w:b w:val="0"/>
+        </w:rPr>
+        <w:t>Explain a narrower claim.. Return to this week and explain what you changed.</w:t>
       </w:r>
     </w:p>
     <w:p>
@@ -1697,8 +2670,61 @@
       </w:r>
     </w:p>
     <w:p>
-      <w:r>
-        <w:t>The browser lab lets you edit the supported Python examples already included in this lesson. Predict first, run, inspect the actual output or error, change one input, then run again. Keep code, predictions, actual results and a reasoned revision together. On paper, label your result as a trace rather than an execution.</w:t>
+      <w:pPr>
+        <w:spacing w:line="336" w:lineRule="auto" w:after="180"/>
+      </w:pPr>
+      <w:r>
+        <w:rPr>
+          <w:b w:val="0"/>
+        </w:rPr>
+        <w:t xml:space="preserve">The browser lab lets you edit the supported Python examples already included in this lesson. Predict first, run, inspect the actual </w:t>
+      </w:r>
+      <w:r>
+        <w:rPr>
+          <w:b/>
+        </w:rPr>
+        <w:t>output</w:t>
+      </w:r>
+      <w:r>
+        <w:rPr>
+          <w:b w:val="0"/>
+        </w:rPr>
+        <w:t xml:space="preserve"> or error, change one </w:t>
+      </w:r>
+      <w:r>
+        <w:rPr>
+          <w:b/>
+        </w:rPr>
+        <w:t>input</w:t>
+      </w:r>
+      <w:r>
+        <w:rPr>
+          <w:b w:val="0"/>
+        </w:rPr>
+        <w:t>, then run again.</w:t>
+      </w:r>
+    </w:p>
+    <w:p>
+      <w:pPr>
+        <w:spacing w:line="336" w:lineRule="auto" w:after="180"/>
+      </w:pPr>
+      <w:r>
+        <w:rPr>
+          <w:b w:val="0"/>
+        </w:rPr>
+        <w:t xml:space="preserve">Keep code, </w:t>
+      </w:r>
+      <w:r>
+        <w:rPr>
+          <w:b/>
+        </w:rPr>
+        <w:t>prediction</w:t>
+      </w:r>
+      <w:r>
+        <w:rPr>
+          <w:b w:val="0"/>
+        </w:rPr>
+        <w:t>s, actual results and a reasoned revision together. On paper, label your result as a trace rather than an execution.</w:t>
       </w:r>
     </w:p>
     <w:p>
@@ -1710,8 +2736,37 @@
       </w:r>
     </w:p>
     <w:p>
-      <w:r>
-        <w:t>Use Download completed work in the hosted lesson to export your answers, reflections, practice feedback and code-run evidence. Open the HTML copy to read or print it. Drafts stay in this browser when storage is available; clear drafts on a shared device.</w:t>
+      <w:pPr>
+        <w:spacing w:line="336" w:lineRule="auto" w:after="180"/>
+      </w:pPr>
+      <w:r>
+        <w:rPr>
+          <w:b w:val="0"/>
+        </w:rPr>
+        <w:t xml:space="preserve">Use Download completed work in the hosted lesson to export your answers, reflections, practice feedback and code-run </w:t>
+      </w:r>
+      <w:r>
+        <w:rPr>
+          <w:b/>
+        </w:rPr>
+        <w:t>evidence</w:t>
+      </w:r>
+      <w:r>
+        <w:rPr>
+          <w:b w:val="0"/>
+        </w:rPr>
+        <w:t>. Open the HTML copy to read or print it.</w:t>
+      </w:r>
+    </w:p>
+    <w:p>
+      <w:pPr>
+        <w:spacing w:line="336" w:lineRule="auto" w:after="180"/>
+      </w:pPr>
+      <w:r>
+        <w:rPr>
+          <w:b w:val="0"/>
+        </w:rPr>
+        <w:t>Drafts stay in this browser when storage is available; clear drafts on a shared device.</w:t>
       </w:r>
     </w:p>
     <w:p>
@@ -1725,6 +2780,728 @@
     <w:p>
       <w:r>
         <w:t>________________________________________________________________</w:t>
+      </w:r>
+    </w:p>
+    <w:p>
+      <w:r>
+        <w:t>________________________________________________________________</w:t>
+      </w:r>
+    </w:p>
+    <w:p>
+      <w:r>
+        <w:t>________________________________________________________________</w:t>
+      </w:r>
+    </w:p>
+    <w:p>
+      <w:r>
+        <w:t>________________________________________________________________</w:t>
+      </w:r>
+    </w:p>
+    <w:p>
+      <w:r>
+        <w:t>________________________________________________________________</w:t>
+      </w:r>
+    </w:p>
+    <w:p>
+      <w:pPr>
+        <w:pStyle w:val="Heading1"/>
+      </w:pPr>
+      <w:r>
+        <w:t>21. Visual concept journey</w:t>
+      </w:r>
+    </w:p>
+    <w:p>
+      <w:r>
+        <w:t>Explain each Choose Informative Questions picture from its labels, then record a relevant limit.</w:t>
+      </w:r>
+    </w:p>
+    <w:p>
+      <w:pPr>
+        <w:pStyle w:val="Heading3"/>
+      </w:pPr>
+      <w:r>
+        <w:t>01. Choose Informative Questions: the case</w:t>
+      </w:r>
+    </w:p>
+    <w:p>
+      <w:r>
+        <w:drawing>
+          <wp:inline xmlns:a="http://schemas.openxmlformats.org/drawingml/2006/main" xmlns:pic="http://schemas.openxmlformats.org/drawingml/2006/picture">
+            <wp:extent cx="5486400" cy="3142488"/>
+            <wp:docPr id="3" name="Picture 3" descr="A fictional guessing game has eight catalogue cards and asks yes/no questions to narrow the target. Supplied facts: Cards: four mystery, four science; six paperback, two hardback; all English. Compare worst-case remaining group size after asking mystery?, paperback? or English?. No claim about unequal target probabilities is made."/>
+            <wp:cNvGraphicFramePr>
+              <a:graphicFrameLocks noChangeAspect="1"/>
+            </wp:cNvGraphicFramePr>
+            <a:graphic>
+              <a:graphicData uri="http://schemas.openxmlformats.org/drawingml/2006/picture">
+                <pic:pic>
+                  <pic:nvPicPr>
+                    <pic:cNvPr id="0" name="academy-story-ai-2-15-01.png"/>
+                    <pic:cNvPicPr/>
+                  </pic:nvPicPr>
+                  <pic:blipFill>
+                    <a:blip r:embed="rId11"/>
+                    <a:stretch>
+                      <a:fillRect/>
+                    </a:stretch>
+                  </pic:blipFill>
+                  <pic:spPr>
+                    <a:xfrm>
+                      <a:off x="0" y="0"/>
+                      <a:ext cx="5486400" cy="3142488"/>
+                    </a:xfrm>
+                    <a:prstGeom prst="rect"/>
+                  </pic:spPr>
+                </pic:pic>
+              </a:graphicData>
+            </a:graphic>
+          </wp:inline>
+        </w:drawing>
+      </w:r>
+    </w:p>
+    <w:p>
+      <w:pPr>
+        <w:spacing w:line="336" w:lineRule="auto" w:after="180"/>
+      </w:pPr>
+      <w:r>
+        <w:rPr>
+          <w:b w:val="0"/>
+        </w:rPr>
+        <w:t>A fictional guessing game has eight catalogue cards and asks yes/no questions to narrow the target. Supplied facts: Cards: four mystery, four science; six paperback, two hardback; all English.</w:t>
+      </w:r>
+    </w:p>
+    <w:p>
+      <w:pPr>
+        <w:spacing w:line="336" w:lineRule="auto" w:after="180"/>
+      </w:pPr>
+      <w:r>
+        <w:rPr>
+          <w:b w:val="0"/>
+        </w:rPr>
+        <w:t>Compare worst-case remaining group size after asking mystery?, paperback? or English?. No claim about unequal target probabilities is made.</w:t>
+      </w:r>
+    </w:p>
+    <w:p>
+      <w:pPr>
+        <w:spacing w:line="336" w:lineRule="auto" w:after="180"/>
+        <w:shd w:fill="F5F1FB"/>
+      </w:pPr>
+      <w:r>
+        <w:rPr>
+          <w:b w:val="0"/>
+        </w:rPr>
+        <w:t>Point to the given fact that matters most. Explain why it matters.</w:t>
+      </w:r>
+    </w:p>
+    <w:p>
+      <w:pPr>
+        <w:pStyle w:val="Heading3"/>
+      </w:pPr>
+      <w:r>
+        <w:t>My picture explanation, deciding evidence and one limit</w:t>
+      </w:r>
+    </w:p>
+    <w:p>
+      <w:r>
+        <w:t>________________________________________________________________</w:t>
+      </w:r>
+    </w:p>
+    <w:p>
+      <w:r>
+        <w:t>________________________________________________________________</w:t>
+      </w:r>
+    </w:p>
+    <w:p>
+      <w:r>
+        <w:t>________________________________________________________________</w:t>
+      </w:r>
+    </w:p>
+    <w:p>
+      <w:r>
+        <w:t>________________________________________________________________</w:t>
+      </w:r>
+    </w:p>
+    <w:p>
+      <w:pPr>
+        <w:pStyle w:val="Heading3"/>
+      </w:pPr>
+      <w:r>
+        <w:t>02. Follow the deciding steps</w:t>
+      </w:r>
+    </w:p>
+    <w:p>
+      <w:r>
+        <w:drawing>
+          <wp:inline xmlns:a="http://schemas.openxmlformats.org/drawingml/2006/main" xmlns:pic="http://schemas.openxmlformats.org/drawingml/2006/picture">
+            <wp:extent cx="5486400" cy="4005072"/>
+            <wp:docPr id="4" name="Picture 4" descr="List possibilities: There are eight possible target cards initially. → Mystery question: Yes group 4; No group 4; largest remaining group 4. → Paperback question: Yes 6; No 2; largest remaining group 6. → English question: Yes 8; No 0; largest remaining group 8."/>
+            <wp:cNvGraphicFramePr>
+              <a:graphicFrameLocks noChangeAspect="1"/>
+            </wp:cNvGraphicFramePr>
+            <a:graphic>
+              <a:graphicData uri="http://schemas.openxmlformats.org/drawingml/2006/picture">
+                <pic:pic>
+                  <pic:nvPicPr>
+                    <pic:cNvPr id="0" name="academy-story-ai-2-15-02.png"/>
+                    <pic:cNvPicPr/>
+                  </pic:nvPicPr>
+                  <pic:blipFill>
+                    <a:blip r:embed="rId12"/>
+                    <a:stretch>
+                      <a:fillRect/>
+                    </a:stretch>
+                  </pic:blipFill>
+                  <pic:spPr>
+                    <a:xfrm>
+                      <a:off x="0" y="0"/>
+                      <a:ext cx="5486400" cy="4005072"/>
+                    </a:xfrm>
+                    <a:prstGeom prst="rect"/>
+                  </pic:spPr>
+                </pic:pic>
+              </a:graphicData>
+            </a:graphic>
+          </wp:inline>
+        </w:drawing>
+      </w:r>
+    </w:p>
+    <w:p>
+      <w:pPr>
+        <w:spacing w:line="336" w:lineRule="auto" w:after="180"/>
+      </w:pPr>
+      <w:r>
+        <w:rPr>
+          <w:b w:val="0"/>
+        </w:rPr>
+        <w:t>List possibilities: There are eight possible target cards initially. → Mystery question: Yes group 4; No group 4; largest remaining group 4. → Paperback question: Yes 6; No 2; largest remaining group 6. → English question: Yes 8; No 0; largest remaining group 8.</w:t>
+      </w:r>
+    </w:p>
+    <w:p>
+      <w:pPr>
+        <w:spacing w:line="336" w:lineRule="auto" w:after="180"/>
+        <w:shd w:fill="F5F1FB"/>
+      </w:pPr>
+      <w:r>
+        <w:rPr>
+          <w:b w:val="0"/>
+        </w:rPr>
+        <w:t xml:space="preserve">Point to each numbered stage and explain which recorded </w:t>
+      </w:r>
+      <w:r>
+        <w:rPr>
+          <w:b/>
+        </w:rPr>
+        <w:t>input</w:t>
+      </w:r>
+      <w:r>
+        <w:rPr>
+          <w:b w:val="0"/>
+        </w:rPr>
+        <w:t xml:space="preserve"> it uses.</w:t>
+      </w:r>
+    </w:p>
+    <w:p>
+      <w:pPr>
+        <w:pStyle w:val="Heading3"/>
+      </w:pPr>
+      <w:r>
+        <w:t>My picture explanation, deciding evidence and one limit</w:t>
+      </w:r>
+    </w:p>
+    <w:p>
+      <w:r>
+        <w:t>________________________________________________________________</w:t>
+      </w:r>
+    </w:p>
+    <w:p>
+      <w:r>
+        <w:t>________________________________________________________________</w:t>
+      </w:r>
+    </w:p>
+    <w:p>
+      <w:r>
+        <w:t>________________________________________________________________</w:t>
+      </w:r>
+    </w:p>
+    <w:p>
+      <w:r>
+        <w:t>________________________________________________________________</w:t>
+      </w:r>
+    </w:p>
+    <w:p>
+      <w:pPr>
+        <w:pStyle w:val="Heading3"/>
+      </w:pPr>
+      <w:r>
+        <w:t>03. Worst-case remaining candidates</w:t>
+      </w:r>
+    </w:p>
+    <w:p>
+      <w:r>
+        <w:drawing>
+          <wp:inline xmlns:a="http://schemas.openxmlformats.org/drawingml/2006/main" xmlns:pic="http://schemas.openxmlformats.org/drawingml/2006/picture">
+            <wp:extent cx="5486400" cy="3145536"/>
+            <wp:docPr id="5" name="Picture 5" descr="Worst-case remaining candidates. Units: cards remaining. Mystery?: 4. Paperback?: 6. English?: 8."/>
+            <wp:cNvGraphicFramePr>
+              <a:graphicFrameLocks noChangeAspect="1"/>
+            </wp:cNvGraphicFramePr>
+            <a:graphic>
+              <a:graphicData uri="http://schemas.openxmlformats.org/drawingml/2006/picture">
+                <pic:pic>
+                  <pic:nvPicPr>
+                    <pic:cNvPr id="0" name="academy-story-ai-2-15-03.png"/>
+                    <pic:cNvPicPr/>
+                  </pic:nvPicPr>
+                  <pic:blipFill>
+                    <a:blip r:embed="rId13"/>
+                    <a:stretch>
+                      <a:fillRect/>
+                    </a:stretch>
+                  </pic:blipFill>
+                  <pic:spPr>
+                    <a:xfrm>
+                      <a:off x="0" y="0"/>
+                      <a:ext cx="5486400" cy="3145536"/>
+                    </a:xfrm>
+                    <a:prstGeom prst="rect"/>
+                  </pic:spPr>
+                </pic:pic>
+              </a:graphicData>
+            </a:graphic>
+          </wp:inline>
+        </w:drawing>
+      </w:r>
+    </w:p>
+    <w:p>
+      <w:pPr>
+        <w:spacing w:line="336" w:lineRule="auto" w:after="180"/>
+      </w:pPr>
+      <w:r>
+        <w:rPr>
+          <w:b w:val="0"/>
+        </w:rPr>
+        <w:t>Worst-case remaining candidates. Units: cards remaining. Mystery?: 4. Paperback?: 6. English?: 8.</w:t>
+      </w:r>
+    </w:p>
+    <w:p>
+      <w:pPr>
+        <w:spacing w:line="336" w:lineRule="auto" w:after="180"/>
+        <w:shd w:fill="F5F1FB"/>
+      </w:pPr>
+      <w:r>
+        <w:rPr>
+          <w:b w:val="0"/>
+        </w:rPr>
+        <w:t>Read the labels and values. Explain the relationship the model shows.</w:t>
+      </w:r>
+    </w:p>
+    <w:p>
+      <w:pPr>
+        <w:pStyle w:val="Heading3"/>
+      </w:pPr>
+      <w:r>
+        <w:t>My picture explanation, deciding evidence and one limit</w:t>
+      </w:r>
+    </w:p>
+    <w:p>
+      <w:r>
+        <w:t>________________________________________________________________</w:t>
+      </w:r>
+    </w:p>
+    <w:p>
+      <w:r>
+        <w:t>________________________________________________________________</w:t>
+      </w:r>
+    </w:p>
+    <w:p>
+      <w:r>
+        <w:t>________________________________________________________________</w:t>
+      </w:r>
+    </w:p>
+    <w:p>
+      <w:r>
+        <w:t>________________________________________________________________</w:t>
+      </w:r>
+    </w:p>
+    <w:p>
+      <w:pPr>
+        <w:pStyle w:val="Heading3"/>
+      </w:pPr>
+      <w:r>
+        <w:t>04. Change one thing. Trace what follows.</w:t>
+      </w:r>
+    </w:p>
+    <w:p>
+      <w:r>
+        <w:drawing>
+          <wp:inline xmlns:a="http://schemas.openxmlformats.org/drawingml/2006/main" xmlns:pic="http://schemas.openxmlformats.org/drawingml/2006/picture">
+            <wp:extent cx="5486400" cy="3026664"/>
+            <wp:docPr id="6" name="Picture 6" descr="Original case: Yes 8; No 0; largest remaining group 8. Changed condition: The current possibility set contains only the four mystery cards. Expected result: Asking mystery now leaves all four; it no longer narrows the set. Reason: Question value depends on the remaining candidates, not just on its wording."/>
+            <wp:cNvGraphicFramePr>
+              <a:graphicFrameLocks noChangeAspect="1"/>
+            </wp:cNvGraphicFramePr>
+            <a:graphic>
+              <a:graphicData uri="http://schemas.openxmlformats.org/drawingml/2006/picture">
+                <pic:pic>
+                  <pic:nvPicPr>
+                    <pic:cNvPr id="0" name="academy-story-ai-2-15-04.png"/>
+                    <pic:cNvPicPr/>
+                  </pic:nvPicPr>
+                  <pic:blipFill>
+                    <a:blip r:embed="rId14"/>
+                    <a:stretch>
+                      <a:fillRect/>
+                    </a:stretch>
+                  </pic:blipFill>
+                  <pic:spPr>
+                    <a:xfrm>
+                      <a:off x="0" y="0"/>
+                      <a:ext cx="5486400" cy="3026664"/>
+                    </a:xfrm>
+                    <a:prstGeom prst="rect"/>
+                  </pic:spPr>
+                </pic:pic>
+              </a:graphicData>
+            </a:graphic>
+          </wp:inline>
+        </w:drawing>
+      </w:r>
+    </w:p>
+    <w:p>
+      <w:pPr>
+        <w:spacing w:line="336" w:lineRule="auto" w:after="180"/>
+      </w:pPr>
+      <w:r>
+        <w:rPr>
+          <w:b w:val="0"/>
+        </w:rPr>
+        <w:t>Original case: Yes 8; No 0; largest remaining group 8. Changed condition: The current possibility set contains only the four mystery cards. Expected result: Asking mystery now leaves all four; it no longer narrows the set.</w:t>
+      </w:r>
+    </w:p>
+    <w:p>
+      <w:pPr>
+        <w:spacing w:line="336" w:lineRule="auto" w:after="180"/>
+      </w:pPr>
+      <w:r>
+        <w:rPr>
+          <w:b w:val="0"/>
+        </w:rPr>
+        <w:t>Reason: Question value depends on the remaining candidates, not just on its wording.</w:t>
+      </w:r>
+    </w:p>
+    <w:p>
+      <w:pPr>
+        <w:spacing w:line="336" w:lineRule="auto" w:after="180"/>
+        <w:shd w:fill="F5F1FB"/>
+      </w:pPr>
+      <w:r>
+        <w:rPr>
+          <w:b w:val="0"/>
+        </w:rPr>
+        <w:t>Predict before checking the worked changed-case result. Name what changed and what the supplied facts allow you to conclude.</w:t>
+      </w:r>
+    </w:p>
+    <w:p>
+      <w:pPr>
+        <w:pStyle w:val="Heading3"/>
+      </w:pPr>
+      <w:r>
+        <w:t>My picture explanation, deciding evidence and one limit</w:t>
+      </w:r>
+    </w:p>
+    <w:p>
+      <w:r>
+        <w:t>________________________________________________________________</w:t>
+      </w:r>
+    </w:p>
+    <w:p>
+      <w:r>
+        <w:t>________________________________________________________________</w:t>
+      </w:r>
+    </w:p>
+    <w:p>
+      <w:r>
+        <w:t>________________________________________________________________</w:t>
+      </w:r>
+    </w:p>
+    <w:p>
+      <w:r>
+        <w:t>________________________________________________________________</w:t>
+      </w:r>
+    </w:p>
+    <w:p>
+      <w:pPr>
+        <w:pStyle w:val="Heading3"/>
+      </w:pPr>
+      <w:r>
+        <w:t>05. Connect the explanation to its limit</w:t>
+      </w:r>
+    </w:p>
+    <w:p>
+      <w:r>
+        <w:drawing>
+          <wp:inline xmlns:a="http://schemas.openxmlformats.org/drawingml/2006/main" xmlns:pic="http://schemas.openxmlformats.org/drawingml/2006/picture">
+            <wp:extent cx="5486400" cy="2834640"/>
+            <wp:docPr id="7" name="Picture 7" descr="Under the stated worst-case criterion, mystery is the most useful of these questions because it leaves at most four cards. The constant language clue never narrows the set. This is an identification-game criterion; a classifier fitting labels may instead compare prediction errors or another declared training measure. Limit: Balanced groups do not guarantee a truthful user answer or optimal choices under every probability or cost model."/>
+            <wp:cNvGraphicFramePr>
+              <a:graphicFrameLocks noChangeAspect="1"/>
+            </wp:cNvGraphicFramePr>
+            <a:graphic>
+              <a:graphicData uri="http://schemas.openxmlformats.org/drawingml/2006/picture">
+                <pic:pic>
+                  <pic:nvPicPr>
+                    <pic:cNvPr id="0" name="academy-story-ai-2-15-05.png"/>
+                    <pic:cNvPicPr/>
+                  </pic:nvPicPr>
+                  <pic:blipFill>
+                    <a:blip r:embed="rId15"/>
+                    <a:stretch>
+                      <a:fillRect/>
+                    </a:stretch>
+                  </pic:blipFill>
+                  <pic:spPr>
+                    <a:xfrm>
+                      <a:off x="0" y="0"/>
+                      <a:ext cx="5486400" cy="2834640"/>
+                    </a:xfrm>
+                    <a:prstGeom prst="rect"/>
+                  </pic:spPr>
+                </pic:pic>
+              </a:graphicData>
+            </a:graphic>
+          </wp:inline>
+        </w:drawing>
+      </w:r>
+    </w:p>
+    <w:p>
+      <w:pPr>
+        <w:spacing w:line="336" w:lineRule="auto" w:after="180"/>
+      </w:pPr>
+      <w:r>
+        <w:rPr>
+          <w:b w:val="0"/>
+        </w:rPr>
+        <w:t>Under the stated worst-case criterion, mystery is the most useful of these questions because it leaves at most four cards. The constant language clue never narrows the set.</w:t>
+      </w:r>
+    </w:p>
+    <w:p>
+      <w:pPr>
+        <w:spacing w:line="336" w:lineRule="auto" w:after="180"/>
+      </w:pPr>
+      <w:r>
+        <w:rPr>
+          <w:b w:val="0"/>
+        </w:rPr>
+        <w:t xml:space="preserve">This is an identification-game criterion; a classifier </w:t>
+      </w:r>
+      <w:r>
+        <w:rPr>
+          <w:b/>
+        </w:rPr>
+        <w:t>fitting</w:t>
+      </w:r>
+      <w:r>
+        <w:rPr>
+          <w:b w:val="0"/>
+        </w:rPr>
+        <w:t xml:space="preserve"> labels may instead compare </w:t>
+      </w:r>
+      <w:r>
+        <w:rPr>
+          <w:b/>
+        </w:rPr>
+        <w:t>prediction</w:t>
+      </w:r>
+      <w:r>
+        <w:rPr>
+          <w:b w:val="0"/>
+        </w:rPr>
+        <w:t xml:space="preserve"> errors or another declared </w:t>
+      </w:r>
+      <w:r>
+        <w:rPr>
+          <w:b/>
+        </w:rPr>
+        <w:t>training</w:t>
+      </w:r>
+      <w:r>
+        <w:rPr>
+          <w:b w:val="0"/>
+        </w:rPr>
+        <w:t xml:space="preserve"> measure.</w:t>
+      </w:r>
+    </w:p>
+    <w:p>
+      <w:pPr>
+        <w:spacing w:line="336" w:lineRule="auto" w:after="180"/>
+      </w:pPr>
+      <w:r>
+        <w:rPr>
+          <w:b w:val="0"/>
+        </w:rPr>
+        <w:t>Limit: Balanced groups do not guarantee a truthful user answer or optimal choices under every probability or cost model.</w:t>
+      </w:r>
+    </w:p>
+    <w:p>
+      <w:pPr>
+        <w:spacing w:line="336" w:lineRule="auto" w:after="180"/>
+        <w:shd w:fill="F5F1FB"/>
+      </w:pPr>
+      <w:r>
+        <w:rPr>
+          <w:b w:val="0"/>
+        </w:rPr>
+        <w:t>Explain the case, then point to a limit on the claim.</w:t>
+      </w:r>
+    </w:p>
+    <w:p>
+      <w:pPr>
+        <w:pStyle w:val="Heading3"/>
+      </w:pPr>
+      <w:r>
+        <w:t>My picture explanation, deciding evidence and one limit</w:t>
+      </w:r>
+    </w:p>
+    <w:p>
+      <w:r>
+        <w:t>________________________________________________________________</w:t>
+      </w:r>
+    </w:p>
+    <w:p>
+      <w:r>
+        <w:t>________________________________________________________________</w:t>
+      </w:r>
+    </w:p>
+    <w:p>
+      <w:r>
+        <w:t>________________________________________________________________</w:t>
+      </w:r>
+    </w:p>
+    <w:p>
+      <w:r>
+        <w:t>________________________________________________________________</w:t>
+      </w:r>
+    </w:p>
+    <w:p>
+      <w:pPr>
+        <w:pStyle w:val="Heading3"/>
+      </w:pPr>
+      <w:r>
+        <w:t>06. Make the idea visible in your project</w:t>
+      </w:r>
+    </w:p>
+    <w:p>
+      <w:r>
+        <w:drawing>
+          <wp:inline xmlns:a="http://schemas.openxmlformats.org/drawingml/2006/main" xmlns:pic="http://schemas.openxmlformats.org/drawingml/2006/picture">
+            <wp:extent cx="5486400" cy="3380232"/>
+            <wp:docPr id="8" name="Picture 8" descr="Choose recommender questions that distinguish feasible options, documenting the decision criterion rather than asking unnecessary personal details. Draw your input, deciding step, result and limit. Supported question: Choose the best original question and explain why its more balanced split matters here."/>
+            <wp:cNvGraphicFramePr>
+              <a:graphicFrameLocks noChangeAspect="1"/>
+            </wp:cNvGraphicFramePr>
+            <a:graphic>
+              <a:graphicData uri="http://schemas.openxmlformats.org/drawingml/2006/picture">
+                <pic:pic>
+                  <pic:nvPicPr>
+                    <pic:cNvPr id="0" name="academy-story-ai-2-15-06.png"/>
+                    <pic:cNvPicPr/>
+                  </pic:nvPicPr>
+                  <pic:blipFill>
+                    <a:blip r:embed="rId16"/>
+                    <a:stretch>
+                      <a:fillRect/>
+                    </a:stretch>
+                  </pic:blipFill>
+                  <pic:spPr>
+                    <a:xfrm>
+                      <a:off x="0" y="0"/>
+                      <a:ext cx="5486400" cy="3380232"/>
+                    </a:xfrm>
+                    <a:prstGeom prst="rect"/>
+                  </pic:spPr>
+                </pic:pic>
+              </a:graphicData>
+            </a:graphic>
+          </wp:inline>
+        </w:drawing>
+      </w:r>
+    </w:p>
+    <w:p>
+      <w:pPr>
+        <w:spacing w:line="336" w:lineRule="auto" w:after="180"/>
+      </w:pPr>
+      <w:r>
+        <w:rPr>
+          <w:b w:val="0"/>
+        </w:rPr>
+        <w:t xml:space="preserve">Choose recommender questions that distinguish feasible options, documenting the decision criterion rather than asking unnecessary personal details. Draw your </w:t>
+      </w:r>
+      <w:r>
+        <w:rPr>
+          <w:b/>
+        </w:rPr>
+        <w:t>input</w:t>
+      </w:r>
+      <w:r>
+        <w:rPr>
+          <w:b w:val="0"/>
+        </w:rPr>
+        <w:t>, deciding step, result and limit.</w:t>
+      </w:r>
+    </w:p>
+    <w:p>
+      <w:pPr>
+        <w:spacing w:line="336" w:lineRule="auto" w:after="180"/>
+      </w:pPr>
+      <w:r>
+        <w:rPr>
+          <w:b w:val="0"/>
+        </w:rPr>
+        <w:t xml:space="preserve">Supported question: Choose the best original question and explain why its more balanced </w:t>
+      </w:r>
+      <w:r>
+        <w:rPr>
+          <w:b/>
+        </w:rPr>
+        <w:t>split</w:t>
+      </w:r>
+      <w:r>
+        <w:rPr>
+          <w:b w:val="0"/>
+        </w:rPr>
+        <w:t xml:space="preserve"> matters here.</w:t>
+      </w:r>
+    </w:p>
+    <w:p>
+      <w:pPr>
+        <w:spacing w:line="336" w:lineRule="auto" w:after="180"/>
+        <w:shd w:fill="F5F1FB"/>
+      </w:pPr>
+      <w:r>
+        <w:rPr>
+          <w:b w:val="0"/>
+        </w:rPr>
+        <w:t xml:space="preserve">Draw your project trace and justify the deciding step using </w:t>
+      </w:r>
+      <w:r>
+        <w:rPr>
+          <w:b/>
+        </w:rPr>
+        <w:t>evidence</w:t>
+      </w:r>
+      <w:r>
+        <w:rPr>
+          <w:b w:val="0"/>
+        </w:rPr>
+        <w:t>.</w:t>
+      </w:r>
+    </w:p>
+    <w:p>
+      <w:pPr>
+        <w:pStyle w:val="Heading3"/>
+      </w:pPr>
+      <w:r>
+        <w:t>My picture explanation, deciding evidence and one limit</w:t>
       </w:r>
     </w:p>
     <w:p>

--- a/downloads/workbook/ai-2-week-15.docx
+++ b/downloads/workbook/ai-2-week-15.docx
@@ -25,65 +25,163 @@
         <w:pStyle w:val="Heading1"/>
       </w:pPr>
       <w:r>
-        <w:t>01. Recall and choose your starting point</w:t>
-      </w:r>
-    </w:p>
-    <w:p>
-      <w:r>
-        <w:t>Record your starting explanation for Choose Informative Questions before opening notes. Show any later correction separately.</w:t>
-      </w:r>
-    </w:p>
-    <w:p>
-      <w:pPr>
-        <w:spacing w:line="336" w:lineRule="auto" w:after="180"/>
-      </w:pPr>
-      <w:r>
-        <w:rPr>
-          <w:b w:val="0"/>
-        </w:rPr>
+        <w:t>One current question-choice record, with earlier tree drafts preserved.</w:t>
+      </w:r>
+    </w:p>
+    <w:p>
+      <w:r>
+        <w:t>State possibilities, compare questions, recount a restricted set and explain assumptions and ties.</w:t>
+      </w:r>
+    </w:p>
+    <w:p>
+      <w:r>
+        <w:t>Current tasks have separate answer fields; earlier tree questions and saved responses remain labelled review.</w:t>
+      </w:r>
+    </w:p>
+    <w:p>
+      <w:pPr>
+        <w:pStyle w:val="Heading1"/>
+      </w:pPr>
+      <w:r>
+        <w:t>01. Recall: reconnect earlier ideas</w:t>
+      </w:r>
+    </w:p>
+    <w:p>
+      <w:r>
+        <w:t>Retrieve before opening notes.</w:t>
+      </w:r>
+    </w:p>
+    <w:p>
+      <w:pPr>
+        <w:pStyle w:val="Heading2"/>
+      </w:pPr>
+      <w:r>
+        <w:t>Retrieve and explain</w:t>
+      </w:r>
+    </w:p>
+    <w:p>
+      <w:pPr>
+        <w:pStyle w:val="ListBullet"/>
+      </w:pPr>
+      <w:r>
         <w:t>Try the recall before opening notes. Then use a different colour or a labelled second line to correct your explanation.</w:t>
       </w:r>
     </w:p>
     <w:p>
       <w:pPr>
+        <w:pStyle w:val="ListBullet"/>
+      </w:pPr>
+      <w:r>
+        <w:t>Without opening the old lesson, explain one key idea from Decision Trees. Give an example and a mistake that the idea helps you avoid.</w:t>
+      </w:r>
+    </w:p>
+    <w:p>
+      <w:pPr>
         <w:pStyle w:val="Heading3"/>
       </w:pPr>
       <w:r>
+        <w:t>My remembered idea, example and correction</w:t>
+      </w:r>
+    </w:p>
+    <w:p>
+      <w:r>
+        <w:t>________________________________________________________________</w:t>
+      </w:r>
+    </w:p>
+    <w:p>
+      <w:r>
+        <w:t>________________________________________________________________</w:t>
+      </w:r>
+    </w:p>
+    <w:p>
+      <w:r>
+        <w:t>________________________________________________________________</w:t>
+      </w:r>
+    </w:p>
+    <w:p>
+      <w:pPr>
+        <w:pStyle w:val="ListBullet"/>
+      </w:pPr>
+      <w:r>
+        <w:t>Without opening the old lesson, explain one key idea from Accuracy as a Fraction. Give an example and a mistake that the idea helps you avoid.</w:t>
+      </w:r>
+    </w:p>
+    <w:p>
+      <w:pPr>
+        <w:pStyle w:val="Heading3"/>
+      </w:pPr>
+      <w:r>
+        <w:t>My remembered idea, example and correction</w:t>
+      </w:r>
+    </w:p>
+    <w:p>
+      <w:r>
+        <w:t>________________________________________________________________</w:t>
+      </w:r>
+    </w:p>
+    <w:p>
+      <w:r>
+        <w:t>________________________________________________________________</w:t>
+      </w:r>
+    </w:p>
+    <w:p>
+      <w:r>
+        <w:t>________________________________________________________________</w:t>
+      </w:r>
+    </w:p>
+    <w:p>
+      <w:pPr>
+        <w:pStyle w:val="ListBullet"/>
+      </w:pPr>
+      <w:r>
+        <w:t>Without opening the old lesson, explain one key idea from Features and Distractors. Give an example and a mistake that the idea helps you avoid.</w:t>
+      </w:r>
+    </w:p>
+    <w:p>
+      <w:pPr>
+        <w:pStyle w:val="Heading3"/>
+      </w:pPr>
+      <w:r>
+        <w:t>My remembered idea, example and correction</w:t>
+      </w:r>
+    </w:p>
+    <w:p>
+      <w:r>
+        <w:t>________________________________________________________________</w:t>
+      </w:r>
+    </w:p>
+    <w:p>
+      <w:r>
+        <w:t>________________________________________________________________</w:t>
+      </w:r>
+    </w:p>
+    <w:p>
+      <w:r>
+        <w:t>________________________________________________________________</w:t>
+      </w:r>
+    </w:p>
+    <w:p>
+      <w:pPr>
+        <w:pStyle w:val="Heading2"/>
+      </w:pPr>
+      <w:r>
+        <w:t>Earlier wording, alternatives and picture transcripts · reference / check after trying</w:t>
+      </w:r>
+    </w:p>
+    <w:p>
+      <w:pPr>
+        <w:pStyle w:val="Heading3"/>
+      </w:pPr>
+      <w:r>
         <w:t>Decision Trees</w:t>
       </w:r>
     </w:p>
     <w:p>
       <w:pPr>
-        <w:spacing w:line="336" w:lineRule="auto" w:after="180"/>
-      </w:pPr>
-      <w:r>
-        <w:rPr>
-          <w:b w:val="0"/>
-        </w:rPr>
-        <w:t>Without opening the old lesson, explain one key idea from Decision Trees. Give an example and a mistake that the idea helps you avoid.</w:t>
-      </w:r>
-    </w:p>
-    <w:p>
-      <w:pPr>
         <w:pStyle w:val="Heading3"/>
       </w:pPr>
       <w:r>
-        <w:t>My remembered idea, example and correction</w:t>
-      </w:r>
-    </w:p>
-    <w:p>
-      <w:r>
-        <w:t>________________________________________________________________</w:t>
-      </w:r>
-    </w:p>
-    <w:p>
-      <w:r>
-        <w:t>________________________________________________________________</w:t>
-      </w:r>
-    </w:p>
-    <w:p>
-      <w:r>
-        <w:t>________________________________________________________________</w:t>
+        <w:t>Accuracy as a Fraction</w:t>
       </w:r>
     </w:p>
     <w:p>
@@ -91,119 +189,28 @@
         <w:pStyle w:val="Heading3"/>
       </w:pPr>
       <w:r>
-        <w:t>Accuracy as a Fraction</w:t>
-      </w:r>
-    </w:p>
-    <w:p>
-      <w:pPr>
-        <w:spacing w:line="336" w:lineRule="auto" w:after="180"/>
-      </w:pPr>
-      <w:r>
-        <w:rPr>
-          <w:b w:val="0"/>
-        </w:rPr>
-        <w:t>Without opening the old lesson, explain one key idea from Accuracy as a Fraction. Give an example and a mistake that the idea helps you avoid.</w:t>
-      </w:r>
-    </w:p>
-    <w:p>
-      <w:pPr>
-        <w:pStyle w:val="Heading3"/>
-      </w:pPr>
-      <w:r>
-        <w:t>My remembered idea, example and correction</w:t>
-      </w:r>
-    </w:p>
-    <w:p>
-      <w:r>
-        <w:t>________________________________________________________________</w:t>
-      </w:r>
-    </w:p>
-    <w:p>
-      <w:r>
-        <w:t>________________________________________________________________</w:t>
-      </w:r>
-    </w:p>
-    <w:p>
-      <w:r>
-        <w:t>________________________________________________________________</w:t>
-      </w:r>
-    </w:p>
-    <w:p>
-      <w:pPr>
-        <w:pStyle w:val="Heading3"/>
-      </w:pPr>
-      <w:r>
         <w:t>Features and Distractors</w:t>
       </w:r>
     </w:p>
     <w:p>
       <w:pPr>
-        <w:spacing w:line="336" w:lineRule="auto" w:after="180"/>
-      </w:pPr>
-      <w:r>
-        <w:rPr>
-          <w:b w:val="0"/>
-        </w:rPr>
-        <w:t>Without opening the old lesson, explain one key idea from Features and Distractors. Give an example and a mistake that the idea helps you avoid.</w:t>
-      </w:r>
-    </w:p>
-    <w:p>
-      <w:pPr>
-        <w:pStyle w:val="Heading3"/>
-      </w:pPr>
-      <w:r>
-        <w:t>My remembered idea, example and correction</w:t>
-      </w:r>
-    </w:p>
-    <w:p>
-      <w:r>
-        <w:t>________________________________________________________________</w:t>
-      </w:r>
-    </w:p>
-    <w:p>
-      <w:r>
-        <w:t>________________________________________________________________</w:t>
-      </w:r>
-    </w:p>
-    <w:p>
-      <w:r>
-        <w:t>________________________________________________________________</w:t>
-      </w:r>
-    </w:p>
-    <w:p>
-      <w:pPr>
         <w:pStyle w:val="Heading1"/>
       </w:pPr>
       <w:r>
-        <w:t>02. Practise with fading help</w:t>
-      </w:r>
-    </w:p>
-    <w:p>
-      <w:r>
-        <w:t>Complete the supported Choose Informative Questions trace and record the first step you can explain without help.</w:t>
-      </w:r>
-    </w:p>
-    <w:p>
-      <w:pPr>
-        <w:spacing w:line="336" w:lineRule="auto" w:after="180"/>
-      </w:pPr>
-      <w:r>
-        <w:rPr>
-          <w:b w:val="0"/>
-        </w:rPr>
-        <w:t xml:space="preserve">Use W2: Verify the candidate scores for </w:t>
-      </w:r>
-      <w:r>
-        <w:rPr>
-          <w:b/>
-        </w:rPr>
-        <w:t>Fitting</w:t>
-      </w:r>
-      <w:r>
-        <w:rPr>
-          <w:b w:val="0"/>
-        </w:rPr>
-        <w:t xml:space="preserve"> a decision tree. Record the answer once; the lesson and workbook refer to the same attempt.</w:t>
+        <w:t>12. W1 · State the current target possibilities</w:t>
+      </w:r>
+    </w:p>
+    <w:p>
+      <w:r>
+        <w:t>Keep this current game record separate from the earlier tree task and saved response.</w:t>
+      </w:r>
+    </w:p>
+    <w:p>
+      <w:pPr>
+        <w:pStyle w:val="Heading2"/>
+      </w:pPr>
+      <w:r>
+        <w:t>Current cards and criterion</w:t>
       </w:r>
     </w:p>
     <w:tbl>
@@ -228,7 +235,7 @@
           </w:tcPr>
           <w:p>
             <w:r>
-              <w:t>Given inputs</w:t>
+              <w:t>Card</w:t>
             </w:r>
           </w:p>
         </w:tc>
@@ -238,7 +245,7 @@
           </w:tcPr>
           <w:p>
             <w:r>
-              <w:t>Procedure I chose</w:t>
+              <w:t>Subject</w:t>
             </w:r>
           </w:p>
         </w:tc>
@@ -248,7 +255,7 @@
           </w:tcPr>
           <w:p>
             <w:r>
-              <w:t>Middle steps</w:t>
+              <w:t>Binding</w:t>
             </w:r>
           </w:p>
         </w:tc>
@@ -258,7 +265,7 @@
           </w:tcPr>
           <w:p>
             <w:r>
-              <w:t>Result and check</w:t>
+              <w:t>Language</w:t>
             </w:r>
           </w:p>
         </w:tc>
@@ -269,7 +276,9 @@
             <w:tcW w:type="dxa" w:w="2556"/>
           </w:tcPr>
           <w:p>
-            <w:r/>
+            <w:r>
+              <w:t>M1</w:t>
+            </w:r>
           </w:p>
         </w:tc>
         <w:tc>
@@ -277,7 +286,9 @@
             <w:tcW w:type="dxa" w:w="2556"/>
           </w:tcPr>
           <w:p>
-            <w:r/>
+            <w:r>
+              <w:t>mystery</w:t>
+            </w:r>
           </w:p>
         </w:tc>
         <w:tc>
@@ -285,7 +296,9 @@
             <w:tcW w:type="dxa" w:w="2556"/>
           </w:tcPr>
           <w:p>
-            <w:r/>
+            <w:r>
+              <w:t>paperback</w:t>
+            </w:r>
           </w:p>
         </w:tc>
         <w:tc>
@@ -293,68 +306,401 @@
             <w:tcW w:type="dxa" w:w="2556"/>
           </w:tcPr>
           <w:p>
-            <w:r/>
+            <w:r>
+              <w:t>English</w:t>
+            </w:r>
+          </w:p>
+        </w:tc>
+      </w:tr>
+      <w:tr>
+        <w:tc>
+          <w:tcPr>
+            <w:tcW w:type="dxa" w:w="2556"/>
+          </w:tcPr>
+          <w:p>
+            <w:r>
+              <w:t>M2</w:t>
+            </w:r>
+          </w:p>
+        </w:tc>
+        <w:tc>
+          <w:tcPr>
+            <w:tcW w:type="dxa" w:w="2556"/>
+          </w:tcPr>
+          <w:p>
+            <w:r>
+              <w:t>mystery</w:t>
+            </w:r>
+          </w:p>
+        </w:tc>
+        <w:tc>
+          <w:tcPr>
+            <w:tcW w:type="dxa" w:w="2556"/>
+          </w:tcPr>
+          <w:p>
+            <w:r>
+              <w:t>paperback</w:t>
+            </w:r>
+          </w:p>
+        </w:tc>
+        <w:tc>
+          <w:tcPr>
+            <w:tcW w:type="dxa" w:w="2556"/>
+          </w:tcPr>
+          <w:p>
+            <w:r>
+              <w:t>English</w:t>
+            </w:r>
+          </w:p>
+        </w:tc>
+      </w:tr>
+      <w:tr>
+        <w:tc>
+          <w:tcPr>
+            <w:tcW w:type="dxa" w:w="2556"/>
+          </w:tcPr>
+          <w:p>
+            <w:r>
+              <w:t>M3</w:t>
+            </w:r>
+          </w:p>
+        </w:tc>
+        <w:tc>
+          <w:tcPr>
+            <w:tcW w:type="dxa" w:w="2556"/>
+          </w:tcPr>
+          <w:p>
+            <w:r>
+              <w:t>mystery</w:t>
+            </w:r>
+          </w:p>
+        </w:tc>
+        <w:tc>
+          <w:tcPr>
+            <w:tcW w:type="dxa" w:w="2556"/>
+          </w:tcPr>
+          <w:p>
+            <w:r>
+              <w:t>paperback</w:t>
+            </w:r>
+          </w:p>
+        </w:tc>
+        <w:tc>
+          <w:tcPr>
+            <w:tcW w:type="dxa" w:w="2556"/>
+          </w:tcPr>
+          <w:p>
+            <w:r>
+              <w:t>English</w:t>
+            </w:r>
+          </w:p>
+        </w:tc>
+      </w:tr>
+      <w:tr>
+        <w:tc>
+          <w:tcPr>
+            <w:tcW w:type="dxa" w:w="2556"/>
+          </w:tcPr>
+          <w:p>
+            <w:r>
+              <w:t>M4</w:t>
+            </w:r>
+          </w:p>
+        </w:tc>
+        <w:tc>
+          <w:tcPr>
+            <w:tcW w:type="dxa" w:w="2556"/>
+          </w:tcPr>
+          <w:p>
+            <w:r>
+              <w:t>mystery</w:t>
+            </w:r>
+          </w:p>
+        </w:tc>
+        <w:tc>
+          <w:tcPr>
+            <w:tcW w:type="dxa" w:w="2556"/>
+          </w:tcPr>
+          <w:p>
+            <w:r>
+              <w:t>hardback</w:t>
+            </w:r>
+          </w:p>
+        </w:tc>
+        <w:tc>
+          <w:tcPr>
+            <w:tcW w:type="dxa" w:w="2556"/>
+          </w:tcPr>
+          <w:p>
+            <w:r>
+              <w:t>English</w:t>
+            </w:r>
+          </w:p>
+        </w:tc>
+      </w:tr>
+      <w:tr>
+        <w:tc>
+          <w:tcPr>
+            <w:tcW w:type="dxa" w:w="2556"/>
+          </w:tcPr>
+          <w:p>
+            <w:r>
+              <w:t>S1</w:t>
+            </w:r>
+          </w:p>
+        </w:tc>
+        <w:tc>
+          <w:tcPr>
+            <w:tcW w:type="dxa" w:w="2556"/>
+          </w:tcPr>
+          <w:p>
+            <w:r>
+              <w:t>science</w:t>
+            </w:r>
+          </w:p>
+        </w:tc>
+        <w:tc>
+          <w:tcPr>
+            <w:tcW w:type="dxa" w:w="2556"/>
+          </w:tcPr>
+          <w:p>
+            <w:r>
+              <w:t>paperback</w:t>
+            </w:r>
+          </w:p>
+        </w:tc>
+        <w:tc>
+          <w:tcPr>
+            <w:tcW w:type="dxa" w:w="2556"/>
+          </w:tcPr>
+          <w:p>
+            <w:r>
+              <w:t>English</w:t>
+            </w:r>
+          </w:p>
+        </w:tc>
+      </w:tr>
+      <w:tr>
+        <w:tc>
+          <w:tcPr>
+            <w:tcW w:type="dxa" w:w="2556"/>
+          </w:tcPr>
+          <w:p>
+            <w:r>
+              <w:t>S2</w:t>
+            </w:r>
+          </w:p>
+        </w:tc>
+        <w:tc>
+          <w:tcPr>
+            <w:tcW w:type="dxa" w:w="2556"/>
+          </w:tcPr>
+          <w:p>
+            <w:r>
+              <w:t>science</w:t>
+            </w:r>
+          </w:p>
+        </w:tc>
+        <w:tc>
+          <w:tcPr>
+            <w:tcW w:type="dxa" w:w="2556"/>
+          </w:tcPr>
+          <w:p>
+            <w:r>
+              <w:t>paperback</w:t>
+            </w:r>
+          </w:p>
+        </w:tc>
+        <w:tc>
+          <w:tcPr>
+            <w:tcW w:type="dxa" w:w="2556"/>
+          </w:tcPr>
+          <w:p>
+            <w:r>
+              <w:t>English</w:t>
+            </w:r>
+          </w:p>
+        </w:tc>
+      </w:tr>
+      <w:tr>
+        <w:tc>
+          <w:tcPr>
+            <w:tcW w:type="dxa" w:w="2556"/>
+          </w:tcPr>
+          <w:p>
+            <w:r>
+              <w:t>S3</w:t>
+            </w:r>
+          </w:p>
+        </w:tc>
+        <w:tc>
+          <w:tcPr>
+            <w:tcW w:type="dxa" w:w="2556"/>
+          </w:tcPr>
+          <w:p>
+            <w:r>
+              <w:t>science</w:t>
+            </w:r>
+          </w:p>
+        </w:tc>
+        <w:tc>
+          <w:tcPr>
+            <w:tcW w:type="dxa" w:w="2556"/>
+          </w:tcPr>
+          <w:p>
+            <w:r>
+              <w:t>paperback</w:t>
+            </w:r>
+          </w:p>
+        </w:tc>
+        <w:tc>
+          <w:tcPr>
+            <w:tcW w:type="dxa" w:w="2556"/>
+          </w:tcPr>
+          <w:p>
+            <w:r>
+              <w:t>English</w:t>
+            </w:r>
+          </w:p>
+        </w:tc>
+      </w:tr>
+      <w:tr>
+        <w:tc>
+          <w:tcPr>
+            <w:tcW w:type="dxa" w:w="2556"/>
+          </w:tcPr>
+          <w:p>
+            <w:r>
+              <w:t>S4</w:t>
+            </w:r>
+          </w:p>
+        </w:tc>
+        <w:tc>
+          <w:tcPr>
+            <w:tcW w:type="dxa" w:w="2556"/>
+          </w:tcPr>
+          <w:p>
+            <w:r>
+              <w:t>science</w:t>
+            </w:r>
+          </w:p>
+        </w:tc>
+        <w:tc>
+          <w:tcPr>
+            <w:tcW w:type="dxa" w:w="2556"/>
+          </w:tcPr>
+          <w:p>
+            <w:r>
+              <w:t>hardback</w:t>
+            </w:r>
+          </w:p>
+        </w:tc>
+        <w:tc>
+          <w:tcPr>
+            <w:tcW w:type="dxa" w:w="2556"/>
+          </w:tcPr>
+          <w:p>
+            <w:r>
+              <w:t>English</w:t>
+            </w:r>
           </w:p>
         </w:tc>
       </w:tr>
     </w:tbl>
     <w:p>
       <w:pPr>
-        <w:pStyle w:val="Heading3"/>
-      </w:pPr>
-      <w:r>
-        <w:t>The step I completed without help, and the hint I needed</w:t>
-      </w:r>
-    </w:p>
-    <w:p>
-      <w:r>
-        <w:t>________________________________________________________________</w:t>
-      </w:r>
-    </w:p>
-    <w:p>
-      <w:r>
-        <w:t>________________________________________________________________</w:t>
-      </w:r>
-    </w:p>
-    <w:p>
-      <w:r>
-        <w:t>________________________________________________________________</w:t>
-      </w:r>
-    </w:p>
-    <w:p>
-      <w:pPr>
-        <w:pStyle w:val="Heading1"/>
-      </w:pPr>
-      <w:r>
-        <w:t>03. Individual reasoning check</w:t>
-      </w:r>
-    </w:p>
-    <w:p>
-      <w:r>
-        <w:t>Check the proposed Choose Informative Questions explanation against the supplied facts before discussing it.</w:t>
-      </w:r>
-    </w:p>
-    <w:p>
-      <w:pPr>
         <w:spacing w:line="336" w:lineRule="auto" w:after="180"/>
       </w:pPr>
       <w:r>
         <w:rPr>
           <w:b w:val="0"/>
         </w:rPr>
-        <w:t xml:space="preserve">Use the worked case for </w:t>
+        <w:t>Current game policy: one target among the current cards; answers use the printed fields and are truthful for the exercise. Compare mystery?, paperback?, English? in that order. Minimise max(Yes count,No count); keep the first if worst-case counts tie. Every current card enters one answer branch. This is an identification game, not the retained fitted-tree review.</w:t>
+      </w:r>
+    </w:p>
+    <w:p>
+      <w:pPr>
+        <w:pStyle w:val="Heading2"/>
+      </w:pPr>
+      <w:r>
+        <w:t>Current task and new answer field</w:t>
+      </w:r>
+    </w:p>
+    <w:p>
+      <w:pPr>
+        <w:pStyle w:val="ListBullet"/>
+      </w:pPr>
+      <w:r>
+        <w:t>Using the supplied eight-card table, list all possible target IDs. State what a truthful Yes or No means for the remaining set, and why English? cannot narrow the original set.</w:t>
+      </w:r>
+    </w:p>
+    <w:p>
+      <w:pPr>
+        <w:pStyle w:val="Heading3"/>
+      </w:pPr>
+      <w:r>
+        <w:t>My current question-choice reasoning and evidence</w:t>
+      </w:r>
+    </w:p>
+    <w:p>
+      <w:r>
+        <w:t>________________________________________________________________</w:t>
+      </w:r>
+    </w:p>
+    <w:p>
+      <w:r>
+        <w:t>________________________________________________________________</w:t>
+      </w:r>
+    </w:p>
+    <w:p>
+      <w:r>
+        <w:t>________________________________________________________________</w:t>
+      </w:r>
+    </w:p>
+    <w:p>
+      <w:r>
+        <w:t>________________________________________________________________</w:t>
+      </w:r>
+    </w:p>
+    <w:p>
+      <w:r>
+        <w:t>________________________________________________________________</w:t>
+      </w:r>
+    </w:p>
+    <w:p>
+      <w:r>
+        <w:t>________________________________________________________________</w:t>
+      </w:r>
+    </w:p>
+    <w:p>
+      <w:pPr>
+        <w:pStyle w:val="Heading2"/>
+      </w:pPr>
+      <w:r>
+        <w:t>Week 14 review · Earlier tree task and saved response · reference / check after trying</w:t>
+      </w:r>
+    </w:p>
+    <w:p>
+      <w:pPr>
+        <w:spacing w:line="336" w:lineRule="auto" w:after="180"/>
+      </w:pPr>
+      <w:r>
+        <w:rPr>
+          <w:b w:val="0"/>
+        </w:rPr>
+        <w:t xml:space="preserve">Identify the </w:t>
       </w:r>
       <w:r>
         <w:rPr>
           <w:b/>
         </w:rPr>
-        <w:t>Fitting</w:t>
+        <w:t>root</w:t>
       </w:r>
       <w:r>
         <w:rPr>
           <w:b w:val="0"/>
         </w:rPr>
-        <w:t xml:space="preserve"> a decision tree. Proposed explanation: “A near </w:t>
+        <w:t xml:space="preserve">, its two </w:t>
       </w:r>
       <w:r>
         <w:rPr>
@@ -366,157 +712,93 @@
         <w:rPr>
           <w:b w:val="0"/>
         </w:rPr>
-        <w:t xml:space="preserve"> must predict blocked”. Decide whether this explanation is supported.</w:t>
-      </w:r>
-    </w:p>
-    <w:p>
-      <w:pPr>
-        <w:spacing w:line="336" w:lineRule="auto" w:after="180"/>
-      </w:pPr>
+        <w:t xml:space="preserve">es, </w:t>
+      </w:r>
+      <w:r>
+        <w:rPr>
+          <w:b/>
+        </w:rPr>
+        <w:t>leaf</w:t>
+      </w:r>
       <w:r>
         <w:rPr>
           <w:b w:val="0"/>
         </w:rPr>
-        <w:t>Point to the step or supplied fact that decides; explain your repair if needed.</w:t>
-      </w:r>
-    </w:p>
-    <w:p>
-      <w:pPr>
-        <w:pStyle w:val="Heading3"/>
-      </w:pPr>
-      <w:r>
-        <w:t>My explanation before partner discussion</w:t>
-      </w:r>
-    </w:p>
-    <w:p>
-      <w:r>
-        <w:t>________________________________________________________________</w:t>
-      </w:r>
-    </w:p>
-    <w:p>
-      <w:r>
-        <w:t>________________________________________________________________</w:t>
-      </w:r>
-    </w:p>
-    <w:p>
-      <w:r>
-        <w:t>________________________________________________________________</w:t>
-      </w:r>
-    </w:p>
-    <w:p>
-      <w:r>
-        <w:t>________________________________________________________________</w:t>
-      </w:r>
-    </w:p>
-    <w:p>
-      <w:pPr>
-        <w:pStyle w:val="Heading1"/>
-      </w:pPr>
-      <w:r>
-        <w:t>04. Independent transfer case</w:t>
-      </w:r>
-    </w:p>
-    <w:p>
-      <w:r>
-        <w:t>Write one first attempt at the reserved independent case before feedback. Repeated copies of that case refer to the same recorded attempt.</w:t>
-      </w:r>
-    </w:p>
-    <w:p>
-      <w:pPr>
-        <w:pStyle w:val="Heading3"/>
-      </w:pPr>
-      <w:r>
-        <w:t>Independent case: Changed independent case</w:t>
-      </w:r>
-    </w:p>
-    <w:p>
-      <w:pPr>
-        <w:spacing w:line="336" w:lineRule="auto" w:after="180"/>
-      </w:pPr>
+        <w:t xml:space="preserve"> </w:t>
+      </w:r>
+      <w:r>
+        <w:rPr>
+          <w:b/>
+        </w:rPr>
+        <w:t>prediction</w:t>
+      </w:r>
       <w:r>
         <w:rPr>
           <w:b w:val="0"/>
         </w:rPr>
-        <w:t>Ten cards have six pet subjects and four space subjects; all are green. Compare asking “green?” with asking “pet?” to identify a card. Give the largest remaining group and one limitation.</w:t>
-      </w:r>
-    </w:p>
-    <w:p>
-      <w:pPr>
-        <w:pStyle w:val="Heading3"/>
-      </w:pPr>
-      <w:r>
-        <w:t>My independent explanation, trace and limits</w:t>
-      </w:r>
-    </w:p>
-    <w:p>
-      <w:r>
-        <w:t>________________________________________________________________</w:t>
-      </w:r>
-    </w:p>
-    <w:p>
-      <w:r>
-        <w:t>________________________________________________________________</w:t>
-      </w:r>
-    </w:p>
-    <w:p>
-      <w:r>
-        <w:t>________________________________________________________________</w:t>
-      </w:r>
-    </w:p>
-    <w:p>
-      <w:r>
-        <w:t>________________________________________________________________</w:t>
-      </w:r>
-    </w:p>
-    <w:p>
-      <w:r>
-        <w:t>________________________________________________________________</w:t>
-      </w:r>
-    </w:p>
-    <w:p>
-      <w:r>
-        <w:t>________________________________________________________________</w:t>
-      </w:r>
-    </w:p>
-    <w:p>
-      <w:r>
-        <w:t>________________________________________________________________</w:t>
-      </w:r>
-    </w:p>
-    <w:p>
-      <w:pPr>
-        <w:spacing w:line="336" w:lineRule="auto" w:after="180"/>
-      </w:pPr>
+        <w:t xml:space="preserve">s and </w:t>
+      </w:r>
+      <w:r>
+        <w:rPr>
+          <w:b/>
+        </w:rPr>
+        <w:t>depth</w:t>
+      </w:r>
       <w:r>
         <w:rPr>
           <w:b w:val="0"/>
         </w:rPr>
-        <w:t>Attempt this case before feedback. Record any help. Earlier examples below are further practice; a case already practised with feedback cannot establish fresh transfer.</w:t>
-      </w:r>
-    </w:p>
-    <w:p>
-      <w:pPr>
-        <w:pStyle w:val="Heading1"/>
-      </w:pPr>
-      <w:r>
-        <w:t>05. Your learning target</w:t>
-      </w:r>
-    </w:p>
-    <w:p>
-      <w:r>
-        <w:t>Connect the Choose Informative Questions target to a trace and a justified conclusion.</w:t>
-      </w:r>
-    </w:p>
-    <w:p>
-      <w:pPr>
-        <w:spacing w:line="336" w:lineRule="auto" w:after="180"/>
-        <w:shd w:fill="F5F1FB"/>
-      </w:pPr>
+        <w:t xml:space="preserve"> of the worked fitted tree. Which parts were selected using </w:t>
+      </w:r>
+      <w:r>
+        <w:rPr>
+          <w:b/>
+        </w:rPr>
+        <w:t>training</w:t>
+      </w:r>
       <w:r>
         <w:rPr>
           <w:b w:val="0"/>
         </w:rPr>
-        <w:t>Six cards contain three animal and three space books; all have blue covers. Compare asking 'blue cover?' with 'animal subject?'. Is the better question guaranteed to work on inaccurately tagged books?</w:t>
+        <w:t xml:space="preserve"> labels?</w:t>
+      </w:r>
+    </w:p>
+    <w:p>
+      <w:pPr>
+        <w:pStyle w:val="Heading3"/>
+      </w:pPr>
+      <w:r>
+        <w:t>My reasoning and evidence</w:t>
+      </w:r>
+    </w:p>
+    <w:p>
+      <w:r>
+        <w:t>________________________________________________________________</w:t>
+      </w:r>
+    </w:p>
+    <w:p>
+      <w:r>
+        <w:t>________________________________________________________________</w:t>
+      </w:r>
+    </w:p>
+    <w:p>
+      <w:r>
+        <w:t>________________________________________________________________</w:t>
+      </w:r>
+    </w:p>
+    <w:p>
+      <w:r>
+        <w:t>________________________________________________________________</w:t>
+      </w:r>
+    </w:p>
+    <w:p>
+      <w:r>
+        <w:t>________________________________________________________________</w:t>
+      </w:r>
+    </w:p>
+    <w:p>
+      <w:r>
+        <w:t>________________________________________________________________</w:t>
       </w:r>
     </w:p>
     <w:p>
@@ -524,197 +806,20 @@
         <w:pStyle w:val="Heading1"/>
       </w:pPr>
       <w:r>
-        <w:t>06. Solve the given case</w:t>
-      </w:r>
-    </w:p>
-    <w:p>
-      <w:r>
-        <w:t>Solve the supplied Choose Informative Questions case and show the deciding evidence.</w:t>
-      </w:r>
-    </w:p>
-    <w:p>
-      <w:pPr>
-        <w:spacing w:line="336" w:lineRule="auto" w:after="180"/>
-      </w:pPr>
-      <w:r>
-        <w:rPr>
-          <w:b w:val="0"/>
-        </w:rPr>
-        <w:t>Eight blue cards contain four circles and four triangles; target is shape.</w:t>
-      </w:r>
-    </w:p>
-    <w:p>
-      <w:pPr>
-        <w:spacing w:line="336" w:lineRule="auto" w:after="180"/>
-        <w:shd w:fill="F5F1FB"/>
-      </w:pPr>
-      <w:r>
-        <w:rPr>
-          <w:b w:val="0"/>
-        </w:rPr>
-        <w:t>Which question is more useful: blue or circle?</w:t>
-      </w:r>
-    </w:p>
-    <w:p>
-      <w:pPr>
-        <w:spacing w:line="336" w:lineRule="auto" w:after="180"/>
-      </w:pPr>
-      <w:r>
-        <w:rPr>
-          <w:b w:val="0"/>
-        </w:rPr>
-        <w:t xml:space="preserve">Show your trace, calculation or </w:t>
-      </w:r>
-      <w:r>
-        <w:rPr>
-          <w:b/>
-        </w:rPr>
-        <w:t>evidence</w:t>
-      </w:r>
-    </w:p>
-    <w:p>
-      <w:pPr>
-        <w:pStyle w:val="Heading3"/>
-      </w:pPr>
-      <w:r>
-        <w:t>Write or draw your reasoning and evidence.</w:t>
-      </w:r>
-    </w:p>
-    <w:p>
-      <w:r>
-        <w:t>________________________________________________________________</w:t>
-      </w:r>
-    </w:p>
-    <w:p>
-      <w:r>
-        <w:t>________________________________________________________________</w:t>
-      </w:r>
-    </w:p>
-    <w:p>
-      <w:r>
-        <w:t>________________________________________________________________</w:t>
-      </w:r>
-    </w:p>
-    <w:p>
-      <w:r>
-        <w:t>________________________________________________________________</w:t>
-      </w:r>
-    </w:p>
-    <w:p>
-      <w:r>
-        <w:t>________________________________________________________________</w:t>
-      </w:r>
-    </w:p>
-    <w:p>
-      <w:pPr>
-        <w:pStyle w:val="Heading1"/>
-      </w:pPr>
-      <w:r>
-        <w:t>07. Check a changed case</w:t>
-      </w:r>
-    </w:p>
-    <w:p>
-      <w:r>
-        <w:t>Apply the procedure to the changed case and record why the conclusion follows.</w:t>
-      </w:r>
-    </w:p>
-    <w:p>
-      <w:pPr>
-        <w:spacing w:line="336" w:lineRule="auto" w:after="180"/>
-      </w:pPr>
-      <w:r>
-        <w:rPr>
-          <w:b w:val="0"/>
-        </w:rPr>
-        <w:t>Cards are two cats and two dogs, all red. Which question helps separate species: is it red or does it bark? State your assumption.</w:t>
-      </w:r>
-    </w:p>
-    <w:p>
-      <w:pPr>
-        <w:spacing w:line="336" w:lineRule="auto" w:after="180"/>
-      </w:pPr>
-      <w:r>
-        <w:rPr>
-          <w:b w:val="0"/>
-        </w:rPr>
-        <w:t>My independent answer and reason</w:t>
-      </w:r>
-    </w:p>
-    <w:p>
-      <w:pPr>
-        <w:pStyle w:val="Heading3"/>
-      </w:pPr>
-      <w:r>
-        <w:t>Write or draw your reasoning and evidence.</w:t>
-      </w:r>
-    </w:p>
-    <w:p>
-      <w:r>
-        <w:t>________________________________________________________________</w:t>
-      </w:r>
-    </w:p>
-    <w:p>
-      <w:r>
-        <w:t>________________________________________________________________</w:t>
-      </w:r>
-    </w:p>
-    <w:p>
-      <w:r>
-        <w:t>________________________________________________________________</w:t>
-      </w:r>
-    </w:p>
-    <w:p>
-      <w:r>
-        <w:t>________________________________________________________________</w:t>
-      </w:r>
-    </w:p>
-    <w:p>
-      <w:r>
-        <w:t>________________________________________________________________</w:t>
-      </w:r>
-    </w:p>
-    <w:p>
-      <w:pPr>
-        <w:pStyle w:val="Heading3"/>
-      </w:pPr>
-      <w:r>
-        <w:t>Week 15 Test and reflect</w:t>
-      </w:r>
-    </w:p>
-    <w:p>
-      <w:pPr>
-        <w:pStyle w:val="Heading1"/>
-      </w:pPr>
-      <w:r>
-        <w:t>08. Design a revealing test</w:t>
-      </w:r>
-    </w:p>
-    <w:p>
-      <w:r>
-        <w:t>Specify a changed input, expected result and observation separately.</w:t>
-      </w:r>
-    </w:p>
-    <w:p>
-      <w:pPr>
-        <w:spacing w:line="336" w:lineRule="auto" w:after="180"/>
-      </w:pPr>
-      <w:r>
-        <w:rPr>
-          <w:b w:val="0"/>
-        </w:rPr>
-        <w:t xml:space="preserve">Create a changed </w:t>
-      </w:r>
-      <w:r>
-        <w:rPr>
-          <w:b/>
-        </w:rPr>
-        <w:t>input</w:t>
-      </w:r>
-      <w:r>
-        <w:rPr>
-          <w:b w:val="0"/>
-        </w:rPr>
-        <w:t>, boundary case or missing-information case. Write the expected answer or safe response before testing.</w:t>
+        <w:t>13. W2 · Compare all three questions</w:t>
+      </w:r>
+    </w:p>
+    <w:p>
+      <w:r>
+        <w:t>Keep this current game record separate from the earlier tree task and saved response.</w:t>
+      </w:r>
+    </w:p>
+    <w:p>
+      <w:pPr>
+        <w:pStyle w:val="Heading2"/>
+      </w:pPr>
+      <w:r>
+        <w:t>Current cards and criterion</w:t>
       </w:r>
     </w:p>
     <w:tbl>
@@ -724,8 +829,10 @@
         <w:tblLook w:firstColumn="1" w:firstRow="1" w:lastColumn="0" w:lastRow="0" w:noHBand="0" w:noVBand="1" w:val="04A0"/>
       </w:tblPr>
       <w:tblGrid>
-        <w:gridCol w:w="5112"/>
-        <w:gridCol w:w="5112"/>
+        <w:gridCol w:w="2556"/>
+        <w:gridCol w:w="2556"/>
+        <w:gridCol w:w="2556"/>
+        <w:gridCol w:w="2556"/>
       </w:tblGrid>
       <w:tr>
         <w:trPr>
@@ -733,21 +840,41 @@
         </w:trPr>
         <w:tc>
           <w:tcPr>
-            <w:tcW w:type="dxa" w:w="5112"/>
+            <w:tcW w:type="dxa" w:w="2556"/>
           </w:tcPr>
           <w:p>
             <w:r>
-              <w:t>Test record</w:t>
+              <w:t>Card</w:t>
             </w:r>
           </w:p>
         </w:tc>
         <w:tc>
           <w:tcPr>
-            <w:tcW w:type="dxa" w:w="5112"/>
+            <w:tcW w:type="dxa" w:w="2556"/>
           </w:tcPr>
           <w:p>
             <w:r>
-              <w:t>My evidence</w:t>
+              <w:t>Subject</w:t>
+            </w:r>
+          </w:p>
+        </w:tc>
+        <w:tc>
+          <w:tcPr>
+            <w:tcW w:type="dxa" w:w="2556"/>
+          </w:tcPr>
+          <w:p>
+            <w:r>
+              <w:t>Binding</w:t>
+            </w:r>
+          </w:p>
+        </w:tc>
+        <w:tc>
+          <w:tcPr>
+            <w:tcW w:type="dxa" w:w="2556"/>
+          </w:tcPr>
+          <w:p>
+            <w:r>
+              <w:t>Language</w:t>
             </w:r>
           </w:p>
         </w:tc>
@@ -755,95 +882,1725 @@
       <w:tr>
         <w:tc>
           <w:tcPr>
-            <w:tcW w:type="dxa" w:w="5112"/>
+            <w:tcW w:type="dxa" w:w="2556"/>
           </w:tcPr>
           <w:p>
             <w:r>
-              <w:t>Changed input or condition</w:t>
+              <w:t>M1</w:t>
             </w:r>
           </w:p>
         </w:tc>
         <w:tc>
           <w:tcPr>
-            <w:tcW w:type="dxa" w:w="5112"/>
+            <w:tcW w:type="dxa" w:w="2556"/>
           </w:tcPr>
           <w:p>
-            <w:r/>
+            <w:r>
+              <w:t>mystery</w:t>
+            </w:r>
+          </w:p>
+        </w:tc>
+        <w:tc>
+          <w:tcPr>
+            <w:tcW w:type="dxa" w:w="2556"/>
+          </w:tcPr>
+          <w:p>
+            <w:r>
+              <w:t>paperback</w:t>
+            </w:r>
+          </w:p>
+        </w:tc>
+        <w:tc>
+          <w:tcPr>
+            <w:tcW w:type="dxa" w:w="2556"/>
+          </w:tcPr>
+          <w:p>
+            <w:r>
+              <w:t>English</w:t>
+            </w:r>
           </w:p>
         </w:tc>
       </w:tr>
       <w:tr>
         <w:tc>
           <w:tcPr>
-            <w:tcW w:type="dxa" w:w="5112"/>
+            <w:tcW w:type="dxa" w:w="2556"/>
           </w:tcPr>
           <w:p>
             <w:r>
-              <w:t>Expected answer or fallback</w:t>
+              <w:t>M2</w:t>
             </w:r>
           </w:p>
         </w:tc>
         <w:tc>
           <w:tcPr>
-            <w:tcW w:type="dxa" w:w="5112"/>
+            <w:tcW w:type="dxa" w:w="2556"/>
           </w:tcPr>
           <w:p>
-            <w:r/>
+            <w:r>
+              <w:t>mystery</w:t>
+            </w:r>
+          </w:p>
+        </w:tc>
+        <w:tc>
+          <w:tcPr>
+            <w:tcW w:type="dxa" w:w="2556"/>
+          </w:tcPr>
+          <w:p>
+            <w:r>
+              <w:t>paperback</w:t>
+            </w:r>
+          </w:p>
+        </w:tc>
+        <w:tc>
+          <w:tcPr>
+            <w:tcW w:type="dxa" w:w="2556"/>
+          </w:tcPr>
+          <w:p>
+            <w:r>
+              <w:t>English</w:t>
+            </w:r>
           </w:p>
         </w:tc>
       </w:tr>
       <w:tr>
         <w:tc>
           <w:tcPr>
-            <w:tcW w:type="dxa" w:w="5112"/>
+            <w:tcW w:type="dxa" w:w="2556"/>
           </w:tcPr>
           <w:p>
             <w:r>
-              <w:t>Observed result</w:t>
+              <w:t>M3</w:t>
             </w:r>
           </w:p>
         </w:tc>
         <w:tc>
           <w:tcPr>
-            <w:tcW w:type="dxa" w:w="5112"/>
+            <w:tcW w:type="dxa" w:w="2556"/>
           </w:tcPr>
           <w:p>
-            <w:r/>
+            <w:r>
+              <w:t>mystery</w:t>
+            </w:r>
+          </w:p>
+        </w:tc>
+        <w:tc>
+          <w:tcPr>
+            <w:tcW w:type="dxa" w:w="2556"/>
+          </w:tcPr>
+          <w:p>
+            <w:r>
+              <w:t>paperback</w:t>
+            </w:r>
+          </w:p>
+        </w:tc>
+        <w:tc>
+          <w:tcPr>
+            <w:tcW w:type="dxa" w:w="2556"/>
+          </w:tcPr>
+          <w:p>
+            <w:r>
+              <w:t>English</w:t>
+            </w:r>
           </w:p>
         </w:tc>
       </w:tr>
       <w:tr>
         <w:tc>
           <w:tcPr>
-            <w:tcW w:type="dxa" w:w="5112"/>
+            <w:tcW w:type="dxa" w:w="2556"/>
           </w:tcPr>
           <w:p>
             <w:r>
-              <w:t>Why the result occurred</w:t>
+              <w:t>M4</w:t>
             </w:r>
           </w:p>
         </w:tc>
         <w:tc>
           <w:tcPr>
-            <w:tcW w:type="dxa" w:w="5112"/>
+            <w:tcW w:type="dxa" w:w="2556"/>
           </w:tcPr>
           <w:p>
-            <w:r/>
+            <w:r>
+              <w:t>mystery</w:t>
+            </w:r>
+          </w:p>
+        </w:tc>
+        <w:tc>
+          <w:tcPr>
+            <w:tcW w:type="dxa" w:w="2556"/>
+          </w:tcPr>
+          <w:p>
+            <w:r>
+              <w:t>hardback</w:t>
+            </w:r>
+          </w:p>
+        </w:tc>
+        <w:tc>
+          <w:tcPr>
+            <w:tcW w:type="dxa" w:w="2556"/>
+          </w:tcPr>
+          <w:p>
+            <w:r>
+              <w:t>English</w:t>
+            </w:r>
+          </w:p>
+        </w:tc>
+      </w:tr>
+      <w:tr>
+        <w:tc>
+          <w:tcPr>
+            <w:tcW w:type="dxa" w:w="2556"/>
+          </w:tcPr>
+          <w:p>
+            <w:r>
+              <w:t>S1</w:t>
+            </w:r>
+          </w:p>
+        </w:tc>
+        <w:tc>
+          <w:tcPr>
+            <w:tcW w:type="dxa" w:w="2556"/>
+          </w:tcPr>
+          <w:p>
+            <w:r>
+              <w:t>science</w:t>
+            </w:r>
+          </w:p>
+        </w:tc>
+        <w:tc>
+          <w:tcPr>
+            <w:tcW w:type="dxa" w:w="2556"/>
+          </w:tcPr>
+          <w:p>
+            <w:r>
+              <w:t>paperback</w:t>
+            </w:r>
+          </w:p>
+        </w:tc>
+        <w:tc>
+          <w:tcPr>
+            <w:tcW w:type="dxa" w:w="2556"/>
+          </w:tcPr>
+          <w:p>
+            <w:r>
+              <w:t>English</w:t>
+            </w:r>
+          </w:p>
+        </w:tc>
+      </w:tr>
+      <w:tr>
+        <w:tc>
+          <w:tcPr>
+            <w:tcW w:type="dxa" w:w="2556"/>
+          </w:tcPr>
+          <w:p>
+            <w:r>
+              <w:t>S2</w:t>
+            </w:r>
+          </w:p>
+        </w:tc>
+        <w:tc>
+          <w:tcPr>
+            <w:tcW w:type="dxa" w:w="2556"/>
+          </w:tcPr>
+          <w:p>
+            <w:r>
+              <w:t>science</w:t>
+            </w:r>
+          </w:p>
+        </w:tc>
+        <w:tc>
+          <w:tcPr>
+            <w:tcW w:type="dxa" w:w="2556"/>
+          </w:tcPr>
+          <w:p>
+            <w:r>
+              <w:t>paperback</w:t>
+            </w:r>
+          </w:p>
+        </w:tc>
+        <w:tc>
+          <w:tcPr>
+            <w:tcW w:type="dxa" w:w="2556"/>
+          </w:tcPr>
+          <w:p>
+            <w:r>
+              <w:t>English</w:t>
+            </w:r>
+          </w:p>
+        </w:tc>
+      </w:tr>
+      <w:tr>
+        <w:tc>
+          <w:tcPr>
+            <w:tcW w:type="dxa" w:w="2556"/>
+          </w:tcPr>
+          <w:p>
+            <w:r>
+              <w:t>S3</w:t>
+            </w:r>
+          </w:p>
+        </w:tc>
+        <w:tc>
+          <w:tcPr>
+            <w:tcW w:type="dxa" w:w="2556"/>
+          </w:tcPr>
+          <w:p>
+            <w:r>
+              <w:t>science</w:t>
+            </w:r>
+          </w:p>
+        </w:tc>
+        <w:tc>
+          <w:tcPr>
+            <w:tcW w:type="dxa" w:w="2556"/>
+          </w:tcPr>
+          <w:p>
+            <w:r>
+              <w:t>paperback</w:t>
+            </w:r>
+          </w:p>
+        </w:tc>
+        <w:tc>
+          <w:tcPr>
+            <w:tcW w:type="dxa" w:w="2556"/>
+          </w:tcPr>
+          <w:p>
+            <w:r>
+              <w:t>English</w:t>
+            </w:r>
+          </w:p>
+        </w:tc>
+      </w:tr>
+      <w:tr>
+        <w:tc>
+          <w:tcPr>
+            <w:tcW w:type="dxa" w:w="2556"/>
+          </w:tcPr>
+          <w:p>
+            <w:r>
+              <w:t>S4</w:t>
+            </w:r>
+          </w:p>
+        </w:tc>
+        <w:tc>
+          <w:tcPr>
+            <w:tcW w:type="dxa" w:w="2556"/>
+          </w:tcPr>
+          <w:p>
+            <w:r>
+              <w:t>science</w:t>
+            </w:r>
+          </w:p>
+        </w:tc>
+        <w:tc>
+          <w:tcPr>
+            <w:tcW w:type="dxa" w:w="2556"/>
+          </w:tcPr>
+          <w:p>
+            <w:r>
+              <w:t>hardback</w:t>
+            </w:r>
+          </w:p>
+        </w:tc>
+        <w:tc>
+          <w:tcPr>
+            <w:tcW w:type="dxa" w:w="2556"/>
+          </w:tcPr>
+          <w:p>
+            <w:r>
+              <w:t>English</w:t>
+            </w:r>
           </w:p>
         </w:tc>
       </w:tr>
     </w:tbl>
     <w:p>
       <w:pPr>
+        <w:spacing w:line="336" w:lineRule="auto" w:after="180"/>
+      </w:pPr>
+      <w:r>
+        <w:rPr>
+          <w:b w:val="0"/>
+        </w:rPr>
+        <w:t>Current game policy: one target among the current cards; answers use the printed fields and are truthful for the exercise. Compare mystery?, paperback?, English? in that order. Minimise max(Yes count,No count); keep the first if worst-case counts tie. Every current card enters one answer branch. This is an identification game, not the retained fitted-tree review.</w:t>
+      </w:r>
+    </w:p>
+    <w:p>
+      <w:pPr>
+        <w:pStyle w:val="Heading2"/>
+      </w:pPr>
+      <w:r>
+        <w:t>Current task and new answer field</w:t>
+      </w:r>
+    </w:p>
+    <w:p>
+      <w:pPr>
+        <w:pStyle w:val="ListBullet"/>
+      </w:pPr>
+      <w:r>
+        <w:t>For mystery?, paperback? and English?, count Yes and No, calculate the largest remaining group and select the best under the stated criterion. Explain why one useful question need not identify a unique target.</w:t>
+      </w:r>
+    </w:p>
+    <w:p>
+      <w:pPr>
+        <w:pStyle w:val="Heading3"/>
+      </w:pPr>
+      <w:r>
+        <w:t>My current question-choice reasoning and evidence</w:t>
+      </w:r>
+    </w:p>
+    <w:p>
+      <w:r>
+        <w:t>________________________________________________________________</w:t>
+      </w:r>
+    </w:p>
+    <w:p>
+      <w:r>
+        <w:t>________________________________________________________________</w:t>
+      </w:r>
+    </w:p>
+    <w:p>
+      <w:r>
+        <w:t>________________________________________________________________</w:t>
+      </w:r>
+    </w:p>
+    <w:p>
+      <w:r>
+        <w:t>________________________________________________________________</w:t>
+      </w:r>
+    </w:p>
+    <w:p>
+      <w:r>
+        <w:t>________________________________________________________________</w:t>
+      </w:r>
+    </w:p>
+    <w:p>
+      <w:r>
+        <w:t>________________________________________________________________</w:t>
+      </w:r>
+    </w:p>
+    <w:p>
+      <w:pPr>
+        <w:pStyle w:val="Heading2"/>
+      </w:pPr>
+      <w:r>
+        <w:t>Week 14 review · Earlier tree task and saved response · reference / check after trying</w:t>
+      </w:r>
+    </w:p>
+    <w:p>
+      <w:pPr>
+        <w:spacing w:line="336" w:lineRule="auto" w:after="180"/>
+      </w:pPr>
+      <w:r>
+        <w:rPr>
+          <w:b w:val="0"/>
+        </w:rPr>
+        <w:t xml:space="preserve">For each near </w:t>
+      </w:r>
+      <w:r>
+        <w:rPr>
+          <w:b/>
+        </w:rPr>
+        <w:t>branch</w:t>
+      </w:r>
+      <w:r>
+        <w:rPr>
+          <w:b w:val="0"/>
+        </w:rPr>
+        <w:t xml:space="preserve"> and each tall </w:t>
+      </w:r>
+      <w:r>
+        <w:rPr>
+          <w:b/>
+        </w:rPr>
+        <w:t>branch</w:t>
+      </w:r>
+      <w:r>
+        <w:rPr>
+          <w:b w:val="0"/>
+        </w:rPr>
+        <w:t xml:space="preserve">, count blocked and clear labels and choose a </w:t>
+      </w:r>
+      <w:r>
+        <w:rPr>
+          <w:b/>
+        </w:rPr>
+        <w:t>leaf</w:t>
+      </w:r>
+      <w:r>
+        <w:rPr>
+          <w:b w:val="0"/>
+        </w:rPr>
+        <w:t>. Give the total errors for each candidate question.</w:t>
+      </w:r>
+    </w:p>
+    <w:p>
+      <w:pPr>
+        <w:pStyle w:val="Heading3"/>
+      </w:pPr>
+      <w:r>
+        <w:t>My reasoning and evidence</w:t>
+      </w:r>
+    </w:p>
+    <w:p>
+      <w:r>
+        <w:t>________________________________________________________________</w:t>
+      </w:r>
+    </w:p>
+    <w:p>
+      <w:r>
+        <w:t>________________________________________________________________</w:t>
+      </w:r>
+    </w:p>
+    <w:p>
+      <w:r>
+        <w:t>________________________________________________________________</w:t>
+      </w:r>
+    </w:p>
+    <w:p>
+      <w:r>
+        <w:t>________________________________________________________________</w:t>
+      </w:r>
+    </w:p>
+    <w:p>
+      <w:r>
+        <w:t>________________________________________________________________</w:t>
+      </w:r>
+    </w:p>
+    <w:p>
+      <w:r>
+        <w:t>________________________________________________________________</w:t>
+      </w:r>
+    </w:p>
+    <w:p>
+      <w:pPr>
         <w:pStyle w:val="Heading1"/>
       </w:pPr>
       <w:r>
-        <w:t>09. Project checkpoint</w:t>
-      </w:r>
-    </w:p>
-    <w:p>
-      <w:r>
-        <w:t>Justify what Choose Informative Questions adds to Transparent Book Recommender and keep the evidence.</w:t>
+        <w:t>14. W3 · Recount after mystery gets Yes</w:t>
+      </w:r>
+    </w:p>
+    <w:p>
+      <w:r>
+        <w:t>Keep this current game record separate from the earlier tree task and saved response.</w:t>
+      </w:r>
+    </w:p>
+    <w:p>
+      <w:pPr>
+        <w:pStyle w:val="Heading2"/>
+      </w:pPr>
+      <w:r>
+        <w:t>Current cards and criterion</w:t>
+      </w:r>
+    </w:p>
+    <w:tbl>
+      <w:tblPr>
+        <w:tblStyle w:val="LightShading-Accent1"/>
+        <w:tblW w:type="auto" w:w="0"/>
+        <w:tblLook w:firstColumn="1" w:firstRow="1" w:lastColumn="0" w:lastRow="0" w:noHBand="0" w:noVBand="1" w:val="04A0"/>
+      </w:tblPr>
+      <w:tblGrid>
+        <w:gridCol w:w="2556"/>
+        <w:gridCol w:w="2556"/>
+        <w:gridCol w:w="2556"/>
+        <w:gridCol w:w="2556"/>
+      </w:tblGrid>
+      <w:tr>
+        <w:trPr>
+          <w:tblHeader/>
+        </w:trPr>
+        <w:tc>
+          <w:tcPr>
+            <w:tcW w:type="dxa" w:w="2556"/>
+          </w:tcPr>
+          <w:p>
+            <w:r>
+              <w:t>Card</w:t>
+            </w:r>
+          </w:p>
+        </w:tc>
+        <w:tc>
+          <w:tcPr>
+            <w:tcW w:type="dxa" w:w="2556"/>
+          </w:tcPr>
+          <w:p>
+            <w:r>
+              <w:t>Subject</w:t>
+            </w:r>
+          </w:p>
+        </w:tc>
+        <w:tc>
+          <w:tcPr>
+            <w:tcW w:type="dxa" w:w="2556"/>
+          </w:tcPr>
+          <w:p>
+            <w:r>
+              <w:t>Binding</w:t>
+            </w:r>
+          </w:p>
+        </w:tc>
+        <w:tc>
+          <w:tcPr>
+            <w:tcW w:type="dxa" w:w="2556"/>
+          </w:tcPr>
+          <w:p>
+            <w:r>
+              <w:t>Language</w:t>
+            </w:r>
+          </w:p>
+        </w:tc>
+      </w:tr>
+      <w:tr>
+        <w:tc>
+          <w:tcPr>
+            <w:tcW w:type="dxa" w:w="2556"/>
+          </w:tcPr>
+          <w:p>
+            <w:r>
+              <w:t>M1</w:t>
+            </w:r>
+          </w:p>
+        </w:tc>
+        <w:tc>
+          <w:tcPr>
+            <w:tcW w:type="dxa" w:w="2556"/>
+          </w:tcPr>
+          <w:p>
+            <w:r>
+              <w:t>mystery</w:t>
+            </w:r>
+          </w:p>
+        </w:tc>
+        <w:tc>
+          <w:tcPr>
+            <w:tcW w:type="dxa" w:w="2556"/>
+          </w:tcPr>
+          <w:p>
+            <w:r>
+              <w:t>paperback</w:t>
+            </w:r>
+          </w:p>
+        </w:tc>
+        <w:tc>
+          <w:tcPr>
+            <w:tcW w:type="dxa" w:w="2556"/>
+          </w:tcPr>
+          <w:p>
+            <w:r>
+              <w:t>English</w:t>
+            </w:r>
+          </w:p>
+        </w:tc>
+      </w:tr>
+      <w:tr>
+        <w:tc>
+          <w:tcPr>
+            <w:tcW w:type="dxa" w:w="2556"/>
+          </w:tcPr>
+          <w:p>
+            <w:r>
+              <w:t>M2</w:t>
+            </w:r>
+          </w:p>
+        </w:tc>
+        <w:tc>
+          <w:tcPr>
+            <w:tcW w:type="dxa" w:w="2556"/>
+          </w:tcPr>
+          <w:p>
+            <w:r>
+              <w:t>mystery</w:t>
+            </w:r>
+          </w:p>
+        </w:tc>
+        <w:tc>
+          <w:tcPr>
+            <w:tcW w:type="dxa" w:w="2556"/>
+          </w:tcPr>
+          <w:p>
+            <w:r>
+              <w:t>paperback</w:t>
+            </w:r>
+          </w:p>
+        </w:tc>
+        <w:tc>
+          <w:tcPr>
+            <w:tcW w:type="dxa" w:w="2556"/>
+          </w:tcPr>
+          <w:p>
+            <w:r>
+              <w:t>English</w:t>
+            </w:r>
+          </w:p>
+        </w:tc>
+      </w:tr>
+      <w:tr>
+        <w:tc>
+          <w:tcPr>
+            <w:tcW w:type="dxa" w:w="2556"/>
+          </w:tcPr>
+          <w:p>
+            <w:r>
+              <w:t>M3</w:t>
+            </w:r>
+          </w:p>
+        </w:tc>
+        <w:tc>
+          <w:tcPr>
+            <w:tcW w:type="dxa" w:w="2556"/>
+          </w:tcPr>
+          <w:p>
+            <w:r>
+              <w:t>mystery</w:t>
+            </w:r>
+          </w:p>
+        </w:tc>
+        <w:tc>
+          <w:tcPr>
+            <w:tcW w:type="dxa" w:w="2556"/>
+          </w:tcPr>
+          <w:p>
+            <w:r>
+              <w:t>paperback</w:t>
+            </w:r>
+          </w:p>
+        </w:tc>
+        <w:tc>
+          <w:tcPr>
+            <w:tcW w:type="dxa" w:w="2556"/>
+          </w:tcPr>
+          <w:p>
+            <w:r>
+              <w:t>English</w:t>
+            </w:r>
+          </w:p>
+        </w:tc>
+      </w:tr>
+      <w:tr>
+        <w:tc>
+          <w:tcPr>
+            <w:tcW w:type="dxa" w:w="2556"/>
+          </w:tcPr>
+          <w:p>
+            <w:r>
+              <w:t>M4</w:t>
+            </w:r>
+          </w:p>
+        </w:tc>
+        <w:tc>
+          <w:tcPr>
+            <w:tcW w:type="dxa" w:w="2556"/>
+          </w:tcPr>
+          <w:p>
+            <w:r>
+              <w:t>mystery</w:t>
+            </w:r>
+          </w:p>
+        </w:tc>
+        <w:tc>
+          <w:tcPr>
+            <w:tcW w:type="dxa" w:w="2556"/>
+          </w:tcPr>
+          <w:p>
+            <w:r>
+              <w:t>hardback</w:t>
+            </w:r>
+          </w:p>
+        </w:tc>
+        <w:tc>
+          <w:tcPr>
+            <w:tcW w:type="dxa" w:w="2556"/>
+          </w:tcPr>
+          <w:p>
+            <w:r>
+              <w:t>English</w:t>
+            </w:r>
+          </w:p>
+        </w:tc>
+      </w:tr>
+      <w:tr>
+        <w:tc>
+          <w:tcPr>
+            <w:tcW w:type="dxa" w:w="2556"/>
+          </w:tcPr>
+          <w:p>
+            <w:r>
+              <w:t>S1</w:t>
+            </w:r>
+          </w:p>
+        </w:tc>
+        <w:tc>
+          <w:tcPr>
+            <w:tcW w:type="dxa" w:w="2556"/>
+          </w:tcPr>
+          <w:p>
+            <w:r>
+              <w:t>science</w:t>
+            </w:r>
+          </w:p>
+        </w:tc>
+        <w:tc>
+          <w:tcPr>
+            <w:tcW w:type="dxa" w:w="2556"/>
+          </w:tcPr>
+          <w:p>
+            <w:r>
+              <w:t>paperback</w:t>
+            </w:r>
+          </w:p>
+        </w:tc>
+        <w:tc>
+          <w:tcPr>
+            <w:tcW w:type="dxa" w:w="2556"/>
+          </w:tcPr>
+          <w:p>
+            <w:r>
+              <w:t>English</w:t>
+            </w:r>
+          </w:p>
+        </w:tc>
+      </w:tr>
+      <w:tr>
+        <w:tc>
+          <w:tcPr>
+            <w:tcW w:type="dxa" w:w="2556"/>
+          </w:tcPr>
+          <w:p>
+            <w:r>
+              <w:t>S2</w:t>
+            </w:r>
+          </w:p>
+        </w:tc>
+        <w:tc>
+          <w:tcPr>
+            <w:tcW w:type="dxa" w:w="2556"/>
+          </w:tcPr>
+          <w:p>
+            <w:r>
+              <w:t>science</w:t>
+            </w:r>
+          </w:p>
+        </w:tc>
+        <w:tc>
+          <w:tcPr>
+            <w:tcW w:type="dxa" w:w="2556"/>
+          </w:tcPr>
+          <w:p>
+            <w:r>
+              <w:t>paperback</w:t>
+            </w:r>
+          </w:p>
+        </w:tc>
+        <w:tc>
+          <w:tcPr>
+            <w:tcW w:type="dxa" w:w="2556"/>
+          </w:tcPr>
+          <w:p>
+            <w:r>
+              <w:t>English</w:t>
+            </w:r>
+          </w:p>
+        </w:tc>
+      </w:tr>
+      <w:tr>
+        <w:tc>
+          <w:tcPr>
+            <w:tcW w:type="dxa" w:w="2556"/>
+          </w:tcPr>
+          <w:p>
+            <w:r>
+              <w:t>S3</w:t>
+            </w:r>
+          </w:p>
+        </w:tc>
+        <w:tc>
+          <w:tcPr>
+            <w:tcW w:type="dxa" w:w="2556"/>
+          </w:tcPr>
+          <w:p>
+            <w:r>
+              <w:t>science</w:t>
+            </w:r>
+          </w:p>
+        </w:tc>
+        <w:tc>
+          <w:tcPr>
+            <w:tcW w:type="dxa" w:w="2556"/>
+          </w:tcPr>
+          <w:p>
+            <w:r>
+              <w:t>paperback</w:t>
+            </w:r>
+          </w:p>
+        </w:tc>
+        <w:tc>
+          <w:tcPr>
+            <w:tcW w:type="dxa" w:w="2556"/>
+          </w:tcPr>
+          <w:p>
+            <w:r>
+              <w:t>English</w:t>
+            </w:r>
+          </w:p>
+        </w:tc>
+      </w:tr>
+      <w:tr>
+        <w:tc>
+          <w:tcPr>
+            <w:tcW w:type="dxa" w:w="2556"/>
+          </w:tcPr>
+          <w:p>
+            <w:r>
+              <w:t>S4</w:t>
+            </w:r>
+          </w:p>
+        </w:tc>
+        <w:tc>
+          <w:tcPr>
+            <w:tcW w:type="dxa" w:w="2556"/>
+          </w:tcPr>
+          <w:p>
+            <w:r>
+              <w:t>science</w:t>
+            </w:r>
+          </w:p>
+        </w:tc>
+        <w:tc>
+          <w:tcPr>
+            <w:tcW w:type="dxa" w:w="2556"/>
+          </w:tcPr>
+          <w:p>
+            <w:r>
+              <w:t>hardback</w:t>
+            </w:r>
+          </w:p>
+        </w:tc>
+        <w:tc>
+          <w:tcPr>
+            <w:tcW w:type="dxa" w:w="2556"/>
+          </w:tcPr>
+          <w:p>
+            <w:r>
+              <w:t>English</w:t>
+            </w:r>
+          </w:p>
+        </w:tc>
+      </w:tr>
+    </w:tbl>
+    <w:p>
+      <w:pPr>
+        <w:spacing w:line="336" w:lineRule="auto" w:after="180"/>
+      </w:pPr>
+      <w:r>
+        <w:rPr>
+          <w:b w:val="0"/>
+        </w:rPr>
+        <w:t>Current game policy: one target among the current cards; answers use the printed fields and are truthful for the exercise. Compare mystery?, paperback?, English? in that order. Minimise max(Yes count,No count); keep the first if worst-case counts tie. Every current card enters one answer branch. This is an identification game, not the retained fitted-tree review.</w:t>
+      </w:r>
+    </w:p>
+    <w:p>
+      <w:pPr>
+        <w:pStyle w:val="Heading2"/>
+      </w:pPr>
+      <w:r>
+        <w:t>Current task and new answer field</w:t>
+      </w:r>
+    </w:p>
+    <w:p>
+      <w:pPr>
+        <w:pStyle w:val="ListBullet"/>
+      </w:pPr>
+      <w:r>
+        <w:t>Use only M1–M4 from the supplied table. Recount all three questions, choose the best now and explain why repeating mystery? no longer helps.</w:t>
+      </w:r>
+    </w:p>
+    <w:p>
+      <w:pPr>
+        <w:pStyle w:val="Heading3"/>
+      </w:pPr>
+      <w:r>
+        <w:t>My current question-choice reasoning and evidence</w:t>
+      </w:r>
+    </w:p>
+    <w:p>
+      <w:r>
+        <w:t>________________________________________________________________</w:t>
+      </w:r>
+    </w:p>
+    <w:p>
+      <w:r>
+        <w:t>________________________________________________________________</w:t>
+      </w:r>
+    </w:p>
+    <w:p>
+      <w:r>
+        <w:t>________________________________________________________________</w:t>
+      </w:r>
+    </w:p>
+    <w:p>
+      <w:r>
+        <w:t>________________________________________________________________</w:t>
+      </w:r>
+    </w:p>
+    <w:p>
+      <w:r>
+        <w:t>________________________________________________________________</w:t>
+      </w:r>
+    </w:p>
+    <w:p>
+      <w:r>
+        <w:t>________________________________________________________________</w:t>
+      </w:r>
+    </w:p>
+    <w:p>
+      <w:pPr>
+        <w:pStyle w:val="Heading2"/>
+      </w:pPr>
+      <w:r>
+        <w:t>Week 14 review · Earlier tree task and saved response · reference / check after trying</w:t>
+      </w:r>
+    </w:p>
+    <w:p>
+      <w:pPr>
+        <w:spacing w:line="336" w:lineRule="auto" w:after="180"/>
+      </w:pPr>
+      <w:r>
+        <w:rPr>
+          <w:b w:val="0"/>
+        </w:rPr>
+        <w:t xml:space="preserve">A learner sees a blocked validation case with near=0 and changes that </w:t>
+      </w:r>
+      <w:r>
+        <w:rPr>
+          <w:b/>
+        </w:rPr>
+        <w:t>leaf</w:t>
+      </w:r>
+      <w:r>
+        <w:rPr>
+          <w:b w:val="0"/>
+        </w:rPr>
+        <w:t xml:space="preserve"> to blocked before reporting the score. Explain what changed and how to report the original fitted tree fairly.</w:t>
+      </w:r>
+    </w:p>
+    <w:p>
+      <w:pPr>
+        <w:pStyle w:val="Heading3"/>
+      </w:pPr>
+      <w:r>
+        <w:t>My reasoning and evidence</w:t>
+      </w:r>
+    </w:p>
+    <w:p>
+      <w:r>
+        <w:t>________________________________________________________________</w:t>
+      </w:r>
+    </w:p>
+    <w:p>
+      <w:r>
+        <w:t>________________________________________________________________</w:t>
+      </w:r>
+    </w:p>
+    <w:p>
+      <w:r>
+        <w:t>________________________________________________________________</w:t>
+      </w:r>
+    </w:p>
+    <w:p>
+      <w:r>
+        <w:t>________________________________________________________________</w:t>
+      </w:r>
+    </w:p>
+    <w:p>
+      <w:r>
+        <w:t>________________________________________________________________</w:t>
+      </w:r>
+    </w:p>
+    <w:p>
+      <w:r>
+        <w:t>________________________________________________________________</w:t>
+      </w:r>
+    </w:p>
+    <w:p>
+      <w:pPr>
+        <w:pStyle w:val="Heading1"/>
+      </w:pPr>
+      <w:r>
+        <w:t>16. W5 · Limit the claim and explain a tie</w:t>
+      </w:r>
+    </w:p>
+    <w:p>
+      <w:r>
+        <w:t>Keep this current game record separate from the earlier tree task and saved response.</w:t>
+      </w:r>
+    </w:p>
+    <w:p>
+      <w:pPr>
+        <w:pStyle w:val="Heading2"/>
+      </w:pPr>
+      <w:r>
+        <w:t>Current cards and criterion</w:t>
+      </w:r>
+    </w:p>
+    <w:tbl>
+      <w:tblPr>
+        <w:tblStyle w:val="LightShading-Accent1"/>
+        <w:tblW w:type="auto" w:w="0"/>
+        <w:tblLook w:firstColumn="1" w:firstRow="1" w:lastColumn="0" w:lastRow="0" w:noHBand="0" w:noVBand="1" w:val="04A0"/>
+      </w:tblPr>
+      <w:tblGrid>
+        <w:gridCol w:w="2556"/>
+        <w:gridCol w:w="2556"/>
+        <w:gridCol w:w="2556"/>
+        <w:gridCol w:w="2556"/>
+      </w:tblGrid>
+      <w:tr>
+        <w:trPr>
+          <w:tblHeader/>
+        </w:trPr>
+        <w:tc>
+          <w:tcPr>
+            <w:tcW w:type="dxa" w:w="2556"/>
+          </w:tcPr>
+          <w:p>
+            <w:r>
+              <w:t>Card</w:t>
+            </w:r>
+          </w:p>
+        </w:tc>
+        <w:tc>
+          <w:tcPr>
+            <w:tcW w:type="dxa" w:w="2556"/>
+          </w:tcPr>
+          <w:p>
+            <w:r>
+              <w:t>Subject</w:t>
+            </w:r>
+          </w:p>
+        </w:tc>
+        <w:tc>
+          <w:tcPr>
+            <w:tcW w:type="dxa" w:w="2556"/>
+          </w:tcPr>
+          <w:p>
+            <w:r>
+              <w:t>Binding</w:t>
+            </w:r>
+          </w:p>
+        </w:tc>
+        <w:tc>
+          <w:tcPr>
+            <w:tcW w:type="dxa" w:w="2556"/>
+          </w:tcPr>
+          <w:p>
+            <w:r>
+              <w:t>Language</w:t>
+            </w:r>
+          </w:p>
+        </w:tc>
+      </w:tr>
+      <w:tr>
+        <w:tc>
+          <w:tcPr>
+            <w:tcW w:type="dxa" w:w="2556"/>
+          </w:tcPr>
+          <w:p>
+            <w:r>
+              <w:t>M1</w:t>
+            </w:r>
+          </w:p>
+        </w:tc>
+        <w:tc>
+          <w:tcPr>
+            <w:tcW w:type="dxa" w:w="2556"/>
+          </w:tcPr>
+          <w:p>
+            <w:r>
+              <w:t>mystery</w:t>
+            </w:r>
+          </w:p>
+        </w:tc>
+        <w:tc>
+          <w:tcPr>
+            <w:tcW w:type="dxa" w:w="2556"/>
+          </w:tcPr>
+          <w:p>
+            <w:r>
+              <w:t>paperback</w:t>
+            </w:r>
+          </w:p>
+        </w:tc>
+        <w:tc>
+          <w:tcPr>
+            <w:tcW w:type="dxa" w:w="2556"/>
+          </w:tcPr>
+          <w:p>
+            <w:r>
+              <w:t>English</w:t>
+            </w:r>
+          </w:p>
+        </w:tc>
+      </w:tr>
+      <w:tr>
+        <w:tc>
+          <w:tcPr>
+            <w:tcW w:type="dxa" w:w="2556"/>
+          </w:tcPr>
+          <w:p>
+            <w:r>
+              <w:t>M2</w:t>
+            </w:r>
+          </w:p>
+        </w:tc>
+        <w:tc>
+          <w:tcPr>
+            <w:tcW w:type="dxa" w:w="2556"/>
+          </w:tcPr>
+          <w:p>
+            <w:r>
+              <w:t>mystery</w:t>
+            </w:r>
+          </w:p>
+        </w:tc>
+        <w:tc>
+          <w:tcPr>
+            <w:tcW w:type="dxa" w:w="2556"/>
+          </w:tcPr>
+          <w:p>
+            <w:r>
+              <w:t>paperback</w:t>
+            </w:r>
+          </w:p>
+        </w:tc>
+        <w:tc>
+          <w:tcPr>
+            <w:tcW w:type="dxa" w:w="2556"/>
+          </w:tcPr>
+          <w:p>
+            <w:r>
+              <w:t>English</w:t>
+            </w:r>
+          </w:p>
+        </w:tc>
+      </w:tr>
+      <w:tr>
+        <w:tc>
+          <w:tcPr>
+            <w:tcW w:type="dxa" w:w="2556"/>
+          </w:tcPr>
+          <w:p>
+            <w:r>
+              <w:t>M3</w:t>
+            </w:r>
+          </w:p>
+        </w:tc>
+        <w:tc>
+          <w:tcPr>
+            <w:tcW w:type="dxa" w:w="2556"/>
+          </w:tcPr>
+          <w:p>
+            <w:r>
+              <w:t>mystery</w:t>
+            </w:r>
+          </w:p>
+        </w:tc>
+        <w:tc>
+          <w:tcPr>
+            <w:tcW w:type="dxa" w:w="2556"/>
+          </w:tcPr>
+          <w:p>
+            <w:r>
+              <w:t>paperback</w:t>
+            </w:r>
+          </w:p>
+        </w:tc>
+        <w:tc>
+          <w:tcPr>
+            <w:tcW w:type="dxa" w:w="2556"/>
+          </w:tcPr>
+          <w:p>
+            <w:r>
+              <w:t>English</w:t>
+            </w:r>
+          </w:p>
+        </w:tc>
+      </w:tr>
+      <w:tr>
+        <w:tc>
+          <w:tcPr>
+            <w:tcW w:type="dxa" w:w="2556"/>
+          </w:tcPr>
+          <w:p>
+            <w:r>
+              <w:t>M4</w:t>
+            </w:r>
+          </w:p>
+        </w:tc>
+        <w:tc>
+          <w:tcPr>
+            <w:tcW w:type="dxa" w:w="2556"/>
+          </w:tcPr>
+          <w:p>
+            <w:r>
+              <w:t>mystery</w:t>
+            </w:r>
+          </w:p>
+        </w:tc>
+        <w:tc>
+          <w:tcPr>
+            <w:tcW w:type="dxa" w:w="2556"/>
+          </w:tcPr>
+          <w:p>
+            <w:r>
+              <w:t>hardback</w:t>
+            </w:r>
+          </w:p>
+        </w:tc>
+        <w:tc>
+          <w:tcPr>
+            <w:tcW w:type="dxa" w:w="2556"/>
+          </w:tcPr>
+          <w:p>
+            <w:r>
+              <w:t>English</w:t>
+            </w:r>
+          </w:p>
+        </w:tc>
+      </w:tr>
+      <w:tr>
+        <w:tc>
+          <w:tcPr>
+            <w:tcW w:type="dxa" w:w="2556"/>
+          </w:tcPr>
+          <w:p>
+            <w:r>
+              <w:t>S1</w:t>
+            </w:r>
+          </w:p>
+        </w:tc>
+        <w:tc>
+          <w:tcPr>
+            <w:tcW w:type="dxa" w:w="2556"/>
+          </w:tcPr>
+          <w:p>
+            <w:r>
+              <w:t>science</w:t>
+            </w:r>
+          </w:p>
+        </w:tc>
+        <w:tc>
+          <w:tcPr>
+            <w:tcW w:type="dxa" w:w="2556"/>
+          </w:tcPr>
+          <w:p>
+            <w:r>
+              <w:t>paperback</w:t>
+            </w:r>
+          </w:p>
+        </w:tc>
+        <w:tc>
+          <w:tcPr>
+            <w:tcW w:type="dxa" w:w="2556"/>
+          </w:tcPr>
+          <w:p>
+            <w:r>
+              <w:t>English</w:t>
+            </w:r>
+          </w:p>
+        </w:tc>
+      </w:tr>
+      <w:tr>
+        <w:tc>
+          <w:tcPr>
+            <w:tcW w:type="dxa" w:w="2556"/>
+          </w:tcPr>
+          <w:p>
+            <w:r>
+              <w:t>S2</w:t>
+            </w:r>
+          </w:p>
+        </w:tc>
+        <w:tc>
+          <w:tcPr>
+            <w:tcW w:type="dxa" w:w="2556"/>
+          </w:tcPr>
+          <w:p>
+            <w:r>
+              <w:t>science</w:t>
+            </w:r>
+          </w:p>
+        </w:tc>
+        <w:tc>
+          <w:tcPr>
+            <w:tcW w:type="dxa" w:w="2556"/>
+          </w:tcPr>
+          <w:p>
+            <w:r>
+              <w:t>paperback</w:t>
+            </w:r>
+          </w:p>
+        </w:tc>
+        <w:tc>
+          <w:tcPr>
+            <w:tcW w:type="dxa" w:w="2556"/>
+          </w:tcPr>
+          <w:p>
+            <w:r>
+              <w:t>English</w:t>
+            </w:r>
+          </w:p>
+        </w:tc>
+      </w:tr>
+      <w:tr>
+        <w:tc>
+          <w:tcPr>
+            <w:tcW w:type="dxa" w:w="2556"/>
+          </w:tcPr>
+          <w:p>
+            <w:r>
+              <w:t>S3</w:t>
+            </w:r>
+          </w:p>
+        </w:tc>
+        <w:tc>
+          <w:tcPr>
+            <w:tcW w:type="dxa" w:w="2556"/>
+          </w:tcPr>
+          <w:p>
+            <w:r>
+              <w:t>science</w:t>
+            </w:r>
+          </w:p>
+        </w:tc>
+        <w:tc>
+          <w:tcPr>
+            <w:tcW w:type="dxa" w:w="2556"/>
+          </w:tcPr>
+          <w:p>
+            <w:r>
+              <w:t>paperback</w:t>
+            </w:r>
+          </w:p>
+        </w:tc>
+        <w:tc>
+          <w:tcPr>
+            <w:tcW w:type="dxa" w:w="2556"/>
+          </w:tcPr>
+          <w:p>
+            <w:r>
+              <w:t>English</w:t>
+            </w:r>
+          </w:p>
+        </w:tc>
+      </w:tr>
+      <w:tr>
+        <w:tc>
+          <w:tcPr>
+            <w:tcW w:type="dxa" w:w="2556"/>
+          </w:tcPr>
+          <w:p>
+            <w:r>
+              <w:t>S4</w:t>
+            </w:r>
+          </w:p>
+        </w:tc>
+        <w:tc>
+          <w:tcPr>
+            <w:tcW w:type="dxa" w:w="2556"/>
+          </w:tcPr>
+          <w:p>
+            <w:r>
+              <w:t>science</w:t>
+            </w:r>
+          </w:p>
+        </w:tc>
+        <w:tc>
+          <w:tcPr>
+            <w:tcW w:type="dxa" w:w="2556"/>
+          </w:tcPr>
+          <w:p>
+            <w:r>
+              <w:t>hardback</w:t>
+            </w:r>
+          </w:p>
+        </w:tc>
+        <w:tc>
+          <w:tcPr>
+            <w:tcW w:type="dxa" w:w="2556"/>
+          </w:tcPr>
+          <w:p>
+            <w:r>
+              <w:t>English</w:t>
+            </w:r>
+          </w:p>
+        </w:tc>
+      </w:tr>
+    </w:tbl>
+    <w:p>
+      <w:pPr>
+        <w:spacing w:line="336" w:lineRule="auto" w:after="180"/>
+      </w:pPr>
+      <w:r>
+        <w:rPr>
+          <w:b w:val="0"/>
+        </w:rPr>
+        <w:t>Current game policy: one target among the current cards; answers use the printed fields and are truthful for the exercise. Compare mystery?, paperback?, English? in that order. Minimise max(Yes count,No count); keep the first if worst-case counts tie. Every current card enters one answer branch. This is an identification game, not the retained fitted-tree review.</w:t>
+      </w:r>
+    </w:p>
+    <w:p>
+      <w:pPr>
+        <w:pStyle w:val="Heading2"/>
+      </w:pPr>
+      <w:r>
+        <w:t>Current task and new answer field</w:t>
+      </w:r>
+    </w:p>
+    <w:p>
+      <w:pPr>
+        <w:pStyle w:val="ListBullet"/>
+      </w:pPr>
+      <w:r>
+        <w:t>Does the smallest worst-case group guarantee truthful answers or minimum expected cost? State one assumption and limitation. If two questions have the same largest group, which does this exercise keep, and what does that convention fail to prove?</w:t>
+      </w:r>
+    </w:p>
+    <w:p>
+      <w:pPr>
+        <w:pStyle w:val="Heading3"/>
+      </w:pPr>
+      <w:r>
+        <w:t>My current question-choice reasoning and evidence</w:t>
+      </w:r>
+    </w:p>
+    <w:p>
+      <w:r>
+        <w:t>________________________________________________________________</w:t>
+      </w:r>
+    </w:p>
+    <w:p>
+      <w:r>
+        <w:t>________________________________________________________________</w:t>
+      </w:r>
+    </w:p>
+    <w:p>
+      <w:r>
+        <w:t>________________________________________________________________</w:t>
+      </w:r>
+    </w:p>
+    <w:p>
+      <w:r>
+        <w:t>________________________________________________________________</w:t>
+      </w:r>
+    </w:p>
+    <w:p>
+      <w:r>
+        <w:t>________________________________________________________________</w:t>
+      </w:r>
+    </w:p>
+    <w:p>
+      <w:r>
+        <w:t>________________________________________________________________</w:t>
+      </w:r>
+    </w:p>
+    <w:p>
+      <w:pPr>
+        <w:pStyle w:val="Heading2"/>
+      </w:pPr>
+      <w:r>
+        <w:t>Week 14 review · Earlier tree task and saved response · reference / check after trying</w:t>
+      </w:r>
+    </w:p>
+    <w:p>
+      <w:pPr>
+        <w:spacing w:line="336" w:lineRule="auto" w:after="180"/>
+      </w:pPr>
+      <w:r>
+        <w:rPr>
+          <w:b w:val="0"/>
+        </w:rPr>
+        <w:t xml:space="preserve">If near and tall make the same </w:t>
+      </w:r>
+      <w:r>
+        <w:rPr>
+          <w:b/>
+        </w:rPr>
+        <w:t>training</w:t>
+      </w:r>
+      <w:r>
+        <w:rPr>
+          <w:b w:val="0"/>
+        </w:rPr>
+        <w:t xml:space="preserve"> error count, which question does this code retain and why? Does retaining that question prove it will be better on future trips?</w:t>
+      </w:r>
+    </w:p>
+    <w:p>
+      <w:pPr>
+        <w:pStyle w:val="Heading3"/>
+      </w:pPr>
+      <w:r>
+        <w:t>My reasoning and evidence</w:t>
+      </w:r>
+    </w:p>
+    <w:p>
+      <w:r>
+        <w:t>________________________________________________________________</w:t>
+      </w:r>
+    </w:p>
+    <w:p>
+      <w:r>
+        <w:t>________________________________________________________________</w:t>
+      </w:r>
+    </w:p>
+    <w:p>
+      <w:r>
+        <w:t>________________________________________________________________</w:t>
+      </w:r>
+    </w:p>
+    <w:p>
+      <w:r>
+        <w:t>________________________________________________________________</w:t>
+      </w:r>
+    </w:p>
+    <w:p>
+      <w:r>
+        <w:t>________________________________________________________________</w:t>
+      </w:r>
+    </w:p>
+    <w:p>
+      <w:r>
+        <w:t>________________________________________________________________</w:t>
+      </w:r>
+    </w:p>
+    <w:p>
+      <w:pPr>
+        <w:pStyle w:val="Heading1"/>
+      </w:pPr>
+      <w:r>
+        <w:t>04. W4 · Changed independent case</w:t>
+      </w:r>
+    </w:p>
+    <w:p>
+      <w:r>
+        <w:t>Keep one first attempt before hints or feedback.</w:t>
+      </w:r>
+    </w:p>
+    <w:p>
+      <w:pPr>
+        <w:pStyle w:val="Heading2"/>
+      </w:pPr>
+      <w:r>
+        <w:t>Read and explain independently</w:t>
+      </w:r>
+    </w:p>
+    <w:p>
+      <w:pPr>
+        <w:spacing w:line="336" w:lineRule="auto" w:after="180"/>
+      </w:pPr>
+      <w:r>
+        <w:rPr>
+          <w:b w:val="0"/>
+        </w:rPr>
+        <w:t>Ten cards have six pet subjects and four space subjects; all are green. Compare asking “green?” with asking “pet?” to identify a card. Give the largest remaining group and one limitation.</w:t>
+      </w:r>
+    </w:p>
+    <w:p>
+      <w:pPr>
+        <w:pStyle w:val="Heading3"/>
+      </w:pPr>
+      <w:r>
+        <w:t>My independent explanation, trace and limits</w:t>
+      </w:r>
+    </w:p>
+    <w:p>
+      <w:r>
+        <w:t>________________________________________________________________</w:t>
+      </w:r>
+    </w:p>
+    <w:p>
+      <w:r>
+        <w:t>________________________________________________________________</w:t>
+      </w:r>
+    </w:p>
+    <w:p>
+      <w:r>
+        <w:t>________________________________________________________________</w:t>
+      </w:r>
+    </w:p>
+    <w:p>
+      <w:r>
+        <w:t>________________________________________________________________</w:t>
+      </w:r>
+    </w:p>
+    <w:p>
+      <w:r>
+        <w:t>________________________________________________________________</w:t>
+      </w:r>
+    </w:p>
+    <w:p>
+      <w:r>
+        <w:t>________________________________________________________________</w:t>
+      </w:r>
+    </w:p>
+    <w:p>
+      <w:r>
+        <w:t>________________________________________________________________</w:t>
+      </w:r>
+    </w:p>
+    <w:p>
+      <w:pPr>
+        <w:pStyle w:val="Heading2"/>
+      </w:pPr>
+      <w:r>
+        <w:t>Keep a fair record</w:t>
+      </w:r>
+    </w:p>
+    <w:p>
+      <w:pPr>
+        <w:spacing w:line="336" w:lineRule="auto" w:after="180"/>
+      </w:pPr>
+      <w:r>
+        <w:rPr>
+          <w:b w:val="0"/>
+        </w:rPr>
+        <w:t>Attempt this case before feedback. Record any help. Earlier examples below are further practice; a case already practised with feedback cannot establish fresh transfer.</w:t>
+      </w:r>
+    </w:p>
+    <w:p>
+      <w:pPr>
+        <w:pStyle w:val="Heading2"/>
+      </w:pPr>
+      <w:r>
+        <w:t>Earlier wording, alternatives and picture transcripts · reference / check after trying</w:t>
+      </w:r>
+    </w:p>
+    <w:p>
+      <w:pPr>
+        <w:pStyle w:val="Heading3"/>
+      </w:pPr>
+      <w:r>
+        <w:t>Independent case: Changed independent case</w:t>
+      </w:r>
+    </w:p>
+    <w:p>
+      <w:pPr>
+        <w:pStyle w:val="Heading1"/>
+      </w:pPr>
+      <w:r>
+        <w:t>09. Project · Keep the decision and its evidence</w:t>
+      </w:r>
+    </w:p>
+    <w:p>
+      <w:r>
+        <w:t>Add this week’s change to your existing project record.</w:t>
+      </w:r>
+    </w:p>
+    <w:p>
+      <w:pPr>
+        <w:pStyle w:val="Heading2"/>
+      </w:pPr>
+      <w:r>
+        <w:t>Your evidence record</w:t>
       </w:r>
     </w:p>
     <w:p>
@@ -918,653 +2675,20 @@
         <w:pStyle w:val="Heading1"/>
       </w:pPr>
       <w:r>
-        <w:t>10. Self check</w:t>
-      </w:r>
-    </w:p>
-    <w:p>
-      <w:r>
-        <w:t>Judge explanation, evidence, transfer and limits separately; attach the work behind your judgement.</w:t>
-      </w:r>
-    </w:p>
-    <w:p>
-      <w:pPr>
-        <w:pStyle w:val="ListBullet"/>
-      </w:pPr>
-      <w:r>
-        <w:t>I can explain the mechanism.</w:t>
-      </w:r>
-    </w:p>
-    <w:p>
-      <w:pPr>
-        <w:pStyle w:val="ListBullet"/>
-      </w:pPr>
-      <w:r>
-        <w:t>I can show evidence.</w:t>
-      </w:r>
-    </w:p>
-    <w:p>
-      <w:pPr>
-        <w:pStyle w:val="ListBullet"/>
-      </w:pPr>
-      <w:r>
-        <w:t>I can handle a changed case.</w:t>
-      </w:r>
-    </w:p>
-    <w:p>
-      <w:pPr>
-        <w:pStyle w:val="ListBullet"/>
-      </w:pPr>
-      <w:r>
-        <w:t>I can name a limit.</w:t>
-      </w:r>
-    </w:p>
-    <w:p>
-      <w:r>
-        <w:t>Mark each as not yet, with help or independently, and attach supporting work.</w:t>
-      </w:r>
-    </w:p>
-    <w:p>
-      <w:pPr>
-        <w:spacing w:line="336" w:lineRule="auto" w:after="180"/>
-      </w:pPr>
-      <w:r>
-        <w:rPr>
-          <w:b w:val="0"/>
-        </w:rPr>
-        <w:t>Teacher review ____________________  Next step ____________________</w:t>
-      </w:r>
-    </w:p>
-    <w:p>
-      <w:pPr>
-        <w:pStyle w:val="Heading1"/>
-      </w:pPr>
-      <w:r>
-        <w:t>11. Transfer practice from the original programme</w:t>
-      </w:r>
-    </w:p>
-    <w:p>
-      <w:r>
-        <w:t>Use this earlier case as transfer practice. A case already discussed with feedback is not fresh assessment evidence.</w:t>
-      </w:r>
-    </w:p>
-    <w:p>
-      <w:pPr>
-        <w:spacing w:line="336" w:lineRule="auto" w:after="180"/>
-        <w:shd w:fill="F5F1FB"/>
-      </w:pPr>
-      <w:r>
-        <w:rPr>
-          <w:b w:val="0"/>
-        </w:rPr>
-        <w:t>Six cards contain three animal and three space books; all have blue covers. Compare asking 'blue cover?' with 'animal subject?'. Is the better question guaranteed to work on inaccurately tagged books?</w:t>
-      </w:r>
-    </w:p>
-    <w:p>
-      <w:pPr>
-        <w:pStyle w:val="Heading3"/>
-      </w:pPr>
-      <w:r>
-        <w:t>My independently reasoned answer</w:t>
-      </w:r>
-    </w:p>
-    <w:p>
-      <w:r>
-        <w:t>________________________________________________________________</w:t>
-      </w:r>
-    </w:p>
-    <w:p>
-      <w:r>
-        <w:t>________________________________________________________________</w:t>
-      </w:r>
-    </w:p>
-    <w:p>
-      <w:r>
-        <w:t>________________________________________________________________</w:t>
-      </w:r>
-    </w:p>
-    <w:p>
-      <w:r>
-        <w:t>________________________________________________________________</w:t>
-      </w:r>
-    </w:p>
-    <w:p>
-      <w:r>
-        <w:t>________________________________________________________________</w:t>
-      </w:r>
-    </w:p>
-    <w:p>
-      <w:r>
-        <w:t>________________________________________________________________</w:t>
-      </w:r>
-    </w:p>
-    <w:p>
-      <w:r>
-        <w:t>________________________________________________________________</w:t>
-      </w:r>
-    </w:p>
-    <w:p>
-      <w:pPr>
-        <w:spacing w:line="336" w:lineRule="auto" w:after="180"/>
-      </w:pPr>
-      <w:r>
-        <w:rPr>
-          <w:b w:val="0"/>
-        </w:rPr>
-        <w:t>Record support used: none, hint or teacher explanation.</w:t>
-      </w:r>
-    </w:p>
-    <w:p>
-      <w:pPr>
-        <w:pStyle w:val="Heading1"/>
-      </w:pPr>
-      <w:r>
-        <w:t>12. W1 Name the parts and decisions</w:t>
-      </w:r>
-    </w:p>
-    <w:p>
-      <w:r>
-        <w:t>Name the parts and decisions. Apply the supplied Choose Informative Questions facts and keep your reasoning.</w:t>
-      </w:r>
-    </w:p>
-    <w:p>
-      <w:pPr>
-        <w:spacing w:line="336" w:lineRule="auto" w:after="180"/>
-        <w:shd w:fill="F5F1FB"/>
-      </w:pPr>
-      <w:r>
-        <w:rPr>
-          <w:b w:val="0"/>
-        </w:rPr>
-        <w:t xml:space="preserve">Identify the </w:t>
-      </w:r>
-      <w:r>
-        <w:rPr>
-          <w:b/>
-        </w:rPr>
-        <w:t>root</w:t>
-      </w:r>
-      <w:r>
-        <w:rPr>
-          <w:b w:val="0"/>
-        </w:rPr>
-        <w:t xml:space="preserve">, its two </w:t>
-      </w:r>
-      <w:r>
-        <w:rPr>
-          <w:b/>
-        </w:rPr>
-        <w:t>branch</w:t>
-      </w:r>
-      <w:r>
-        <w:rPr>
-          <w:b w:val="0"/>
-        </w:rPr>
-        <w:t xml:space="preserve">es, </w:t>
-      </w:r>
-      <w:r>
-        <w:rPr>
-          <w:b/>
-        </w:rPr>
-        <w:t>leaf</w:t>
-      </w:r>
-      <w:r>
-        <w:rPr>
-          <w:b w:val="0"/>
-        </w:rPr>
-        <w:t xml:space="preserve"> </w:t>
-      </w:r>
-      <w:r>
-        <w:rPr>
-          <w:b/>
-        </w:rPr>
-        <w:t>prediction</w:t>
-      </w:r>
-      <w:r>
-        <w:rPr>
-          <w:b w:val="0"/>
-        </w:rPr>
-        <w:t xml:space="preserve">s and </w:t>
-      </w:r>
-      <w:r>
-        <w:rPr>
-          <w:b/>
-        </w:rPr>
-        <w:t>depth</w:t>
-      </w:r>
-      <w:r>
-        <w:rPr>
-          <w:b w:val="0"/>
-        </w:rPr>
-        <w:t xml:space="preserve"> of the worked fitted tree. Which parts were selected using </w:t>
-      </w:r>
-      <w:r>
-        <w:rPr>
-          <w:b/>
-        </w:rPr>
-        <w:t>training</w:t>
-      </w:r>
-      <w:r>
-        <w:rPr>
-          <w:b w:val="0"/>
-        </w:rPr>
-        <w:t xml:space="preserve"> labels?</w:t>
-      </w:r>
-    </w:p>
-    <w:p>
-      <w:pPr>
-        <w:pStyle w:val="Heading3"/>
-      </w:pPr>
-      <w:r>
-        <w:t>My reasoning and evidence</w:t>
-      </w:r>
-    </w:p>
-    <w:p>
-      <w:r>
-        <w:t>________________________________________________________________</w:t>
-      </w:r>
-    </w:p>
-    <w:p>
-      <w:r>
-        <w:t>________________________________________________________________</w:t>
-      </w:r>
-    </w:p>
-    <w:p>
-      <w:r>
-        <w:t>________________________________________________________________</w:t>
-      </w:r>
-    </w:p>
-    <w:p>
-      <w:r>
-        <w:t>________________________________________________________________</w:t>
-      </w:r>
-    </w:p>
-    <w:p>
-      <w:r>
-        <w:t>________________________________________________________________</w:t>
-      </w:r>
-    </w:p>
-    <w:p>
-      <w:r>
-        <w:t>________________________________________________________________</w:t>
-      </w:r>
-    </w:p>
-    <w:p>
-      <w:pPr>
-        <w:pStyle w:val="Heading1"/>
-      </w:pPr>
-      <w:r>
-        <w:t>13. W2 Verify the candidate scores</w:t>
-      </w:r>
-    </w:p>
-    <w:p>
-      <w:r>
-        <w:t>Verify the candidate scores. Apply the supplied Choose Informative Questions facts and keep your reasoning.</w:t>
-      </w:r>
-    </w:p>
-    <w:p>
-      <w:pPr>
-        <w:spacing w:line="336" w:lineRule="auto" w:after="180"/>
-      </w:pPr>
-      <w:r>
-        <w:rPr>
-          <w:b w:val="0"/>
-        </w:rPr>
-        <w:t xml:space="preserve">For each near </w:t>
-      </w:r>
-      <w:r>
-        <w:rPr>
-          <w:b/>
-        </w:rPr>
-        <w:t>branch</w:t>
-      </w:r>
-      <w:r>
-        <w:rPr>
-          <w:b w:val="0"/>
-        </w:rPr>
-        <w:t xml:space="preserve"> and each tall </w:t>
-      </w:r>
-      <w:r>
-        <w:rPr>
-          <w:b/>
-        </w:rPr>
-        <w:t>branch</w:t>
-      </w:r>
-      <w:r>
-        <w:rPr>
-          <w:b w:val="0"/>
-        </w:rPr>
-        <w:t xml:space="preserve">, count blocked and clear labels and choose a </w:t>
-      </w:r>
-      <w:r>
-        <w:rPr>
-          <w:b/>
-        </w:rPr>
-        <w:t>leaf</w:t>
-      </w:r>
-      <w:r>
-        <w:rPr>
-          <w:b w:val="0"/>
-        </w:rPr>
-        <w:t>. Give the total errors for each candidate question.</w:t>
-      </w:r>
-    </w:p>
-    <w:p>
-      <w:pPr>
-        <w:pStyle w:val="Heading3"/>
-      </w:pPr>
-      <w:r>
-        <w:t>My reasoning and evidence</w:t>
-      </w:r>
-    </w:p>
-    <w:p>
-      <w:r>
-        <w:t>________________________________________________________________</w:t>
-      </w:r>
-    </w:p>
-    <w:p>
-      <w:r>
-        <w:t>________________________________________________________________</w:t>
-      </w:r>
-    </w:p>
-    <w:p>
-      <w:r>
-        <w:t>________________________________________________________________</w:t>
-      </w:r>
-    </w:p>
-    <w:p>
-      <w:r>
-        <w:t>________________________________________________________________</w:t>
-      </w:r>
-    </w:p>
-    <w:p>
-      <w:r>
-        <w:t>________________________________________________________________</w:t>
-      </w:r>
-    </w:p>
-    <w:p>
-      <w:r>
-        <w:t>________________________________________________________________</w:t>
-      </w:r>
-    </w:p>
-    <w:p>
-      <w:pPr>
-        <w:pStyle w:val="Heading1"/>
-      </w:pPr>
-      <w:r>
-        <w:t>14. W3 Separate fitting from prediction</w:t>
-      </w:r>
-    </w:p>
-    <w:p>
-      <w:r>
-        <w:t>Separate fitting from prediction. Apply the supplied Choose Informative Questions facts and keep your reasoning.</w:t>
-      </w:r>
-    </w:p>
-    <w:p>
-      <w:pPr>
-        <w:spacing w:line="336" w:lineRule="auto" w:after="180"/>
-      </w:pPr>
-      <w:r>
-        <w:rPr>
-          <w:b w:val="0"/>
-        </w:rPr>
-        <w:t xml:space="preserve">A learner sees a blocked validation case with near=0 and changes that </w:t>
-      </w:r>
-      <w:r>
-        <w:rPr>
-          <w:b/>
-        </w:rPr>
-        <w:t>leaf</w:t>
-      </w:r>
-      <w:r>
-        <w:rPr>
-          <w:b w:val="0"/>
-        </w:rPr>
-        <w:t xml:space="preserve"> to blocked before reporting the score. Explain what changed and how to report the original fitted tree fairly.</w:t>
-      </w:r>
-    </w:p>
-    <w:p>
-      <w:pPr>
-        <w:pStyle w:val="Heading3"/>
-      </w:pPr>
-      <w:r>
-        <w:t>My reasoning and evidence</w:t>
-      </w:r>
-    </w:p>
-    <w:p>
-      <w:r>
-        <w:t>________________________________________________________________</w:t>
-      </w:r>
-    </w:p>
-    <w:p>
-      <w:r>
-        <w:t>________________________________________________________________</w:t>
-      </w:r>
-    </w:p>
-    <w:p>
-      <w:r>
-        <w:t>________________________________________________________________</w:t>
-      </w:r>
-    </w:p>
-    <w:p>
-      <w:r>
-        <w:t>________________________________________________________________</w:t>
-      </w:r>
-    </w:p>
-    <w:p>
-      <w:r>
-        <w:t>________________________________________________________________</w:t>
-      </w:r>
-    </w:p>
-    <w:p>
-      <w:r>
-        <w:t>________________________________________________________________</w:t>
-      </w:r>
-    </w:p>
-    <w:p>
-      <w:pPr>
-        <w:pStyle w:val="Heading1"/>
-      </w:pPr>
-      <w:r>
-        <w:t>15. W4 Fit a new tree independently</w:t>
-      </w:r>
-    </w:p>
-    <w:p>
-      <w:r>
-        <w:t>Attempt before feedback. If this repeats the selected independent case, reuse that first attempt; otherwise keep a separate record. Fit a new tree independently. Apply the supplied Choose Informative Questions facts and keep your reasoning.</w:t>
-      </w:r>
-    </w:p>
-    <w:p>
-      <w:pPr>
-        <w:spacing w:line="336" w:lineRule="auto" w:after="180"/>
-      </w:pPr>
-      <w:r>
-        <w:rPr>
-          <w:b w:val="0"/>
-        </w:rPr>
-        <w:t xml:space="preserve">New </w:t>
-      </w:r>
-      <w:r>
-        <w:rPr>
-          <w:b/>
-        </w:rPr>
-        <w:t>training</w:t>
-      </w:r>
-      <w:r>
-        <w:rPr>
-          <w:b w:val="0"/>
-        </w:rPr>
-        <w:t xml:space="preserve"> rows (near,tall,label) are (1,0,clear),(1,1,clear),(1,0,clear),(0,1,blocked),(0,0,blocked),(0,1,clear). Use the same candidate order and tie policies. Give both candidates’ leaves and errors, then select the tree.</w:t>
-      </w:r>
-    </w:p>
-    <w:p>
-      <w:pPr>
-        <w:spacing w:line="336" w:lineRule="auto" w:after="180"/>
-      </w:pPr>
-      <w:r>
-        <w:rPr>
-          <w:b w:val="0"/>
-        </w:rPr>
-        <w:t xml:space="preserve">Validation rows are (1,1,clear),(0,0,blocked),(0,1,clear),(1,0,blocked). List tree </w:t>
-      </w:r>
-      <w:r>
-        <w:rPr>
-          <w:b/>
-        </w:rPr>
-        <w:t>prediction</w:t>
-      </w:r>
-      <w:r>
-        <w:rPr>
-          <w:b w:val="0"/>
-        </w:rPr>
-        <w:t xml:space="preserve">s and compare accuracy with the </w:t>
-      </w:r>
-      <w:r>
-        <w:rPr>
-          <w:b/>
-        </w:rPr>
-        <w:t>training</w:t>
-      </w:r>
-      <w:r>
-        <w:rPr>
-          <w:b w:val="0"/>
-        </w:rPr>
-        <w:t>-majority baseline.</w:t>
-      </w:r>
-    </w:p>
-    <w:p>
-      <w:pPr>
-        <w:pStyle w:val="Heading3"/>
-      </w:pPr>
-      <w:r>
-        <w:t>My reasoning and evidence</w:t>
-      </w:r>
-    </w:p>
-    <w:p>
-      <w:r>
-        <w:t>________________________________________________________________</w:t>
-      </w:r>
-    </w:p>
-    <w:p>
-      <w:r>
-        <w:t>________________________________________________________________</w:t>
-      </w:r>
-    </w:p>
-    <w:p>
-      <w:r>
-        <w:t>________________________________________________________________</w:t>
-      </w:r>
-    </w:p>
-    <w:p>
-      <w:r>
-        <w:t>________________________________________________________________</w:t>
-      </w:r>
-    </w:p>
-    <w:p>
-      <w:r>
-        <w:t>________________________________________________________________</w:t>
-      </w:r>
-    </w:p>
-    <w:p>
-      <w:r>
-        <w:t>________________________________________________________________</w:t>
-      </w:r>
-    </w:p>
-    <w:p>
-      <w:r>
-        <w:t>________________________________________________________________</w:t>
-      </w:r>
-    </w:p>
-    <w:p>
-      <w:r>
-        <w:t>________________________________________________________________</w:t>
-      </w:r>
-    </w:p>
-    <w:p>
-      <w:pPr>
-        <w:pStyle w:val="Heading1"/>
-      </w:pPr>
-      <w:r>
-        <w:t>16. W5 Audit a tie and a claim</w:t>
-      </w:r>
-    </w:p>
-    <w:p>
-      <w:r>
-        <w:t>Audit a tie and a claim. Apply the supplied Choose Informative Questions facts and keep your reasoning.</w:t>
-      </w:r>
-    </w:p>
-    <w:p>
-      <w:pPr>
-        <w:spacing w:line="336" w:lineRule="auto" w:after="180"/>
-        <w:shd w:fill="F5F1FB"/>
-      </w:pPr>
-      <w:r>
-        <w:rPr>
-          <w:b w:val="0"/>
-        </w:rPr>
-        <w:t xml:space="preserve">If near and tall make the same </w:t>
-      </w:r>
-      <w:r>
-        <w:rPr>
-          <w:b/>
-        </w:rPr>
-        <w:t>training</w:t>
-      </w:r>
-      <w:r>
-        <w:rPr>
-          <w:b w:val="0"/>
-        </w:rPr>
-        <w:t xml:space="preserve"> error count, which question does this code retain and why? Does retaining that question prove it will be better on future trips?</w:t>
-      </w:r>
-    </w:p>
-    <w:p>
-      <w:pPr>
-        <w:pStyle w:val="Heading3"/>
-      </w:pPr>
-      <w:r>
-        <w:t>My reasoning and evidence</w:t>
-      </w:r>
-    </w:p>
-    <w:p>
-      <w:r>
-        <w:t>________________________________________________________________</w:t>
-      </w:r>
-    </w:p>
-    <w:p>
-      <w:r>
-        <w:t>________________________________________________________________</w:t>
-      </w:r>
-    </w:p>
-    <w:p>
-      <w:r>
-        <w:t>________________________________________________________________</w:t>
-      </w:r>
-    </w:p>
-    <w:p>
-      <w:r>
-        <w:t>________________________________________________________________</w:t>
-      </w:r>
-    </w:p>
-    <w:p>
-      <w:r>
-        <w:t>________________________________________________________________</w:t>
-      </w:r>
-    </w:p>
-    <w:p>
-      <w:r>
-        <w:t>________________________________________________________________</w:t>
-      </w:r>
-    </w:p>
-    <w:p>
-      <w:pPr>
-        <w:pStyle w:val="Heading1"/>
-      </w:pPr>
-      <w:r>
-        <w:t>17. Feedback, return check and learning record</w:t>
-      </w:r>
-    </w:p>
-    <w:p>
-      <w:r>
-        <w:t>Record the first repaired step and a different case to revisit after a delay.</w:t>
+        <w:t>17. Feedback · Repair and return</w:t>
+      </w:r>
+    </w:p>
+    <w:p>
+      <w:r>
+        <w:t>Keep the first attempt, the repair and a changed-case return.</w:t>
+      </w:r>
+    </w:p>
+    <w:p>
+      <w:pPr>
+        <w:pStyle w:val="Heading2"/>
+      </w:pPr>
+      <w:r>
+        <w:t>Your evidence record</w:t>
       </w:r>
     </w:p>
     <w:tbl>
@@ -1719,12 +2843,883 @@
         <w:pStyle w:val="Heading1"/>
       </w:pPr>
       <w:r>
-        <w:t>18. Pictorial case practice: Choose Informative Questions</w:t>
-      </w:r>
-    </w:p>
-    <w:p>
-      <w:r>
-        <w:t>A fictional guessing game has eight catalogue cards and asks yes/no questions to narrow the target. Explain the labelled step before checking the changed condition.</w:t>
+        <w:t>10. Finish · Judge the evidence in your work</w:t>
+      </w:r>
+    </w:p>
+    <w:p>
+      <w:r>
+        <w:t>Point to work that supports your confidence level.</w:t>
+      </w:r>
+    </w:p>
+    <w:p>
+      <w:pPr>
+        <w:pStyle w:val="Heading2"/>
+      </w:pPr>
+      <w:r>
+        <w:t>Your evidence record</w:t>
+      </w:r>
+    </w:p>
+    <w:p>
+      <w:pPr>
+        <w:pStyle w:val="ListBullet"/>
+      </w:pPr>
+      <w:r>
+        <w:t>I can explain the mechanism.</w:t>
+      </w:r>
+    </w:p>
+    <w:p>
+      <w:pPr>
+        <w:pStyle w:val="ListBullet"/>
+      </w:pPr>
+      <w:r>
+        <w:t>I can show evidence.</w:t>
+      </w:r>
+    </w:p>
+    <w:p>
+      <w:pPr>
+        <w:pStyle w:val="ListBullet"/>
+      </w:pPr>
+      <w:r>
+        <w:t>I can handle a changed case.</w:t>
+      </w:r>
+    </w:p>
+    <w:p>
+      <w:pPr>
+        <w:pStyle w:val="ListBullet"/>
+      </w:pPr>
+      <w:r>
+        <w:t>I can name a limit.</w:t>
+      </w:r>
+    </w:p>
+    <w:p>
+      <w:r>
+        <w:t>Mark each as not yet, with help or independently, and attach supporting work.</w:t>
+      </w:r>
+    </w:p>
+    <w:p>
+      <w:pPr>
+        <w:spacing w:line="336" w:lineRule="auto" w:after="180"/>
+      </w:pPr>
+      <w:r>
+        <w:rPr>
+          <w:b w:val="0"/>
+        </w:rPr>
+        <w:t>Teacher review ____________________  Next step ____________________</w:t>
+      </w:r>
+    </w:p>
+    <w:p>
+      <w:pPr>
+        <w:pStyle w:val="Heading1"/>
+      </w:pPr>
+      <w:r>
+        <w:t>Reference bank and extra practice</w:t>
+      </w:r>
+    </w:p>
+    <w:p>
+      <w:pPr>
+        <w:pStyle w:val="Heading1"/>
+      </w:pPr>
+      <w:r>
+        <w:t>02. Reference · Supported W2 record</w:t>
+      </w:r>
+    </w:p>
+    <w:p>
+      <w:r>
+        <w:t>This is the same W2 attempt. Keep one response record.</w:t>
+      </w:r>
+    </w:p>
+    <w:p>
+      <w:pPr>
+        <w:pStyle w:val="Heading2"/>
+      </w:pPr>
+      <w:r>
+        <w:t>Use this when helpful</w:t>
+      </w:r>
+    </w:p>
+    <w:p>
+      <w:pPr>
+        <w:spacing w:line="336" w:lineRule="auto" w:after="180"/>
+      </w:pPr>
+      <w:r>
+        <w:rPr>
+          <w:b w:val="0"/>
+        </w:rPr>
+        <w:t xml:space="preserve">Use W2: Verify the candidate scores for </w:t>
+      </w:r>
+      <w:r>
+        <w:rPr>
+          <w:b/>
+        </w:rPr>
+        <w:t>Fitting</w:t>
+      </w:r>
+      <w:r>
+        <w:rPr>
+          <w:b w:val="0"/>
+        </w:rPr>
+        <w:t xml:space="preserve"> a decision tree. Record the answer once; the lesson and workbook refer to the same attempt.</w:t>
+      </w:r>
+    </w:p>
+    <w:tbl>
+      <w:tblPr>
+        <w:tblStyle w:val="LightShading-Accent1"/>
+        <w:tblW w:type="auto" w:w="0"/>
+        <w:tblLook w:firstColumn="1" w:firstRow="1" w:lastColumn="0" w:lastRow="0" w:noHBand="0" w:noVBand="1" w:val="04A0"/>
+      </w:tblPr>
+      <w:tblGrid>
+        <w:gridCol w:w="2556"/>
+        <w:gridCol w:w="2556"/>
+        <w:gridCol w:w="2556"/>
+        <w:gridCol w:w="2556"/>
+      </w:tblGrid>
+      <w:tr>
+        <w:trPr>
+          <w:tblHeader/>
+        </w:trPr>
+        <w:tc>
+          <w:tcPr>
+            <w:tcW w:type="dxa" w:w="2556"/>
+          </w:tcPr>
+          <w:p>
+            <w:r>
+              <w:t>Given inputs</w:t>
+            </w:r>
+          </w:p>
+        </w:tc>
+        <w:tc>
+          <w:tcPr>
+            <w:tcW w:type="dxa" w:w="2556"/>
+          </w:tcPr>
+          <w:p>
+            <w:r>
+              <w:t>Procedure I chose</w:t>
+            </w:r>
+          </w:p>
+        </w:tc>
+        <w:tc>
+          <w:tcPr>
+            <w:tcW w:type="dxa" w:w="2556"/>
+          </w:tcPr>
+          <w:p>
+            <w:r>
+              <w:t>Middle steps</w:t>
+            </w:r>
+          </w:p>
+        </w:tc>
+        <w:tc>
+          <w:tcPr>
+            <w:tcW w:type="dxa" w:w="2556"/>
+          </w:tcPr>
+          <w:p>
+            <w:r>
+              <w:t>Result and check</w:t>
+            </w:r>
+          </w:p>
+        </w:tc>
+      </w:tr>
+      <w:tr>
+        <w:tc>
+          <w:tcPr>
+            <w:tcW w:type="dxa" w:w="2556"/>
+          </w:tcPr>
+          <w:p>
+            <w:r/>
+          </w:p>
+        </w:tc>
+        <w:tc>
+          <w:tcPr>
+            <w:tcW w:type="dxa" w:w="2556"/>
+          </w:tcPr>
+          <w:p>
+            <w:r/>
+          </w:p>
+        </w:tc>
+        <w:tc>
+          <w:tcPr>
+            <w:tcW w:type="dxa" w:w="2556"/>
+          </w:tcPr>
+          <w:p>
+            <w:r/>
+          </w:p>
+        </w:tc>
+        <w:tc>
+          <w:tcPr>
+            <w:tcW w:type="dxa" w:w="2556"/>
+          </w:tcPr>
+          <w:p>
+            <w:r/>
+          </w:p>
+        </w:tc>
+      </w:tr>
+    </w:tbl>
+    <w:p>
+      <w:pPr>
+        <w:pStyle w:val="Heading3"/>
+      </w:pPr>
+      <w:r>
+        <w:t>The step I completed without help, and the hint I needed</w:t>
+      </w:r>
+    </w:p>
+    <w:p>
+      <w:r>
+        <w:t>________________________________________________________________</w:t>
+      </w:r>
+    </w:p>
+    <w:p>
+      <w:r>
+        <w:t>________________________________________________________________</w:t>
+      </w:r>
+    </w:p>
+    <w:p>
+      <w:r>
+        <w:t>________________________________________________________________</w:t>
+      </w:r>
+    </w:p>
+    <w:p>
+      <w:pPr>
+        <w:pStyle w:val="Heading1"/>
+      </w:pPr>
+      <w:r>
+        <w:t>03. Extra practice · Repair the explanation</w:t>
+      </w:r>
+    </w:p>
+    <w:p>
+      <w:r>
+        <w:t>Explain the deciding fact before discussing the answer.</w:t>
+      </w:r>
+    </w:p>
+    <w:p>
+      <w:pPr>
+        <w:pStyle w:val="Heading2"/>
+      </w:pPr>
+      <w:r>
+        <w:t>Use this when helpful</w:t>
+      </w:r>
+    </w:p>
+    <w:p>
+      <w:pPr>
+        <w:spacing w:line="336" w:lineRule="auto" w:after="180"/>
+      </w:pPr>
+      <w:r>
+        <w:rPr>
+          <w:b w:val="0"/>
+        </w:rPr>
+        <w:t xml:space="preserve">Use the worked case for </w:t>
+      </w:r>
+      <w:r>
+        <w:rPr>
+          <w:b/>
+        </w:rPr>
+        <w:t>Fitting</w:t>
+      </w:r>
+      <w:r>
+        <w:rPr>
+          <w:b w:val="0"/>
+        </w:rPr>
+        <w:t xml:space="preserve"> a decision tree. Proposed explanation: “A near </w:t>
+      </w:r>
+      <w:r>
+        <w:rPr>
+          <w:b/>
+        </w:rPr>
+        <w:t>branch</w:t>
+      </w:r>
+      <w:r>
+        <w:rPr>
+          <w:b w:val="0"/>
+        </w:rPr>
+        <w:t xml:space="preserve"> must predict blocked”. Decide whether this explanation is supported.</w:t>
+      </w:r>
+    </w:p>
+    <w:p>
+      <w:pPr>
+        <w:spacing w:line="336" w:lineRule="auto" w:after="180"/>
+      </w:pPr>
+      <w:r>
+        <w:rPr>
+          <w:b w:val="0"/>
+        </w:rPr>
+        <w:t>Point to the step or supplied fact that decides; explain your repair if needed.</w:t>
+      </w:r>
+    </w:p>
+    <w:p>
+      <w:pPr>
+        <w:pStyle w:val="Heading3"/>
+      </w:pPr>
+      <w:r>
+        <w:t>My explanation before partner discussion</w:t>
+      </w:r>
+    </w:p>
+    <w:p>
+      <w:r>
+        <w:t>________________________________________________________________</w:t>
+      </w:r>
+    </w:p>
+    <w:p>
+      <w:r>
+        <w:t>________________________________________________________________</w:t>
+      </w:r>
+    </w:p>
+    <w:p>
+      <w:r>
+        <w:t>________________________________________________________________</w:t>
+      </w:r>
+    </w:p>
+    <w:p>
+      <w:r>
+        <w:t>________________________________________________________________</w:t>
+      </w:r>
+    </w:p>
+    <w:p>
+      <w:pPr>
+        <w:pStyle w:val="Heading1"/>
+      </w:pPr>
+      <w:r>
+        <w:t>05. Reference · Original learning target</w:t>
+      </w:r>
+    </w:p>
+    <w:p>
+      <w:r>
+        <w:t>Use this target to inspect an explanation.</w:t>
+      </w:r>
+    </w:p>
+    <w:p>
+      <w:pPr>
+        <w:pStyle w:val="Heading2"/>
+      </w:pPr>
+      <w:r>
+        <w:t>Use this when helpful</w:t>
+      </w:r>
+    </w:p>
+    <w:p>
+      <w:pPr>
+        <w:spacing w:line="336" w:lineRule="auto" w:after="180"/>
+      </w:pPr>
+      <w:r>
+        <w:rPr>
+          <w:b w:val="0"/>
+        </w:rPr>
+        <w:t>Six cards contain three animal and three space books; all have blue covers. Compare asking 'blue cover?' with 'animal subject?'. Is the better question guaranteed to work on inaccurately tagged books?</w:t>
+      </w:r>
+    </w:p>
+    <w:p>
+      <w:pPr>
+        <w:pStyle w:val="Heading1"/>
+      </w:pPr>
+      <w:r>
+        <w:t>06. Extra practice · A complete case</w:t>
+      </w:r>
+    </w:p>
+    <w:p>
+      <w:r>
+        <w:t>Try the question before checking the worked explanation.</w:t>
+      </w:r>
+    </w:p>
+    <w:p>
+      <w:pPr>
+        <w:pStyle w:val="Heading2"/>
+      </w:pPr>
+      <w:r>
+        <w:t>Use this when helpful</w:t>
+      </w:r>
+    </w:p>
+    <w:p>
+      <w:pPr>
+        <w:spacing w:line="336" w:lineRule="auto" w:after="180"/>
+      </w:pPr>
+      <w:r>
+        <w:rPr>
+          <w:b w:val="0"/>
+        </w:rPr>
+        <w:t>Eight blue cards contain four circles and four triangles; target is shape.</w:t>
+      </w:r>
+    </w:p>
+    <w:p>
+      <w:pPr>
+        <w:spacing w:line="336" w:lineRule="auto" w:after="180"/>
+      </w:pPr>
+      <w:r>
+        <w:rPr>
+          <w:b w:val="0"/>
+        </w:rPr>
+        <w:t>Which question is more useful: blue or circle?</w:t>
+      </w:r>
+    </w:p>
+    <w:p>
+      <w:pPr>
+        <w:spacing w:line="336" w:lineRule="auto" w:after="180"/>
+      </w:pPr>
+      <w:r>
+        <w:rPr>
+          <w:b w:val="0"/>
+        </w:rPr>
+        <w:t xml:space="preserve">Show your trace, calculation or </w:t>
+      </w:r>
+      <w:r>
+        <w:rPr>
+          <w:b/>
+        </w:rPr>
+        <w:t>evidence</w:t>
+      </w:r>
+    </w:p>
+    <w:p>
+      <w:pPr>
+        <w:pStyle w:val="Heading3"/>
+      </w:pPr>
+      <w:r>
+        <w:t>Write or draw your reasoning and evidence.</w:t>
+      </w:r>
+    </w:p>
+    <w:p>
+      <w:r>
+        <w:t>________________________________________________________________</w:t>
+      </w:r>
+    </w:p>
+    <w:p>
+      <w:r>
+        <w:t>________________________________________________________________</w:t>
+      </w:r>
+    </w:p>
+    <w:p>
+      <w:r>
+        <w:t>________________________________________________________________</w:t>
+      </w:r>
+    </w:p>
+    <w:p>
+      <w:r>
+        <w:t>________________________________________________________________</w:t>
+      </w:r>
+    </w:p>
+    <w:p>
+      <w:r>
+        <w:t>________________________________________________________________</w:t>
+      </w:r>
+    </w:p>
+    <w:p>
+      <w:pPr>
+        <w:pStyle w:val="Heading1"/>
+      </w:pPr>
+      <w:r>
+        <w:t>07. Extra practice · A changed case</w:t>
+      </w:r>
+    </w:p>
+    <w:p>
+      <w:r>
+        <w:t>Keep this practice separate from the reserved independent attempt.</w:t>
+      </w:r>
+    </w:p>
+    <w:p>
+      <w:pPr>
+        <w:pStyle w:val="Heading2"/>
+      </w:pPr>
+      <w:r>
+        <w:t>Use this when helpful</w:t>
+      </w:r>
+    </w:p>
+    <w:p>
+      <w:pPr>
+        <w:spacing w:line="336" w:lineRule="auto" w:after="180"/>
+      </w:pPr>
+      <w:r>
+        <w:rPr>
+          <w:b w:val="0"/>
+        </w:rPr>
+        <w:t>Cards are two cats and two dogs, all red. Which question helps separate species: is it red or does it bark? State your assumption.</w:t>
+      </w:r>
+    </w:p>
+    <w:p>
+      <w:pPr>
+        <w:spacing w:line="336" w:lineRule="auto" w:after="180"/>
+      </w:pPr>
+      <w:r>
+        <w:rPr>
+          <w:b w:val="0"/>
+        </w:rPr>
+        <w:t>My practice answer and reason</w:t>
+      </w:r>
+    </w:p>
+    <w:p>
+      <w:pPr>
+        <w:pStyle w:val="Heading3"/>
+      </w:pPr>
+      <w:r>
+        <w:t>Write or draw your reasoning and evidence.</w:t>
+      </w:r>
+    </w:p>
+    <w:p>
+      <w:r>
+        <w:t>________________________________________________________________</w:t>
+      </w:r>
+    </w:p>
+    <w:p>
+      <w:r>
+        <w:t>________________________________________________________________</w:t>
+      </w:r>
+    </w:p>
+    <w:p>
+      <w:r>
+        <w:t>________________________________________________________________</w:t>
+      </w:r>
+    </w:p>
+    <w:p>
+      <w:r>
+        <w:t>________________________________________________________________</w:t>
+      </w:r>
+    </w:p>
+    <w:p>
+      <w:r>
+        <w:t>________________________________________________________________</w:t>
+      </w:r>
+    </w:p>
+    <w:p>
+      <w:pPr>
+        <w:pStyle w:val="Heading3"/>
+      </w:pPr>
+      <w:r>
+        <w:t>Week 15 Test and reflect</w:t>
+      </w:r>
+    </w:p>
+    <w:p>
+      <w:pPr>
+        <w:pStyle w:val="Heading1"/>
+      </w:pPr>
+      <w:r>
+        <w:t>08. Extra practice · Design a revealing test</w:t>
+      </w:r>
+    </w:p>
+    <w:p>
+      <w:r>
+        <w:t>Predict before tracing or testing.</w:t>
+      </w:r>
+    </w:p>
+    <w:p>
+      <w:pPr>
+        <w:pStyle w:val="Heading2"/>
+      </w:pPr>
+      <w:r>
+        <w:t>Use this when helpful</w:t>
+      </w:r>
+    </w:p>
+    <w:p>
+      <w:pPr>
+        <w:spacing w:line="336" w:lineRule="auto" w:after="180"/>
+      </w:pPr>
+      <w:r>
+        <w:rPr>
+          <w:b w:val="0"/>
+        </w:rPr>
+        <w:t xml:space="preserve">Create a changed </w:t>
+      </w:r>
+      <w:r>
+        <w:rPr>
+          <w:b/>
+        </w:rPr>
+        <w:t>input</w:t>
+      </w:r>
+      <w:r>
+        <w:rPr>
+          <w:b w:val="0"/>
+        </w:rPr>
+        <w:t>, boundary case or missing-information case. Write the expected answer or safe response before testing.</w:t>
+      </w:r>
+    </w:p>
+    <w:tbl>
+      <w:tblPr>
+        <w:tblStyle w:val="LightShading-Accent1"/>
+        <w:tblW w:type="auto" w:w="0"/>
+        <w:tblLook w:firstColumn="1" w:firstRow="1" w:lastColumn="0" w:lastRow="0" w:noHBand="0" w:noVBand="1" w:val="04A0"/>
+      </w:tblPr>
+      <w:tblGrid>
+        <w:gridCol w:w="5112"/>
+        <w:gridCol w:w="5112"/>
+      </w:tblGrid>
+      <w:tr>
+        <w:trPr>
+          <w:tblHeader/>
+        </w:trPr>
+        <w:tc>
+          <w:tcPr>
+            <w:tcW w:type="dxa" w:w="5112"/>
+          </w:tcPr>
+          <w:p>
+            <w:r>
+              <w:t>Test record</w:t>
+            </w:r>
+          </w:p>
+        </w:tc>
+        <w:tc>
+          <w:tcPr>
+            <w:tcW w:type="dxa" w:w="5112"/>
+          </w:tcPr>
+          <w:p>
+            <w:r>
+              <w:t>My evidence</w:t>
+            </w:r>
+          </w:p>
+        </w:tc>
+      </w:tr>
+      <w:tr>
+        <w:tc>
+          <w:tcPr>
+            <w:tcW w:type="dxa" w:w="5112"/>
+          </w:tcPr>
+          <w:p>
+            <w:r>
+              <w:t>Changed input or condition</w:t>
+            </w:r>
+          </w:p>
+        </w:tc>
+        <w:tc>
+          <w:tcPr>
+            <w:tcW w:type="dxa" w:w="5112"/>
+          </w:tcPr>
+          <w:p>
+            <w:r/>
+          </w:p>
+        </w:tc>
+      </w:tr>
+      <w:tr>
+        <w:tc>
+          <w:tcPr>
+            <w:tcW w:type="dxa" w:w="5112"/>
+          </w:tcPr>
+          <w:p>
+            <w:r>
+              <w:t>Expected answer or fallback</w:t>
+            </w:r>
+          </w:p>
+        </w:tc>
+        <w:tc>
+          <w:tcPr>
+            <w:tcW w:type="dxa" w:w="5112"/>
+          </w:tcPr>
+          <w:p>
+            <w:r/>
+          </w:p>
+        </w:tc>
+      </w:tr>
+      <w:tr>
+        <w:tc>
+          <w:tcPr>
+            <w:tcW w:type="dxa" w:w="5112"/>
+          </w:tcPr>
+          <w:p>
+            <w:r>
+              <w:t>Observed result</w:t>
+            </w:r>
+          </w:p>
+        </w:tc>
+        <w:tc>
+          <w:tcPr>
+            <w:tcW w:type="dxa" w:w="5112"/>
+          </w:tcPr>
+          <w:p>
+            <w:r/>
+          </w:p>
+        </w:tc>
+      </w:tr>
+      <w:tr>
+        <w:tc>
+          <w:tcPr>
+            <w:tcW w:type="dxa" w:w="5112"/>
+          </w:tcPr>
+          <w:p>
+            <w:r>
+              <w:t>Why the result occurred</w:t>
+            </w:r>
+          </w:p>
+        </w:tc>
+        <w:tc>
+          <w:tcPr>
+            <w:tcW w:type="dxa" w:w="5112"/>
+          </w:tcPr>
+          <w:p>
+            <w:r/>
+          </w:p>
+        </w:tc>
+      </w:tr>
+    </w:tbl>
+    <w:p>
+      <w:pPr>
+        <w:pStyle w:val="Heading1"/>
+      </w:pPr>
+      <w:r>
+        <w:t>11. Reference · Original target response space</w:t>
+      </w:r>
+    </w:p>
+    <w:p>
+      <w:r>
+        <w:t>This teaching case is practice rather than a fresh assessment.</w:t>
+      </w:r>
+    </w:p>
+    <w:p>
+      <w:pPr>
+        <w:pStyle w:val="Heading2"/>
+      </w:pPr>
+      <w:r>
+        <w:t>Use this when helpful</w:t>
+      </w:r>
+    </w:p>
+    <w:p>
+      <w:pPr>
+        <w:spacing w:line="336" w:lineRule="auto" w:after="180"/>
+      </w:pPr>
+      <w:r>
+        <w:rPr>
+          <w:b w:val="0"/>
+        </w:rPr>
+        <w:t>Six cards contain three animal and three space books; all have blue covers. Compare asking 'blue cover?' with 'animal subject?'. Is the better question guaranteed to work on inaccurately tagged books?</w:t>
+      </w:r>
+    </w:p>
+    <w:p>
+      <w:pPr>
+        <w:pStyle w:val="Heading3"/>
+      </w:pPr>
+      <w:r>
+        <w:t>My explanation after practice</w:t>
+      </w:r>
+    </w:p>
+    <w:p>
+      <w:r>
+        <w:t>________________________________________________________________</w:t>
+      </w:r>
+    </w:p>
+    <w:p>
+      <w:r>
+        <w:t>________________________________________________________________</w:t>
+      </w:r>
+    </w:p>
+    <w:p>
+      <w:r>
+        <w:t>________________________________________________________________</w:t>
+      </w:r>
+    </w:p>
+    <w:p>
+      <w:r>
+        <w:t>________________________________________________________________</w:t>
+      </w:r>
+    </w:p>
+    <w:p>
+      <w:r>
+        <w:t>________________________________________________________________</w:t>
+      </w:r>
+    </w:p>
+    <w:p>
+      <w:r>
+        <w:t>________________________________________________________________</w:t>
+      </w:r>
+    </w:p>
+    <w:p>
+      <w:r>
+        <w:t>________________________________________________________________</w:t>
+      </w:r>
+    </w:p>
+    <w:p>
+      <w:pPr>
+        <w:spacing w:line="336" w:lineRule="auto" w:after="180"/>
+      </w:pPr>
+      <w:r>
+        <w:rPr>
+          <w:b w:val="0"/>
+        </w:rPr>
+        <w:t>Record support used: none, hint or teacher explanation.</w:t>
+      </w:r>
+    </w:p>
+    <w:p>
+      <w:pPr>
+        <w:pStyle w:val="Heading1"/>
+      </w:pPr>
+      <w:r>
+        <w:t>15. Extra practice · Earlier tree-fitting transfer</w:t>
+      </w:r>
+    </w:p>
+    <w:p>
+      <w:r>
+        <w:t>This is a retained Week 14-style task, not a duplicate of the selected ten-card W4.</w:t>
+      </w:r>
+    </w:p>
+    <w:p>
+      <w:pPr>
+        <w:pStyle w:val="Heading2"/>
+      </w:pPr>
+      <w:r>
+        <w:t>Earlier task and saved response</w:t>
+      </w:r>
+    </w:p>
+    <w:p>
+      <w:pPr>
+        <w:pStyle w:val="ListBullet"/>
+      </w:pPr>
+      <w:r>
+        <w:t>New training rows (near,tall,label) are (1,0,clear),(1,1,clear),(1,0,clear),(0,1,blocked),(0,0,blocked),(0,1,clear). Use the same candidate order and tie policies. Give both candidates’ leaves and errors, then select the tree. Validation rows are (1,1,clear),(0,0,blocked),(0,1,clear),(1,0,blocked). List tree predictions and compare accuracy with the training-majority baseline.</w:t>
+      </w:r>
+    </w:p>
+    <w:p>
+      <w:pPr>
+        <w:pStyle w:val="Heading3"/>
+      </w:pPr>
+      <w:r>
+        <w:t>My reasoning and evidence</w:t>
+      </w:r>
+    </w:p>
+    <w:p>
+      <w:r>
+        <w:t>________________________________________________________________</w:t>
+      </w:r>
+    </w:p>
+    <w:p>
+      <w:r>
+        <w:t>________________________________________________________________</w:t>
+      </w:r>
+    </w:p>
+    <w:p>
+      <w:r>
+        <w:t>________________________________________________________________</w:t>
+      </w:r>
+    </w:p>
+    <w:p>
+      <w:r>
+        <w:t>________________________________________________________________</w:t>
+      </w:r>
+    </w:p>
+    <w:p>
+      <w:r>
+        <w:t>________________________________________________________________</w:t>
+      </w:r>
+    </w:p>
+    <w:p>
+      <w:r>
+        <w:t>________________________________________________________________</w:t>
+      </w:r>
+    </w:p>
+    <w:p>
+      <w:r>
+        <w:t>________________________________________________________________</w:t>
+      </w:r>
+    </w:p>
+    <w:p>
+      <w:r>
+        <w:t>________________________________________________________________</w:t>
+      </w:r>
+    </w:p>
+    <w:p>
+      <w:pPr>
+        <w:pStyle w:val="Heading1"/>
+      </w:pPr>
+      <w:r>
+        <w:t>18. Extra practice · Use the worked picture</w:t>
+      </w:r>
+    </w:p>
+    <w:p>
+      <w:r>
+        <w:t>Keep the explanation and the support you used.</w:t>
+      </w:r>
+    </w:p>
+    <w:p>
+      <w:pPr>
+        <w:pStyle w:val="Heading2"/>
+      </w:pPr>
+      <w:r>
+        <w:t>Use this when helpful</w:t>
       </w:r>
     </w:p>
     <w:p>
@@ -1895,16 +3890,7 @@
     </w:p>
     <w:p>
       <w:pPr>
-        <w:pStyle w:val="Heading3"/>
-      </w:pPr>
-      <w:r>
-        <w:t>Record the help used</w:t>
-      </w:r>
-    </w:p>
-    <w:p>
-      <w:pPr>
         <w:spacing w:line="336" w:lineRule="auto" w:after="180"/>
-        <w:shd w:fill="F1F6F8"/>
       </w:pPr>
       <w:r>
         <w:rPr>
@@ -1941,12 +3927,20 @@
         <w:pStyle w:val="Heading1"/>
       </w:pPr>
       <w:r>
-        <w:t>19. Project portfolio milestone</w:t>
-      </w:r>
-    </w:p>
-    <w:p>
-      <w:r>
-        <w:t>Keep this week’s input, deciding step, result and limit together in the Transparent Book Recommender record.</w:t>
+        <w:t>19. Reference · Project portfolio record</w:t>
+      </w:r>
+    </w:p>
+    <w:p>
+      <w:r>
+        <w:t>Extend your main project response when helpful.</w:t>
+      </w:r>
+    </w:p>
+    <w:p>
+      <w:pPr>
+        <w:pStyle w:val="Heading2"/>
+      </w:pPr>
+      <w:r>
+        <w:t>Use this when helpful</w:t>
       </w:r>
     </w:p>
     <w:p>
@@ -2136,12 +4130,569 @@
         <w:pStyle w:val="Heading1"/>
       </w:pPr>
       <w:r>
-        <w:t>20. Supported practice and learning evidence</w:t>
-      </w:r>
-    </w:p>
-    <w:p>
-      <w:r>
-        <w:t>Try the supported questions before comparing with hints and feedback. Record what you repaired and the evidence you retained.</w:t>
+        <w:t>20. Extra practice: pictures, repair and feedback</w:t>
+      </w:r>
+    </w:p>
+    <w:p>
+      <w:r>
+        <w:t>Attempt each question before opening its explanation. Use one browser or paper copy.</w:t>
+      </w:r>
+    </w:p>
+    <w:p>
+      <w:pPr>
+        <w:pStyle w:val="Heading2"/>
+      </w:pPr>
+      <w:r>
+        <w:t>First supported question</w:t>
+      </w:r>
+    </w:p>
+    <w:p>
+      <w:pPr>
+        <w:pStyle w:val="ListBullet"/>
+      </w:pPr>
+      <w:r>
+        <w:t>A fictional guessing game has eight catalogue cards and asks yes/no questions to narrow the target.</w:t>
+      </w:r>
+    </w:p>
+    <w:p>
+      <w:pPr>
+        <w:pStyle w:val="Heading3"/>
+      </w:pPr>
+      <w:r>
+        <w:t>Practice 1: explain the deciding evidence</w:t>
+      </w:r>
+    </w:p>
+    <w:p>
+      <w:pPr>
+        <w:pStyle w:val="ListBullet"/>
+      </w:pPr>
+      <w:r>
+        <w:t>Which labelled step matches this detail? Yes 8; No 0; largest remaining group 8.</w:t>
+      </w:r>
+    </w:p>
+    <w:p>
+      <w:pPr>
+        <w:pStyle w:val="ListBullet"/>
+      </w:pPr>
+      <w:r>
+        <w:t>1. List possibilities</w:t>
+      </w:r>
+    </w:p>
+    <w:p>
+      <w:pPr>
+        <w:pStyle w:val="ListBullet"/>
+      </w:pPr>
+      <w:r>
+        <w:t>2. Mystery question</w:t>
+      </w:r>
+    </w:p>
+    <w:p>
+      <w:pPr>
+        <w:pStyle w:val="ListBullet"/>
+      </w:pPr>
+      <w:r>
+        <w:t>3. Paperback question</w:t>
+      </w:r>
+    </w:p>
+    <w:p>
+      <w:pPr>
+        <w:pStyle w:val="ListBullet"/>
+      </w:pPr>
+      <w:r>
+        <w:t>4. English question</w:t>
+      </w:r>
+    </w:p>
+    <w:p>
+      <w:pPr>
+        <w:pStyle w:val="Heading3"/>
+      </w:pPr>
+      <w:r>
+        <w:t>My selected conclusion, deciding fact and explanation</w:t>
+      </w:r>
+    </w:p>
+    <w:p>
+      <w:r>
+        <w:t>________________________________________________________________</w:t>
+      </w:r>
+    </w:p>
+    <w:p>
+      <w:r>
+        <w:t>________________________________________________________________</w:t>
+      </w:r>
+    </w:p>
+    <w:p>
+      <w:r>
+        <w:t>________________________________________________________________</w:t>
+      </w:r>
+    </w:p>
+    <w:p>
+      <w:r>
+        <w:t>________________________________________________________________</w:t>
+      </w:r>
+    </w:p>
+    <w:p>
+      <w:r>
+        <w:t>________________________________________________________________</w:t>
+      </w:r>
+    </w:p>
+    <w:p>
+      <w:pPr>
+        <w:pStyle w:val="ListBullet"/>
+      </w:pPr>
+      <w:r>
+        <w:t>Hint if needed: Read the steps in the pictorial case. Match the supplied detail to the stage that performs or records it.</w:t>
+      </w:r>
+    </w:p>
+    <w:p>
+      <w:pPr>
+        <w:pStyle w:val="Heading2"/>
+      </w:pPr>
+      <w:r>
+        <w:t>Check the first explanation · reference / check after trying</w:t>
+      </w:r>
+    </w:p>
+    <w:p>
+      <w:pPr>
+        <w:spacing w:line="336" w:lineRule="auto" w:after="180"/>
+      </w:pPr>
+      <w:r>
+        <w:rPr>
+          <w:b w:val="0"/>
+        </w:rPr>
+        <w:t>After your attempt, compare with the supported explanation: English question Yes 8; No 0; largest remaining group 8.</w:t>
+      </w:r>
+    </w:p>
+    <w:p>
+      <w:pPr>
+        <w:spacing w:line="336" w:lineRule="auto" w:after="180"/>
+      </w:pPr>
+      <w:r>
+        <w:rPr>
+          <w:b w:val="0"/>
+        </w:rPr>
+        <w:t>Under the stated worst-case criterion, mystery is the most useful of these questions because it leaves at most four cards. The constant language clue never narrows the set.</w:t>
+      </w:r>
+    </w:p>
+    <w:p>
+      <w:pPr>
+        <w:spacing w:line="336" w:lineRule="auto" w:after="180"/>
+      </w:pPr>
+      <w:r>
+        <w:rPr>
+          <w:b w:val="0"/>
+        </w:rPr>
+        <w:t xml:space="preserve">This is an identification-game criterion; a classifier </w:t>
+      </w:r>
+      <w:r>
+        <w:rPr>
+          <w:b/>
+        </w:rPr>
+        <w:t>fitting</w:t>
+      </w:r>
+      <w:r>
+        <w:rPr>
+          <w:b w:val="0"/>
+        </w:rPr>
+        <w:t xml:space="preserve"> labels may instead compare </w:t>
+      </w:r>
+      <w:r>
+        <w:rPr>
+          <w:b/>
+        </w:rPr>
+        <w:t>prediction</w:t>
+      </w:r>
+      <w:r>
+        <w:rPr>
+          <w:b w:val="0"/>
+        </w:rPr>
+        <w:t xml:space="preserve"> errors or another declared </w:t>
+      </w:r>
+      <w:r>
+        <w:rPr>
+          <w:b/>
+        </w:rPr>
+        <w:t>training</w:t>
+      </w:r>
+      <w:r>
+        <w:rPr>
+          <w:b w:val="0"/>
+        </w:rPr>
+        <w:t xml:space="preserve"> measure.</w:t>
+      </w:r>
+    </w:p>
+    <w:p>
+      <w:pPr>
+        <w:pStyle w:val="Heading2"/>
+      </w:pPr>
+      <w:r>
+        <w:t>Changed-case question</w:t>
+      </w:r>
+    </w:p>
+    <w:p>
+      <w:pPr>
+        <w:pStyle w:val="Heading3"/>
+      </w:pPr>
+      <w:r>
+        <w:t>Practice 2: explain the deciding evidence</w:t>
+      </w:r>
+    </w:p>
+    <w:p>
+      <w:pPr>
+        <w:pStyle w:val="ListBullet"/>
+      </w:pPr>
+      <w:r>
+        <w:t>Changed-case practice: The current possibility set contains only the four mystery cards. Which conclusion is supported by the supplied facts?</w:t>
+      </w:r>
+    </w:p>
+    <w:p>
+      <w:pPr>
+        <w:pStyle w:val="ListBullet"/>
+      </w:pPr>
+      <w:r>
+        <w:t>1. We can decide the result without examining the changed input or the procedure.</w:t>
+      </w:r>
+    </w:p>
+    <w:p>
+      <w:pPr>
+        <w:pStyle w:val="ListBullet"/>
+      </w:pPr>
+      <w:r>
+        <w:t>2. Asking mystery now leaves all four; it no longer narrows the set.</w:t>
+      </w:r>
+    </w:p>
+    <w:p>
+      <w:pPr>
+        <w:pStyle w:val="ListBullet"/>
+      </w:pPr>
+      <w:r>
+        <w:t>3. This one example guarantees correct results for every future input.</w:t>
+      </w:r>
+    </w:p>
+    <w:p>
+      <w:pPr>
+        <w:pStyle w:val="Heading3"/>
+      </w:pPr>
+      <w:r>
+        <w:t>My selected conclusion, deciding fact and explanation</w:t>
+      </w:r>
+    </w:p>
+    <w:p>
+      <w:r>
+        <w:t>________________________________________________________________</w:t>
+      </w:r>
+    </w:p>
+    <w:p>
+      <w:r>
+        <w:t>________________________________________________________________</w:t>
+      </w:r>
+    </w:p>
+    <w:p>
+      <w:r>
+        <w:t>________________________________________________________________</w:t>
+      </w:r>
+    </w:p>
+    <w:p>
+      <w:r>
+        <w:t>________________________________________________________________</w:t>
+      </w:r>
+    </w:p>
+    <w:p>
+      <w:r>
+        <w:t>________________________________________________________________</w:t>
+      </w:r>
+    </w:p>
+    <w:p>
+      <w:pPr>
+        <w:pStyle w:val="ListBullet"/>
+      </w:pPr>
+      <w:r>
+        <w:t>Hint if needed: Use the changed condition and the deciding step in the pictorial trace. The answer must say what follows from those facts.</w:t>
+      </w:r>
+    </w:p>
+    <w:p>
+      <w:pPr>
+        <w:pStyle w:val="Heading2"/>
+      </w:pPr>
+      <w:r>
+        <w:t>Check the changed case · reference / check after trying</w:t>
+      </w:r>
+    </w:p>
+    <w:p>
+      <w:pPr>
+        <w:spacing w:line="336" w:lineRule="auto" w:after="180"/>
+      </w:pPr>
+      <w:r>
+        <w:rPr>
+          <w:b w:val="0"/>
+        </w:rPr>
+        <w:t>After your attempt, compare with the supported explanation: Asking mystery now leaves all four; it no longer narrows the set. Question value depends on the remaining candidates, not just on its wording.</w:t>
+      </w:r>
+    </w:p>
+    <w:p>
+      <w:pPr>
+        <w:pStyle w:val="Heading2"/>
+      </w:pPr>
+      <w:r>
+        <w:t>Repair and save your work</w:t>
+      </w:r>
+    </w:p>
+    <w:p>
+      <w:pPr>
+        <w:spacing w:line="336" w:lineRule="auto" w:after="180"/>
+      </w:pPr>
+      <w:r>
+        <w:rPr>
+          <w:b w:val="0"/>
+        </w:rPr>
+        <w:t xml:space="preserve">Review Decision Trees (ai-2/14). Goal: Fit a </w:t>
+      </w:r>
+      <w:r>
+        <w:rPr>
+          <w:b/>
+        </w:rPr>
+        <w:t>root</w:t>
+      </w:r>
+      <w:r>
+        <w:rPr>
+          <w:b w:val="0"/>
+        </w:rPr>
+        <w:t xml:space="preserve"> question and </w:t>
+      </w:r>
+      <w:r>
+        <w:rPr>
+          <w:b/>
+        </w:rPr>
+        <w:t>leaf</w:t>
+      </w:r>
+      <w:r>
+        <w:rPr>
+          <w:b w:val="0"/>
+        </w:rPr>
+        <w:t xml:space="preserve"> </w:t>
+      </w:r>
+      <w:r>
+        <w:rPr>
+          <w:b/>
+        </w:rPr>
+        <w:t>prediction</w:t>
+      </w:r>
+      <w:r>
+        <w:rPr>
+          <w:b w:val="0"/>
+        </w:rPr>
+        <w:t xml:space="preserve">s from </w:t>
+      </w:r>
+      <w:r>
+        <w:rPr>
+          <w:b/>
+        </w:rPr>
+        <w:t>training</w:t>
+      </w:r>
+      <w:r>
+        <w:rPr>
+          <w:b w:val="0"/>
+        </w:rPr>
+        <w:t xml:space="preserve"> examples. Short practice: Why does changing colour alone not change this tree’s </w:t>
+      </w:r>
+      <w:r>
+        <w:rPr>
+          <w:b/>
+        </w:rPr>
+        <w:t>prediction</w:t>
+      </w:r>
+      <w:r>
+        <w:rPr>
+          <w:b w:val="0"/>
+        </w:rPr>
+        <w:t>?.</w:t>
+      </w:r>
+    </w:p>
+    <w:p>
+      <w:pPr>
+        <w:spacing w:line="336" w:lineRule="auto" w:after="180"/>
+      </w:pPr>
+      <w:r>
+        <w:rPr>
+          <w:b w:val="0"/>
+        </w:rPr>
+        <w:t>Return to this week and explain what you changed.</w:t>
+      </w:r>
+    </w:p>
+    <w:p>
+      <w:pPr>
+        <w:spacing w:line="336" w:lineRule="auto" w:after="180"/>
+      </w:pPr>
+      <w:r>
+        <w:rPr>
+          <w:b w:val="0"/>
+        </w:rPr>
+        <w:t>Review Accuracy as a Fraction (ai-2/12). Goal: Explain why overall accuracy can hide failure on a less common class. Short practice: Why is 100% repair detection not sufficient to declare the changed classifier best?.</w:t>
+      </w:r>
+    </w:p>
+    <w:p>
+      <w:pPr>
+        <w:spacing w:line="336" w:lineRule="auto" w:after="180"/>
+      </w:pPr>
+      <w:r>
+        <w:rPr>
+          <w:b w:val="0"/>
+        </w:rPr>
+        <w:t>Return to this week and explain what you changed.</w:t>
+      </w:r>
+    </w:p>
+    <w:p>
+      <w:pPr>
+        <w:spacing w:line="336" w:lineRule="auto" w:after="180"/>
+      </w:pPr>
+      <w:r>
+        <w:rPr>
+          <w:b w:val="0"/>
+        </w:rPr>
+        <w:t>Review Features and Distractors (ai-2/9). Goal: Choose recorded properties that preserve distinctions needed for a stated task. Short practice: Does this one pair prove the classifier always ignores subject?</w:t>
+      </w:r>
+    </w:p>
+    <w:p>
+      <w:pPr>
+        <w:spacing w:line="336" w:lineRule="auto" w:after="180"/>
+      </w:pPr>
+      <w:r>
+        <w:rPr>
+          <w:b w:val="0"/>
+        </w:rPr>
+        <w:t>Explain a narrower claim.. Return to this week and explain what you changed.</w:t>
+      </w:r>
+    </w:p>
+    <w:p>
+      <w:pPr>
+        <w:spacing w:line="336" w:lineRule="auto" w:after="180"/>
+      </w:pPr>
+      <w:r>
+        <w:rPr>
+          <w:b w:val="0"/>
+        </w:rPr>
+        <w:t xml:space="preserve">The browser lab lets you edit the supported Python examples already included in this lesson. Predict first, run, inspect the actual </w:t>
+      </w:r>
+      <w:r>
+        <w:rPr>
+          <w:b/>
+        </w:rPr>
+        <w:t>output</w:t>
+      </w:r>
+      <w:r>
+        <w:rPr>
+          <w:b w:val="0"/>
+        </w:rPr>
+        <w:t xml:space="preserve"> or error, change one </w:t>
+      </w:r>
+      <w:r>
+        <w:rPr>
+          <w:b/>
+        </w:rPr>
+        <w:t>input</w:t>
+      </w:r>
+      <w:r>
+        <w:rPr>
+          <w:b w:val="0"/>
+        </w:rPr>
+        <w:t>, then run again.</w:t>
+      </w:r>
+    </w:p>
+    <w:p>
+      <w:pPr>
+        <w:spacing w:line="336" w:lineRule="auto" w:after="180"/>
+      </w:pPr>
+      <w:r>
+        <w:rPr>
+          <w:b w:val="0"/>
+        </w:rPr>
+        <w:t xml:space="preserve">Keep code, </w:t>
+      </w:r>
+      <w:r>
+        <w:rPr>
+          <w:b/>
+        </w:rPr>
+        <w:t>prediction</w:t>
+      </w:r>
+      <w:r>
+        <w:rPr>
+          <w:b w:val="0"/>
+        </w:rPr>
+        <w:t>s, actual results and a reasoned revision together. On paper, label your result as a trace rather than an execution.</w:t>
+      </w:r>
+    </w:p>
+    <w:p>
+      <w:pPr>
+        <w:spacing w:line="336" w:lineRule="auto" w:after="180"/>
+      </w:pPr>
+      <w:r>
+        <w:rPr>
+          <w:b w:val="0"/>
+        </w:rPr>
+        <w:t xml:space="preserve">Use Download completed work in the hosted lesson to export your answers, reflections, practice feedback and code-run </w:t>
+      </w:r>
+      <w:r>
+        <w:rPr>
+          <w:b/>
+        </w:rPr>
+        <w:t>evidence</w:t>
+      </w:r>
+      <w:r>
+        <w:rPr>
+          <w:b w:val="0"/>
+        </w:rPr>
+        <w:t>. Open the HTML copy to read or print it.</w:t>
+      </w:r>
+    </w:p>
+    <w:p>
+      <w:pPr>
+        <w:spacing w:line="336" w:lineRule="auto" w:after="180"/>
+      </w:pPr>
+      <w:r>
+        <w:rPr>
+          <w:b w:val="0"/>
+        </w:rPr>
+        <w:t>Drafts stay in this browser when storage is available; clear drafts on a shared device.</w:t>
+      </w:r>
+    </w:p>
+    <w:p>
+      <w:pPr>
+        <w:pStyle w:val="Heading3"/>
+      </w:pPr>
+      <w:r>
+        <w:t>What I repaired, the evidence I kept and the next test</w:t>
+      </w:r>
+    </w:p>
+    <w:p>
+      <w:r>
+        <w:t>________________________________________________________________</w:t>
+      </w:r>
+    </w:p>
+    <w:p>
+      <w:r>
+        <w:t>________________________________________________________________</w:t>
+      </w:r>
+    </w:p>
+    <w:p>
+      <w:r>
+        <w:t>________________________________________________________________</w:t>
+      </w:r>
+    </w:p>
+    <w:p>
+      <w:r>
+        <w:t>________________________________________________________________</w:t>
+      </w:r>
+    </w:p>
+    <w:p>
+      <w:r>
+        <w:t>________________________________________________________________</w:t>
+      </w:r>
+    </w:p>
+    <w:p>
+      <w:pPr>
+        <w:pStyle w:val="Heading2"/>
+      </w:pPr>
+      <w:r>
+        <w:t>Earlier wording, alternatives and picture transcripts · reference / check after trying</w:t>
       </w:r>
     </w:p>
     <w:p>
@@ -2157,80 +4708,10 @@
     </w:p>
     <w:p>
       <w:pPr>
-        <w:spacing w:line="336" w:lineRule="auto" w:after="180"/>
-      </w:pPr>
-      <w:r>
-        <w:rPr>
-          <w:b w:val="0"/>
-        </w:rPr>
-        <w:t>A fictional guessing game has eight catalogue cards and asks yes/no questions to narrow the target.</w:t>
-      </w:r>
-    </w:p>
-    <w:p>
-      <w:pPr>
         <w:pStyle w:val="Heading3"/>
       </w:pPr>
       <w:r>
-        <w:t>Practice 1: explain the deciding evidence</w:t>
-      </w:r>
-    </w:p>
-    <w:p>
-      <w:pPr>
-        <w:spacing w:line="336" w:lineRule="auto" w:after="180"/>
-      </w:pPr>
-      <w:r>
-        <w:rPr>
-          <w:b w:val="0"/>
-        </w:rPr>
-        <w:t>Which labelled step matches this detail? Yes 8; No 0; largest remaining group 8.</w:t>
-      </w:r>
-    </w:p>
-    <w:p>
-      <w:pPr>
-        <w:spacing w:line="336" w:lineRule="auto" w:after="180"/>
-        <w:shd w:fill="F4F9FC"/>
-      </w:pPr>
-      <w:r>
-        <w:rPr>
-          <w:b w:val="0"/>
-        </w:rPr>
-        <w:t>1. List possibilities</w:t>
-      </w:r>
-    </w:p>
-    <w:p>
-      <w:pPr>
-        <w:spacing w:line="336" w:lineRule="auto" w:after="180"/>
-        <w:shd w:fill="F4F9FC"/>
-      </w:pPr>
-      <w:r>
-        <w:rPr>
-          <w:b w:val="0"/>
-        </w:rPr>
-        <w:t>2. Mystery question</w:t>
-      </w:r>
-    </w:p>
-    <w:p>
-      <w:pPr>
-        <w:spacing w:line="336" w:lineRule="auto" w:after="180"/>
-        <w:shd w:fill="F4F9FC"/>
-      </w:pPr>
-      <w:r>
-        <w:rPr>
-          <w:b w:val="0"/>
-        </w:rPr>
-        <w:t>3. Paperback question</w:t>
-      </w:r>
-    </w:p>
-    <w:p>
-      <w:pPr>
-        <w:spacing w:line="336" w:lineRule="auto" w:after="180"/>
-        <w:shd w:fill="F4F9FC"/>
-      </w:pPr>
-      <w:r>
-        <w:rPr>
-          <w:b w:val="0"/>
-        </w:rPr>
-        <w:t>4. English question</w:t>
+        <w:t>Repair a missing building block</w:t>
       </w:r>
     </w:p>
     <w:p>
@@ -2238,32 +4719,7 @@
         <w:pStyle w:val="Heading3"/>
       </w:pPr>
       <w:r>
-        <w:t>My selected conclusion, deciding fact and explanation</w:t>
-      </w:r>
-    </w:p>
-    <w:p>
-      <w:r>
-        <w:t>________________________________________________________________</w:t>
-      </w:r>
-    </w:p>
-    <w:p>
-      <w:r>
-        <w:t>________________________________________________________________</w:t>
-      </w:r>
-    </w:p>
-    <w:p>
-      <w:r>
-        <w:t>________________________________________________________________</w:t>
-      </w:r>
-    </w:p>
-    <w:p>
-      <w:r>
-        <w:t>________________________________________________________________</w:t>
-      </w:r>
-    </w:p>
-    <w:p>
-      <w:r>
-        <w:t>________________________________________________________________</w:t>
+        <w:t>Predict, run and debug</w:t>
       </w:r>
     </w:p>
     <w:p>
@@ -2271,553 +4727,25 @@
         <w:pStyle w:val="Heading3"/>
       </w:pPr>
       <w:r>
-        <w:t>Hint · try first</w:t>
-      </w:r>
-    </w:p>
-    <w:p>
-      <w:pPr>
-        <w:spacing w:line="336" w:lineRule="auto" w:after="180"/>
-        <w:shd w:fill="F1F6F8"/>
-      </w:pPr>
-      <w:r>
-        <w:rPr>
-          <w:b w:val="0"/>
-        </w:rPr>
-        <w:t>Hint if needed: Read the steps in the pictorial case. Match the supplied detail to the stage that performs or records it.</w:t>
-      </w:r>
-    </w:p>
-    <w:p>
-      <w:pPr>
-        <w:pStyle w:val="Heading3"/>
-      </w:pPr>
-      <w:r>
-        <w:t>Feedback · compare after trying</w:t>
-      </w:r>
-    </w:p>
-    <w:p>
-      <w:pPr>
-        <w:spacing w:line="336" w:lineRule="auto" w:after="180"/>
-        <w:shd w:fill="F1F6FC"/>
-      </w:pPr>
-      <w:r>
-        <w:rPr>
-          <w:b w:val="0"/>
-        </w:rPr>
-        <w:t>After your attempt, compare with the supported explanation: English question Yes 8; No 0; largest remaining group 8.</w:t>
-      </w:r>
-    </w:p>
-    <w:p>
-      <w:pPr>
-        <w:spacing w:line="336" w:lineRule="auto" w:after="180"/>
-        <w:shd w:fill="F1F6FC"/>
-      </w:pPr>
-      <w:r>
-        <w:rPr>
-          <w:b w:val="0"/>
-        </w:rPr>
-        <w:t>Under the stated worst-case criterion, mystery is the most useful of these questions because it leaves at most four cards. The constant language clue never narrows the set.</w:t>
-      </w:r>
-    </w:p>
-    <w:p>
-      <w:pPr>
-        <w:spacing w:line="336" w:lineRule="auto" w:after="180"/>
-        <w:shd w:fill="F1F6FC"/>
-      </w:pPr>
-      <w:r>
-        <w:rPr>
-          <w:b w:val="0"/>
-        </w:rPr>
-        <w:t xml:space="preserve">This is an identification-game criterion; a classifier </w:t>
-      </w:r>
-      <w:r>
-        <w:rPr>
-          <w:b/>
-        </w:rPr>
-        <w:t>fitting</w:t>
-      </w:r>
-      <w:r>
-        <w:rPr>
-          <w:b w:val="0"/>
-        </w:rPr>
-        <w:t xml:space="preserve"> labels may instead compare </w:t>
-      </w:r>
-      <w:r>
-        <w:rPr>
-          <w:b/>
-        </w:rPr>
-        <w:t>prediction</w:t>
-      </w:r>
-      <w:r>
-        <w:rPr>
-          <w:b w:val="0"/>
-        </w:rPr>
-        <w:t xml:space="preserve"> errors or another declared </w:t>
-      </w:r>
-      <w:r>
-        <w:rPr>
-          <w:b/>
-        </w:rPr>
-        <w:t>training</w:t>
-      </w:r>
-      <w:r>
-        <w:rPr>
-          <w:b w:val="0"/>
-        </w:rPr>
-        <w:t xml:space="preserve"> measure.</w:t>
-      </w:r>
-    </w:p>
-    <w:p>
-      <w:pPr>
-        <w:pStyle w:val="Heading3"/>
-      </w:pPr>
-      <w:r>
-        <w:t>Practice 2: explain the deciding evidence</w:t>
-      </w:r>
-    </w:p>
-    <w:p>
-      <w:pPr>
-        <w:pStyle w:val="Heading3"/>
-      </w:pPr>
-      <w:r>
-        <w:t>Changed case · predict first</w:t>
-      </w:r>
-    </w:p>
-    <w:p>
-      <w:pPr>
-        <w:spacing w:line="336" w:lineRule="auto" w:after="180"/>
-        <w:shd w:fill="F5F1FB"/>
-      </w:pPr>
-      <w:r>
-        <w:rPr>
-          <w:b w:val="0"/>
-        </w:rPr>
-        <w:t>Changed-case practice: The current possibility set contains only the four mystery cards. Which conclusion is supported by the supplied facts?</w:t>
-      </w:r>
-    </w:p>
-    <w:p>
-      <w:pPr>
-        <w:spacing w:line="336" w:lineRule="auto" w:after="180"/>
-        <w:shd w:fill="F4F9FC"/>
-      </w:pPr>
-      <w:r>
-        <w:rPr>
-          <w:b w:val="0"/>
-        </w:rPr>
-        <w:t xml:space="preserve">1. We can decide the result without examining the changed </w:t>
-      </w:r>
-      <w:r>
-        <w:rPr>
-          <w:b/>
-        </w:rPr>
-        <w:t>input</w:t>
-      </w:r>
-      <w:r>
-        <w:rPr>
-          <w:b w:val="0"/>
-        </w:rPr>
-        <w:t xml:space="preserve"> or the procedure.</w:t>
-      </w:r>
-    </w:p>
-    <w:p>
-      <w:pPr>
-        <w:spacing w:line="336" w:lineRule="auto" w:after="180"/>
-        <w:shd w:fill="F4F9FC"/>
-      </w:pPr>
-      <w:r>
-        <w:rPr>
-          <w:b w:val="0"/>
-        </w:rPr>
-        <w:t>2. Asking mystery now leaves all four; it no longer narrows the set.</w:t>
-      </w:r>
-    </w:p>
-    <w:p>
-      <w:pPr>
-        <w:spacing w:line="336" w:lineRule="auto" w:after="180"/>
-        <w:shd w:fill="F4F9FC"/>
-      </w:pPr>
-      <w:r>
-        <w:rPr>
-          <w:b w:val="0"/>
-        </w:rPr>
-        <w:t xml:space="preserve">3. This one example guarantees correct results for every future </w:t>
-      </w:r>
-      <w:r>
-        <w:rPr>
-          <w:b/>
-        </w:rPr>
-        <w:t>input</w:t>
-      </w:r>
-      <w:r>
-        <w:rPr>
-          <w:b w:val="0"/>
-        </w:rPr>
-        <w:t>.</w:t>
-      </w:r>
-    </w:p>
-    <w:p>
-      <w:pPr>
-        <w:pStyle w:val="Heading3"/>
-      </w:pPr>
-      <w:r>
-        <w:t>My selected conclusion, deciding fact and explanation</w:t>
-      </w:r>
-    </w:p>
-    <w:p>
-      <w:r>
-        <w:t>________________________________________________________________</w:t>
-      </w:r>
-    </w:p>
-    <w:p>
-      <w:r>
-        <w:t>________________________________________________________________</w:t>
-      </w:r>
-    </w:p>
-    <w:p>
-      <w:r>
-        <w:t>________________________________________________________________</w:t>
-      </w:r>
-    </w:p>
-    <w:p>
-      <w:r>
-        <w:t>________________________________________________________________</w:t>
-      </w:r>
-    </w:p>
-    <w:p>
-      <w:r>
-        <w:t>________________________________________________________________</w:t>
-      </w:r>
-    </w:p>
-    <w:p>
-      <w:pPr>
-        <w:pStyle w:val="Heading3"/>
-      </w:pPr>
-      <w:r>
-        <w:t>Hint · try first</w:t>
-      </w:r>
-    </w:p>
-    <w:p>
-      <w:pPr>
-        <w:spacing w:line="336" w:lineRule="auto" w:after="180"/>
-        <w:shd w:fill="F1F6F8"/>
-      </w:pPr>
-      <w:r>
-        <w:rPr>
-          <w:b w:val="0"/>
-        </w:rPr>
-        <w:t>Hint if needed: Use the changed condition and the deciding step in the pictorial trace. The answer must say what follows from those facts.</w:t>
-      </w:r>
-    </w:p>
-    <w:p>
-      <w:pPr>
-        <w:pStyle w:val="Heading3"/>
-      </w:pPr>
-      <w:r>
-        <w:t>Feedback · compare after trying</w:t>
-      </w:r>
-    </w:p>
-    <w:p>
-      <w:pPr>
-        <w:spacing w:line="336" w:lineRule="auto" w:after="180"/>
-        <w:shd w:fill="F1F6FC"/>
-      </w:pPr>
-      <w:r>
-        <w:rPr>
-          <w:b w:val="0"/>
-        </w:rPr>
-        <w:t>After your attempt, compare with the supported explanation: Asking mystery now leaves all four; it no longer narrows the set. Question value depends on the remaining candidates, not just on its wording.</w:t>
-      </w:r>
-    </w:p>
-    <w:p>
-      <w:pPr>
-        <w:pStyle w:val="Heading3"/>
-      </w:pPr>
-      <w:r>
-        <w:t>Repair a missing building block</w:t>
-      </w:r>
-    </w:p>
-    <w:p>
-      <w:pPr>
-        <w:spacing w:line="336" w:lineRule="auto" w:after="180"/>
-      </w:pPr>
-      <w:r>
-        <w:rPr>
-          <w:b w:val="0"/>
-        </w:rPr>
-        <w:t xml:space="preserve">Review Decision Trees (ai-2/14). Goal: Fit a </w:t>
-      </w:r>
-      <w:r>
-        <w:rPr>
-          <w:b/>
-        </w:rPr>
-        <w:t>root</w:t>
-      </w:r>
-      <w:r>
-        <w:rPr>
-          <w:b w:val="0"/>
-        </w:rPr>
-        <w:t xml:space="preserve"> question and </w:t>
-      </w:r>
-      <w:r>
-        <w:rPr>
-          <w:b/>
-        </w:rPr>
-        <w:t>leaf</w:t>
-      </w:r>
-      <w:r>
-        <w:rPr>
-          <w:b w:val="0"/>
-        </w:rPr>
-        <w:t xml:space="preserve"> </w:t>
-      </w:r>
-      <w:r>
-        <w:rPr>
-          <w:b/>
-        </w:rPr>
-        <w:t>prediction</w:t>
-      </w:r>
-      <w:r>
-        <w:rPr>
-          <w:b w:val="0"/>
-        </w:rPr>
-        <w:t xml:space="preserve">s from </w:t>
-      </w:r>
-      <w:r>
-        <w:rPr>
-          <w:b/>
-        </w:rPr>
-        <w:t>training</w:t>
-      </w:r>
-      <w:r>
-        <w:rPr>
-          <w:b w:val="0"/>
-        </w:rPr>
-        <w:t xml:space="preserve"> examples. Short practice: Why does changing colour alone not change this tree’s </w:t>
-      </w:r>
-      <w:r>
-        <w:rPr>
-          <w:b/>
-        </w:rPr>
-        <w:t>prediction</w:t>
-      </w:r>
-      <w:r>
-        <w:rPr>
-          <w:b w:val="0"/>
-        </w:rPr>
-        <w:t>?.</w:t>
-      </w:r>
-    </w:p>
-    <w:p>
-      <w:pPr>
-        <w:spacing w:line="336" w:lineRule="auto" w:after="180"/>
-      </w:pPr>
-      <w:r>
-        <w:rPr>
-          <w:b w:val="0"/>
-        </w:rPr>
-        <w:t>Return to this week and explain what you changed.</w:t>
-      </w:r>
-    </w:p>
-    <w:p>
-      <w:pPr>
-        <w:spacing w:line="336" w:lineRule="auto" w:after="180"/>
-      </w:pPr>
-      <w:r>
-        <w:rPr>
-          <w:b w:val="0"/>
-        </w:rPr>
-        <w:t>Review Accuracy as a Fraction (ai-2/12). Goal: Explain why overall accuracy can hide failure on a less common class. Short practice: Why is 100% repair detection not sufficient to declare the changed classifier best?.</w:t>
-      </w:r>
-    </w:p>
-    <w:p>
-      <w:pPr>
-        <w:spacing w:line="336" w:lineRule="auto" w:after="180"/>
-      </w:pPr>
-      <w:r>
-        <w:rPr>
-          <w:b w:val="0"/>
-        </w:rPr>
-        <w:t>Return to this week and explain what you changed.</w:t>
-      </w:r>
-    </w:p>
-    <w:p>
-      <w:pPr>
-        <w:spacing w:line="336" w:lineRule="auto" w:after="180"/>
-      </w:pPr>
-      <w:r>
-        <w:rPr>
-          <w:b w:val="0"/>
-        </w:rPr>
-        <w:t>Review Features and Distractors (ai-2/9). Goal: Choose recorded properties that preserve distinctions needed for a stated task. Short practice: Does this one pair prove the classifier always ignores subject?</w:t>
-      </w:r>
-    </w:p>
-    <w:p>
-      <w:pPr>
-        <w:spacing w:line="336" w:lineRule="auto" w:after="180"/>
-      </w:pPr>
-      <w:r>
-        <w:rPr>
-          <w:b w:val="0"/>
-        </w:rPr>
-        <w:t>Explain a narrower claim.. Return to this week and explain what you changed.</w:t>
-      </w:r>
-    </w:p>
-    <w:p>
-      <w:pPr>
-        <w:pStyle w:val="Heading3"/>
-      </w:pPr>
-      <w:r>
-        <w:t>Predict, run and debug</w:t>
-      </w:r>
-    </w:p>
-    <w:p>
-      <w:pPr>
-        <w:spacing w:line="336" w:lineRule="auto" w:after="180"/>
-      </w:pPr>
-      <w:r>
-        <w:rPr>
-          <w:b w:val="0"/>
-        </w:rPr>
-        <w:t xml:space="preserve">The browser lab lets you edit the supported Python examples already included in this lesson. Predict first, run, inspect the actual </w:t>
-      </w:r>
-      <w:r>
-        <w:rPr>
-          <w:b/>
-        </w:rPr>
-        <w:t>output</w:t>
-      </w:r>
-      <w:r>
-        <w:rPr>
-          <w:b w:val="0"/>
-        </w:rPr>
-        <w:t xml:space="preserve"> or error, change one </w:t>
-      </w:r>
-      <w:r>
-        <w:rPr>
-          <w:b/>
-        </w:rPr>
-        <w:t>input</w:t>
-      </w:r>
-      <w:r>
-        <w:rPr>
-          <w:b w:val="0"/>
-        </w:rPr>
-        <w:t>, then run again.</w:t>
-      </w:r>
-    </w:p>
-    <w:p>
-      <w:pPr>
-        <w:spacing w:line="336" w:lineRule="auto" w:after="180"/>
-      </w:pPr>
-      <w:r>
-        <w:rPr>
-          <w:b w:val="0"/>
-        </w:rPr>
-        <w:t xml:space="preserve">Keep code, </w:t>
-      </w:r>
-      <w:r>
-        <w:rPr>
-          <w:b/>
-        </w:rPr>
-        <w:t>prediction</w:t>
-      </w:r>
-      <w:r>
-        <w:rPr>
-          <w:b w:val="0"/>
-        </w:rPr>
-        <w:t>s, actual results and a reasoned revision together. On paper, label your result as a trace rather than an execution.</w:t>
-      </w:r>
-    </w:p>
-    <w:p>
-      <w:pPr>
-        <w:pStyle w:val="Heading3"/>
-      </w:pPr>
-      <w:r>
         <w:t>Keep your completed work</w:t>
       </w:r>
     </w:p>
     <w:p>
       <w:pPr>
-        <w:spacing w:line="336" w:lineRule="auto" w:after="180"/>
-      </w:pPr>
-      <w:r>
-        <w:rPr>
-          <w:b w:val="0"/>
-        </w:rPr>
-        <w:t xml:space="preserve">Use Download completed work in the hosted lesson to export your answers, reflections, practice feedback and code-run </w:t>
-      </w:r>
-      <w:r>
-        <w:rPr>
-          <w:b/>
-        </w:rPr>
-        <w:t>evidence</w:t>
-      </w:r>
-      <w:r>
-        <w:rPr>
-          <w:b w:val="0"/>
-        </w:rPr>
-        <w:t>. Open the HTML copy to read or print it.</w:t>
-      </w:r>
-    </w:p>
-    <w:p>
-      <w:pPr>
-        <w:spacing w:line="336" w:lineRule="auto" w:after="180"/>
-      </w:pPr>
-      <w:r>
-        <w:rPr>
-          <w:b w:val="0"/>
-        </w:rPr>
-        <w:t>Drafts stay in this browser when storage is available; clear drafts on a shared device.</w:t>
-      </w:r>
-    </w:p>
-    <w:p>
-      <w:pPr>
-        <w:pStyle w:val="Heading3"/>
-      </w:pPr>
-      <w:r>
-        <w:t>What I repaired, the evidence I kept and the next test</w:t>
-      </w:r>
-    </w:p>
-    <w:p>
-      <w:r>
-        <w:t>________________________________________________________________</w:t>
-      </w:r>
-    </w:p>
-    <w:p>
-      <w:r>
-        <w:t>________________________________________________________________</w:t>
-      </w:r>
-    </w:p>
-    <w:p>
-      <w:r>
-        <w:t>________________________________________________________________</w:t>
-      </w:r>
-    </w:p>
-    <w:p>
-      <w:r>
-        <w:t>________________________________________________________________</w:t>
-      </w:r>
-    </w:p>
-    <w:p>
-      <w:r>
-        <w:t>________________________________________________________________</w:t>
-      </w:r>
-    </w:p>
-    <w:p>
-      <w:pPr>
         <w:pStyle w:val="Heading1"/>
       </w:pPr>
       <w:r>
-        <w:t>21. Visual concept journey</w:t>
-      </w:r>
-    </w:p>
-    <w:p>
-      <w:r>
-        <w:t>Explain each Choose Informative Questions picture from its labels, then record a relevant limit.</w:t>
-      </w:r>
-    </w:p>
-    <w:p>
-      <w:pPr>
-        <w:pStyle w:val="Heading3"/>
+        <w:t>21. Reference · Six-picture response sheets</w:t>
+      </w:r>
+    </w:p>
+    <w:p>
+      <w:r>
+        <w:t>Choose the image that helps rather than repeating all six.</w:t>
+      </w:r>
+    </w:p>
+    <w:p>
+      <w:pPr>
+        <w:pStyle w:val="Heading2"/>
       </w:pPr>
       <w:r>
         <w:t>01. Choose Informative Questions: the case</w:t>
@@ -2884,7 +4812,6 @@
     <w:p>
       <w:pPr>
         <w:spacing w:line="336" w:lineRule="auto" w:after="180"/>
-        <w:shd w:fill="F5F1FB"/>
       </w:pPr>
       <w:r>
         <w:rPr>
@@ -2923,7 +4850,7 @@
     </w:p>
     <w:p>
       <w:pPr>
-        <w:pStyle w:val="Heading3"/>
+        <w:pStyle w:val="Heading2"/>
       </w:pPr>
       <w:r>
         <w:t>02. Follow the deciding steps</w:t>
@@ -2979,7 +4906,6 @@
     <w:p>
       <w:pPr>
         <w:spacing w:line="336" w:lineRule="auto" w:after="180"/>
-        <w:shd w:fill="F5F1FB"/>
       </w:pPr>
       <w:r>
         <w:rPr>
@@ -3030,7 +4956,7 @@
     </w:p>
     <w:p>
       <w:pPr>
-        <w:pStyle w:val="Heading3"/>
+        <w:pStyle w:val="Heading2"/>
       </w:pPr>
       <w:r>
         <w:t>03. Worst-case remaining candidates</w:t>
@@ -3086,7 +5012,6 @@
     <w:p>
       <w:pPr>
         <w:spacing w:line="336" w:lineRule="auto" w:after="180"/>
-        <w:shd w:fill="F5F1FB"/>
       </w:pPr>
       <w:r>
         <w:rPr>
@@ -3125,7 +5050,7 @@
     </w:p>
     <w:p>
       <w:pPr>
-        <w:pStyle w:val="Heading3"/>
+        <w:pStyle w:val="Heading2"/>
       </w:pPr>
       <w:r>
         <w:t>04. Change one thing. Trace what follows.</w:t>
@@ -3192,7 +5117,6 @@
     <w:p>
       <w:pPr>
         <w:spacing w:line="336" w:lineRule="auto" w:after="180"/>
-        <w:shd w:fill="F5F1FB"/>
       </w:pPr>
       <w:r>
         <w:rPr>
@@ -3231,7 +5155,7 @@
     </w:p>
     <w:p>
       <w:pPr>
-        <w:pStyle w:val="Heading3"/>
+        <w:pStyle w:val="Heading2"/>
       </w:pPr>
       <w:r>
         <w:t>05. Connect the explanation to its limit</w:t>
@@ -3345,7 +5269,6 @@
     <w:p>
       <w:pPr>
         <w:spacing w:line="336" w:lineRule="auto" w:after="180"/>
-        <w:shd w:fill="F5F1FB"/>
       </w:pPr>
       <w:r>
         <w:rPr>
@@ -3384,7 +5307,7 @@
     </w:p>
     <w:p>
       <w:pPr>
-        <w:pStyle w:val="Heading3"/>
+        <w:pStyle w:val="Heading2"/>
       </w:pPr>
       <w:r>
         <w:t>06. Make the idea visible in your project</w:t>
@@ -3475,7 +5398,6 @@
     <w:p>
       <w:pPr>
         <w:spacing w:line="336" w:lineRule="auto" w:after="180"/>
-        <w:shd w:fill="F5F1FB"/>
       </w:pPr>
       <w:r>
         <w:rPr>
@@ -3522,6 +5444,62 @@
     <w:p>
       <w:r>
         <w:t>________________________________________________________________</w:t>
+      </w:r>
+    </w:p>
+    <w:p>
+      <w:pPr>
+        <w:pStyle w:val="Heading2"/>
+      </w:pPr>
+      <w:r>
+        <w:t>Earlier wording, alternatives and picture transcripts · reference / check after trying</w:t>
+      </w:r>
+    </w:p>
+    <w:p>
+      <w:pPr>
+        <w:pStyle w:val="Heading3"/>
+      </w:pPr>
+      <w:r>
+        <w:t>01. Choose Informative Questions: the case</w:t>
+      </w:r>
+    </w:p>
+    <w:p>
+      <w:pPr>
+        <w:pStyle w:val="Heading3"/>
+      </w:pPr>
+      <w:r>
+        <w:t>02. Follow the deciding steps</w:t>
+      </w:r>
+    </w:p>
+    <w:p>
+      <w:pPr>
+        <w:pStyle w:val="Heading3"/>
+      </w:pPr>
+      <w:r>
+        <w:t>03. Worst-case remaining candidates</w:t>
+      </w:r>
+    </w:p>
+    <w:p>
+      <w:pPr>
+        <w:pStyle w:val="Heading3"/>
+      </w:pPr>
+      <w:r>
+        <w:t>04. Change one thing. Trace what follows.</w:t>
+      </w:r>
+    </w:p>
+    <w:p>
+      <w:pPr>
+        <w:pStyle w:val="Heading3"/>
+      </w:pPr>
+      <w:r>
+        <w:t>05. Connect the explanation to its limit</w:t>
+      </w:r>
+    </w:p>
+    <w:p>
+      <w:pPr>
+        <w:pStyle w:val="Heading3"/>
+      </w:pPr>
+      <w:r>
+        <w:t>06. Make the idea visible in your project</w:t>
       </w:r>
     </w:p>
     <w:sectPr>
